--- a/11-变流电路/02-逆变电路/SVPWM逆变电路/SVPWM逆变电路.docx
+++ b/11-变流电路/02-逆变电路/SVPWM逆变电路/SVPWM逆变电路.docx
@@ -4235,6 +4235,20 @@
     </w:p>
     <w:bookmarkEnd w:id="26"/>
     <w:bookmarkEnd w:id="27"/>
+    <w:p>
+      <w:pPr>
+        <w:spacing w:before="360"/>
+        <w:jc w:val="center"/>
+      </w:pPr>
+      <w:r>
+        <w:rPr>
+          <w:rFonts w:ascii="Times New Roman" w:hAnsi="Times New Roman"/>
+          <w:color w:val="555555"/>
+          <w:sz w:val="21"/>
+        </w:rPr>
+        <w:t>材料收集者：杜文杰</w:t>
+      </w:r>
+    </w:p>
     <w:sectPr>
       <w:headerReference r:id="rId9" w:type="default"/>
       <w:footerReference r:id="rId10" w:type="default"/>

--- a/11-变流电路/02-逆变电路/SVPWM逆变电路/SVPWM逆变电路.docx
+++ b/11-变流电路/02-逆变电路/SVPWM逆变电路/SVPWM逆变电路.docx
@@ -1,6 +1,6 @@
 
 <file path=word/document.xml><?xml version="1.0" encoding="utf-8"?>
-<w:document xmlns:w="http://schemas.openxmlformats.org/wordprocessingml/2006/main" xmlns:m="http://schemas.openxmlformats.org/officeDocument/2006/math" xmlns:r="http://schemas.openxmlformats.org/officeDocument/2006/relationships" xmlns:o="urn:schemas-microsoft-com:office:office" xmlns:v="urn:schemas-microsoft-com:vml" xmlns:w10="urn:schemas-microsoft-com:office:word" xmlns:a="http://schemas.openxmlformats.org/drawingml/2006/main" xmlns:pic="http://schemas.openxmlformats.org/drawingml/2006/picture" xmlns:wp="http://schemas.openxmlformats.org/drawingml/2006/wordprocessingDrawing">
+<w:document xmlns:m="http://schemas.openxmlformats.org/officeDocument/2006/math" xmlns:r="http://schemas.openxmlformats.org/officeDocument/2006/relationships" xmlns:w="http://schemas.openxmlformats.org/wordprocessingml/2006/main" xmlns:o="urn:schemas-microsoft-com:office:office" xmlns:v="urn:schemas-microsoft-com:vml" xmlns:w10="urn:schemas-microsoft-com:office:word" xmlns:a="http://schemas.openxmlformats.org/drawingml/2006/main" xmlns:pic="http://schemas.openxmlformats.org/drawingml/2006/picture" xmlns:wp="http://schemas.openxmlformats.org/drawingml/2006/wordprocessingDrawing">
   <w:body>
     <w:bookmarkStart w:id="27" w:name="svpwm-逆变电路"/>
     <w:p>
@@ -8,11 +8,14 @@
         <w:pStyle w:val="Heading1"/>
       </w:pPr>
       <w:r>
+        <w:rPr>
+          <w:rFonts w:eastAsia="黑体"/>
+        </w:rPr>
         <w:t xml:space="preserve">SVPWM </w:t>
       </w:r>
       <w:r>
         <w:rPr>
-          <w:rFonts w:hint="eastAsia"/>
+          <w:rFonts w:hint="eastAsia" w:eastAsia="黑体"/>
         </w:rPr>
         <w:t xml:space="preserve">逆变电路</w:t>
       </w:r>
@@ -24,7 +27,7 @@
       </w:pPr>
       <w:r>
         <w:rPr>
-          <w:rFonts w:hint="eastAsia"/>
+          <w:rFonts w:hint="eastAsia" w:eastAsia="黑体"/>
         </w:rPr>
         <w:t xml:space="preserve">拓扑描述</w:t>
       </w:r>
@@ -35,11 +38,14 @@
       </w:pPr>
       <w:r>
         <w:rPr>
-          <w:rFonts w:hint="eastAsia"/>
+          <w:rFonts w:hint="eastAsia" w:eastAsia="黑体"/>
         </w:rPr>
         <w:t xml:space="preserve">该电路由直流母线电容</w:t>
       </w:r>
       <w:r>
+        <w:rPr>
+          <w:rFonts w:eastAsia="黑体"/>
+        </w:rPr>
         <w:t xml:space="preserve"> </w:t>
       </w:r>
       <m:oMath>
@@ -61,20 +67,26 @@
       </m:oMath>
       <w:r>
         <w:rPr>
-          <w:rFonts w:hint="eastAsia"/>
+          <w:rFonts w:hint="eastAsia" w:eastAsia="黑体"/>
         </w:rPr>
         <w:t xml:space="preserve">（编号</w:t>
       </w:r>
       <w:r>
+        <w:rPr>
+          <w:rFonts w:eastAsia="黑体"/>
+        </w:rPr>
         <w:t xml:space="preserve"> </w:t>
       </w:r>
       <w:r>
         <w:rPr>
-          <w:rFonts w:hint="eastAsia"/>
+          <w:rFonts w:hint="eastAsia" w:eastAsia="黑体"/>
         </w:rPr>
         <w:t xml:space="preserve">C1）、六只功率开关管</w:t>
       </w:r>
       <w:r>
+        <w:rPr>
+          <w:rFonts w:eastAsia="黑体"/>
+        </w:rPr>
         <w:t xml:space="preserve"> </w:t>
       </w:r>
       <m:oMath>
@@ -92,6 +104,9 @@
         </m:sSub>
       </m:oMath>
       <w:r>
+        <w:rPr>
+          <w:rFonts w:eastAsia="黑体"/>
+        </w:rPr>
         <w:t xml:space="preserve">~</w:t>
       </w:r>
       <m:oMath>
@@ -110,11 +125,14 @@
       </m:oMath>
       <w:r>
         <w:rPr>
-          <w:rFonts w:hint="eastAsia"/>
+          <w:rFonts w:hint="eastAsia" w:eastAsia="黑体"/>
         </w:rPr>
         <w:t xml:space="preserve">（IGBT/MOSFET，各反并联续流二极管</w:t>
       </w:r>
       <w:r>
+        <w:rPr>
+          <w:rFonts w:eastAsia="黑体"/>
+        </w:rPr>
         <w:t xml:space="preserve"> </w:t>
       </w:r>
       <m:oMath>
@@ -132,6 +150,9 @@
         </m:sSub>
       </m:oMath>
       <w:r>
+        <w:rPr>
+          <w:rFonts w:eastAsia="黑体"/>
+        </w:rPr>
         <w:t xml:space="preserve">~</w:t>
       </w:r>
       <m:oMath>
@@ -150,29 +171,38 @@
       </m:oMath>
       <w:r>
         <w:rPr>
-          <w:rFonts w:hint="eastAsia"/>
+          <w:rFonts w:hint="eastAsia" w:eastAsia="黑体"/>
         </w:rPr>
         <w:t xml:space="preserve">）组成的三相桥式逆变器、SVPWM</w:t>
       </w:r>
       <w:r>
+        <w:rPr>
+          <w:rFonts w:eastAsia="黑体"/>
+        </w:rPr>
         <w:t xml:space="preserve"> </w:t>
       </w:r>
       <w:r>
         <w:rPr>
-          <w:rFonts w:hint="eastAsia"/>
+          <w:rFonts w:hint="eastAsia" w:eastAsia="黑体"/>
         </w:rPr>
         <w:t xml:space="preserve">调制器</w:t>
       </w:r>
       <w:r>
+        <w:rPr>
+          <w:rFonts w:eastAsia="黑体"/>
+        </w:rPr>
         <w:t xml:space="preserve"> </w:t>
       </w:r>
       <w:r>
         <w:rPr>
-          <w:rFonts w:hint="eastAsia"/>
+          <w:rFonts w:hint="eastAsia" w:eastAsia="黑体"/>
         </w:rPr>
         <w:t xml:space="preserve">IC1（DSP/控制器）及输出滤波与电机负载构成。关键节点定义如下：直流母线正节点</w:t>
       </w:r>
       <w:r>
+        <w:rPr>
+          <w:rFonts w:eastAsia="黑体"/>
+        </w:rPr>
         <w:t xml:space="preserve"> </w:t>
       </w:r>
       <m:oMath>
@@ -181,15 +211,21 @@
         </m:r>
       </m:oMath>
       <w:r>
+        <w:rPr>
+          <w:rFonts w:eastAsia="黑体"/>
+        </w:rPr>
         <w:t xml:space="preserve"> </w:t>
       </w:r>
       <w:r>
         <w:rPr>
-          <w:rFonts w:hint="eastAsia"/>
+          <w:rFonts w:hint="eastAsia" w:eastAsia="黑体"/>
         </w:rPr>
         <w:t xml:space="preserve">接三个上管</w:t>
       </w:r>
       <w:r>
+        <w:rPr>
+          <w:rFonts w:eastAsia="黑体"/>
+        </w:rPr>
         <w:t xml:space="preserve"> </w:t>
       </w:r>
       <m:oMath>
@@ -243,33 +279,45 @@
         </m:sSub>
       </m:oMath>
       <w:r>
+        <w:rPr>
+          <w:rFonts w:eastAsia="黑体"/>
+        </w:rPr>
         <w:t xml:space="preserve"> </w:t>
       </w:r>
       <w:r>
         <w:rPr>
-          <w:rFonts w:hint="eastAsia"/>
+          <w:rFonts w:hint="eastAsia" w:eastAsia="黑体"/>
         </w:rPr>
         <w:t xml:space="preserve">的集电极</w:t>
       </w:r>
       <w:r>
+        <w:rPr>
+          <w:rFonts w:eastAsia="黑体"/>
+        </w:rPr>
         <w:t xml:space="preserve"> </w:t>
       </w:r>
       <w:r>
         <w:rPr>
-          <w:rFonts w:hint="eastAsia"/>
+          <w:rFonts w:hint="eastAsia" w:eastAsia="黑体"/>
         </w:rPr>
         <w:t xml:space="preserve">C/漏极</w:t>
       </w:r>
       <w:r>
+        <w:rPr>
+          <w:rFonts w:eastAsia="黑体"/>
+        </w:rPr>
         <w:t xml:space="preserve"> D </w:t>
       </w:r>
       <w:r>
         <w:rPr>
-          <w:rFonts w:hint="eastAsia"/>
+          <w:rFonts w:hint="eastAsia" w:eastAsia="黑体"/>
         </w:rPr>
         <w:t xml:space="preserve">与母线电容</w:t>
       </w:r>
       <w:r>
+        <w:rPr>
+          <w:rFonts w:eastAsia="黑体"/>
+        </w:rPr>
         <w:t xml:space="preserve"> </w:t>
       </w:r>
       <m:oMath>
@@ -290,15 +338,21 @@
         </m:sSub>
       </m:oMath>
       <w:r>
+        <w:rPr>
+          <w:rFonts w:eastAsia="黑体"/>
+        </w:rPr>
         <w:t xml:space="preserve"> </w:t>
       </w:r>
       <w:r>
         <w:rPr>
-          <w:rFonts w:hint="eastAsia"/>
+          <w:rFonts w:hint="eastAsia" w:eastAsia="黑体"/>
         </w:rPr>
         <w:t xml:space="preserve">正端；直流母线负节点</w:t>
       </w:r>
       <w:r>
+        <w:rPr>
+          <w:rFonts w:eastAsia="黑体"/>
+        </w:rPr>
         <w:t xml:space="preserve"> </w:t>
       </w:r>
       <m:oMath>
@@ -307,15 +361,21 @@
         </m:r>
       </m:oMath>
       <w:r>
+        <w:rPr>
+          <w:rFonts w:eastAsia="黑体"/>
+        </w:rPr>
         <w:t xml:space="preserve"> </w:t>
       </w:r>
       <w:r>
         <w:rPr>
-          <w:rFonts w:hint="eastAsia"/>
+          <w:rFonts w:hint="eastAsia" w:eastAsia="黑体"/>
         </w:rPr>
         <w:t xml:space="preserve">接三个下管</w:t>
       </w:r>
       <w:r>
+        <w:rPr>
+          <w:rFonts w:eastAsia="黑体"/>
+        </w:rPr>
         <w:t xml:space="preserve"> </w:t>
       </w:r>
       <m:oMath>
@@ -369,33 +429,45 @@
         </m:sSub>
       </m:oMath>
       <w:r>
+        <w:rPr>
+          <w:rFonts w:eastAsia="黑体"/>
+        </w:rPr>
         <w:t xml:space="preserve"> </w:t>
       </w:r>
       <w:r>
         <w:rPr>
-          <w:rFonts w:hint="eastAsia"/>
+          <w:rFonts w:hint="eastAsia" w:eastAsia="黑体"/>
         </w:rPr>
         <w:t xml:space="preserve">的发射极</w:t>
       </w:r>
       <w:r>
+        <w:rPr>
+          <w:rFonts w:eastAsia="黑体"/>
+        </w:rPr>
         <w:t xml:space="preserve"> </w:t>
       </w:r>
       <w:r>
         <w:rPr>
-          <w:rFonts w:hint="eastAsia"/>
+          <w:rFonts w:hint="eastAsia" w:eastAsia="黑体"/>
         </w:rPr>
         <w:t xml:space="preserve">E/源极</w:t>
       </w:r>
       <w:r>
+        <w:rPr>
+          <w:rFonts w:eastAsia="黑体"/>
+        </w:rPr>
         <w:t xml:space="preserve"> S </w:t>
       </w:r>
       <w:r>
         <w:rPr>
-          <w:rFonts w:hint="eastAsia"/>
+          <w:rFonts w:hint="eastAsia" w:eastAsia="黑体"/>
         </w:rPr>
         <w:t xml:space="preserve">与母线电容</w:t>
       </w:r>
       <w:r>
+        <w:rPr>
+          <w:rFonts w:eastAsia="黑体"/>
+        </w:rPr>
         <w:t xml:space="preserve"> </w:t>
       </w:r>
       <m:oMath>
@@ -416,11 +488,14 @@
         </m:sSub>
       </m:oMath>
       <w:r>
+        <w:rPr>
+          <w:rFonts w:eastAsia="黑体"/>
+        </w:rPr>
         <w:t xml:space="preserve"> </w:t>
       </w:r>
       <w:r>
         <w:rPr>
-          <w:rFonts w:hint="eastAsia"/>
+          <w:rFonts w:hint="eastAsia" w:eastAsia="黑体"/>
         </w:rPr>
         <w:t xml:space="preserve">负端；三相开关节点（桥臂中点）</w:t>
       </w:r>
@@ -475,15 +550,21 @@
         </m:sSub>
       </m:oMath>
       <w:r>
+        <w:rPr>
+          <w:rFonts w:eastAsia="黑体"/>
+        </w:rPr>
         <w:t xml:space="preserve"> </w:t>
       </w:r>
       <w:r>
         <w:rPr>
-          <w:rFonts w:hint="eastAsia"/>
+          <w:rFonts w:hint="eastAsia" w:eastAsia="黑体"/>
         </w:rPr>
         <w:t xml:space="preserve">是各相上下两管的公共点，作为三相交流输出端</w:t>
       </w:r>
       <w:r>
+        <w:rPr>
+          <w:rFonts w:eastAsia="黑体"/>
+        </w:rPr>
         <w:t xml:space="preserve"> </w:t>
       </w:r>
       <m:oMath>
@@ -510,33 +591,45 @@
         </m:r>
       </m:oMath>
       <w:r>
+        <w:rPr>
+          <w:rFonts w:eastAsia="黑体"/>
+        </w:rPr>
         <w:t xml:space="preserve"> </w:t>
       </w:r>
       <w:r>
         <w:rPr>
-          <w:rFonts w:hint="eastAsia"/>
+          <w:rFonts w:hint="eastAsia" w:eastAsia="黑体"/>
         </w:rPr>
         <w:t xml:space="preserve">经输出滤波接电机三相绕组；控制节点是</w:t>
       </w:r>
       <w:r>
+        <w:rPr>
+          <w:rFonts w:eastAsia="黑体"/>
+        </w:rPr>
         <w:t xml:space="preserve"> SVPWM </w:t>
       </w:r>
       <w:r>
         <w:rPr>
-          <w:rFonts w:hint="eastAsia"/>
+          <w:rFonts w:hint="eastAsia" w:eastAsia="黑体"/>
         </w:rPr>
         <w:t xml:space="preserve">调制器</w:t>
       </w:r>
       <w:r>
+        <w:rPr>
+          <w:rFonts w:eastAsia="黑体"/>
+        </w:rPr>
         <w:t xml:space="preserve"> IC1 </w:t>
       </w:r>
       <w:r>
         <w:rPr>
-          <w:rFonts w:hint="eastAsia"/>
+          <w:rFonts w:hint="eastAsia" w:eastAsia="黑体"/>
         </w:rPr>
         <w:t xml:space="preserve">输出的六路栅极驱动信号，分别接到</w:t>
       </w:r>
       <w:r>
+        <w:rPr>
+          <w:rFonts w:eastAsia="黑体"/>
+        </w:rPr>
         <w:t xml:space="preserve"> </w:t>
       </w:r>
       <m:oMath>
@@ -554,6 +647,9 @@
         </m:sSub>
       </m:oMath>
       <w:r>
+        <w:rPr>
+          <w:rFonts w:eastAsia="黑体"/>
+        </w:rPr>
         <w:t xml:space="preserve">~</w:t>
       </w:r>
       <m:oMath>
@@ -571,11 +667,14 @@
         </m:sSub>
       </m:oMath>
       <w:r>
+        <w:rPr>
+          <w:rFonts w:eastAsia="黑体"/>
+        </w:rPr>
         <w:t xml:space="preserve"> </w:t>
       </w:r>
       <w:r>
         <w:rPr>
-          <w:rFonts w:hint="eastAsia"/>
+          <w:rFonts w:hint="eastAsia" w:eastAsia="黑体"/>
         </w:rPr>
         <w:t xml:space="preserve">各栅极。</w:t>
       </w:r>
@@ -584,20 +683,26 @@
       <w:pPr/>
       <w:r>
         <w:rPr>
-          <w:rFonts w:hint="eastAsia"/>
+          <w:rFonts w:hint="eastAsia" w:eastAsia="黑体"/>
         </w:rPr>
         <w:t xml:space="preserve">各元件管脚连接（以</w:t>
       </w:r>
       <w:r>
+        <w:rPr>
+          <w:rFonts w:eastAsia="黑体"/>
+        </w:rPr>
         <w:t xml:space="preserve"> a </w:t>
       </w:r>
       <w:r>
         <w:rPr>
-          <w:rFonts w:hint="eastAsia"/>
+          <w:rFonts w:hint="eastAsia" w:eastAsia="黑体"/>
         </w:rPr>
         <w:t xml:space="preserve">相为例，IGBT）：上管</w:t>
       </w:r>
       <w:r>
+        <w:rPr>
+          <w:rFonts w:eastAsia="黑体"/>
+        </w:rPr>
         <w:t xml:space="preserve"> </w:t>
       </w:r>
       <m:oMath>
@@ -615,24 +720,33 @@
         </m:sSub>
       </m:oMath>
       <w:r>
+        <w:rPr>
+          <w:rFonts w:eastAsia="黑体"/>
+        </w:rPr>
         <w:t xml:space="preserve"> </w:t>
       </w:r>
       <w:r>
         <w:rPr>
-          <w:rFonts w:hint="eastAsia"/>
+          <w:rFonts w:hint="eastAsia" w:eastAsia="黑体"/>
         </w:rPr>
         <w:t xml:space="preserve">的集电极</w:t>
       </w:r>
       <w:r>
+        <w:rPr>
+          <w:rFonts w:eastAsia="黑体"/>
+        </w:rPr>
         <w:t xml:space="preserve"> C </w:t>
       </w:r>
       <w:r>
         <w:rPr>
-          <w:rFonts w:hint="eastAsia"/>
+          <w:rFonts w:hint="eastAsia" w:eastAsia="黑体"/>
         </w:rPr>
         <w:t xml:space="preserve">接正节点</w:t>
       </w:r>
       <w:r>
+        <w:rPr>
+          <w:rFonts w:eastAsia="黑体"/>
+        </w:rPr>
         <w:t xml:space="preserve"> </w:t>
       </w:r>
       <m:oMath>
@@ -642,20 +756,26 @@
       </m:oMath>
       <w:r>
         <w:rPr>
-          <w:rFonts w:hint="eastAsia"/>
+          <w:rFonts w:hint="eastAsia" w:eastAsia="黑体"/>
         </w:rPr>
         <w:t xml:space="preserve">、发射极</w:t>
       </w:r>
       <w:r>
+        <w:rPr>
+          <w:rFonts w:eastAsia="黑体"/>
+        </w:rPr>
         <w:t xml:space="preserve"> E </w:t>
       </w:r>
       <w:r>
         <w:rPr>
-          <w:rFonts w:hint="eastAsia"/>
+          <w:rFonts w:hint="eastAsia" w:eastAsia="黑体"/>
         </w:rPr>
         <w:t xml:space="preserve">接开关节点</w:t>
       </w:r>
       <w:r>
+        <w:rPr>
+          <w:rFonts w:eastAsia="黑体"/>
+        </w:rPr>
         <w:t xml:space="preserve"> </w:t>
       </w:r>
       <m:oMath>
@@ -674,38 +794,50 @@
       </m:oMath>
       <w:r>
         <w:rPr>
-          <w:rFonts w:hint="eastAsia"/>
+          <w:rFonts w:hint="eastAsia" w:eastAsia="黑体"/>
         </w:rPr>
         <w:t xml:space="preserve">、栅极</w:t>
       </w:r>
       <w:r>
+        <w:rPr>
+          <w:rFonts w:eastAsia="黑体"/>
+        </w:rPr>
         <w:t xml:space="preserve"> G </w:t>
       </w:r>
       <w:r>
         <w:rPr>
-          <w:rFonts w:hint="eastAsia"/>
+          <w:rFonts w:hint="eastAsia" w:eastAsia="黑体"/>
         </w:rPr>
         <w:t xml:space="preserve">接调制器</w:t>
       </w:r>
       <w:r>
+        <w:rPr>
+          <w:rFonts w:eastAsia="黑体"/>
+        </w:rPr>
         <w:t xml:space="preserve"> IC1 </w:t>
       </w:r>
       <w:r>
         <w:rPr>
-          <w:rFonts w:hint="eastAsia"/>
+          <w:rFonts w:hint="eastAsia" w:eastAsia="黑体"/>
         </w:rPr>
         <w:t xml:space="preserve">的</w:t>
       </w:r>
       <w:r>
+        <w:rPr>
+          <w:rFonts w:eastAsia="黑体"/>
+        </w:rPr>
         <w:t xml:space="preserve"> a </w:t>
       </w:r>
       <w:r>
         <w:rPr>
-          <w:rFonts w:hint="eastAsia"/>
+          <w:rFonts w:hint="eastAsia" w:eastAsia="黑体"/>
         </w:rPr>
         <w:t xml:space="preserve">相上桥臂驱动信号；下管</w:t>
       </w:r>
       <w:r>
+        <w:rPr>
+          <w:rFonts w:eastAsia="黑体"/>
+        </w:rPr>
         <w:t xml:space="preserve"> </w:t>
       </w:r>
       <m:oMath>
@@ -723,24 +855,33 @@
         </m:sSub>
       </m:oMath>
       <w:r>
+        <w:rPr>
+          <w:rFonts w:eastAsia="黑体"/>
+        </w:rPr>
         <w:t xml:space="preserve"> </w:t>
       </w:r>
       <w:r>
         <w:rPr>
-          <w:rFonts w:hint="eastAsia"/>
+          <w:rFonts w:hint="eastAsia" w:eastAsia="黑体"/>
         </w:rPr>
         <w:t xml:space="preserve">的集电极</w:t>
       </w:r>
       <w:r>
+        <w:rPr>
+          <w:rFonts w:eastAsia="黑体"/>
+        </w:rPr>
         <w:t xml:space="preserve"> C </w:t>
       </w:r>
       <w:r>
         <w:rPr>
-          <w:rFonts w:hint="eastAsia"/>
+          <w:rFonts w:hint="eastAsia" w:eastAsia="黑体"/>
         </w:rPr>
         <w:t xml:space="preserve">接</w:t>
       </w:r>
       <w:r>
+        <w:rPr>
+          <w:rFonts w:eastAsia="黑体"/>
+        </w:rPr>
         <w:t xml:space="preserve"> </w:t>
       </w:r>
       <m:oMath>
@@ -759,20 +900,26 @@
       </m:oMath>
       <w:r>
         <w:rPr>
-          <w:rFonts w:hint="eastAsia"/>
+          <w:rFonts w:hint="eastAsia" w:eastAsia="黑体"/>
         </w:rPr>
         <w:t xml:space="preserve">、发射极</w:t>
       </w:r>
       <w:r>
+        <w:rPr>
+          <w:rFonts w:eastAsia="黑体"/>
+        </w:rPr>
         <w:t xml:space="preserve"> E </w:t>
       </w:r>
       <w:r>
         <w:rPr>
-          <w:rFonts w:hint="eastAsia"/>
+          <w:rFonts w:hint="eastAsia" w:eastAsia="黑体"/>
         </w:rPr>
         <w:t xml:space="preserve">接负节点</w:t>
       </w:r>
       <w:r>
+        <w:rPr>
+          <w:rFonts w:eastAsia="黑体"/>
+        </w:rPr>
         <w:t xml:space="preserve"> </w:t>
       </w:r>
       <m:oMath>
@@ -782,34 +929,43 @@
       </m:oMath>
       <w:r>
         <w:rPr>
-          <w:rFonts w:hint="eastAsia"/>
+          <w:rFonts w:hint="eastAsia" w:eastAsia="黑体"/>
         </w:rPr>
         <w:t xml:space="preserve">、栅极</w:t>
       </w:r>
       <w:r>
+        <w:rPr>
+          <w:rFonts w:eastAsia="黑体"/>
+        </w:rPr>
         <w:t xml:space="preserve"> G </w:t>
       </w:r>
       <w:r>
         <w:rPr>
-          <w:rFonts w:hint="eastAsia"/>
+          <w:rFonts w:hint="eastAsia" w:eastAsia="黑体"/>
         </w:rPr>
         <w:t xml:space="preserve">接调制器</w:t>
       </w:r>
       <w:r>
+        <w:rPr>
+          <w:rFonts w:eastAsia="黑体"/>
+        </w:rPr>
         <w:t xml:space="preserve"> IC1 </w:t>
       </w:r>
       <w:r>
         <w:rPr>
-          <w:rFonts w:hint="eastAsia"/>
+          <w:rFonts w:hint="eastAsia" w:eastAsia="黑体"/>
         </w:rPr>
         <w:t xml:space="preserve">的</w:t>
       </w:r>
       <w:r>
+        <w:rPr>
+          <w:rFonts w:eastAsia="黑体"/>
+        </w:rPr>
         <w:t xml:space="preserve"> a </w:t>
       </w:r>
       <w:r>
         <w:rPr>
-          <w:rFonts w:hint="eastAsia"/>
+          <w:rFonts w:hint="eastAsia" w:eastAsia="黑体"/>
         </w:rPr>
         <w:t xml:space="preserve">相下桥臂驱动信号；</w:t>
       </w:r>
@@ -828,6 +984,9 @@
         </m:sSub>
       </m:oMath>
       <w:r>
+        <w:rPr>
+          <w:rFonts w:eastAsia="黑体"/>
+        </w:rPr>
         <w:t xml:space="preserve">、</w:t>
       </w:r>
       <m:oMath>
@@ -845,15 +1004,21 @@
         </m:sSub>
       </m:oMath>
       <w:r>
+        <w:rPr>
+          <w:rFonts w:eastAsia="黑体"/>
+        </w:rPr>
         <w:t xml:space="preserve"> </w:t>
       </w:r>
       <w:r>
         <w:rPr>
-          <w:rFonts w:hint="eastAsia"/>
+          <w:rFonts w:hint="eastAsia" w:eastAsia="黑体"/>
         </w:rPr>
         <w:t xml:space="preserve">各自反并联二极管</w:t>
       </w:r>
       <w:r>
+        <w:rPr>
+          <w:rFonts w:eastAsia="黑体"/>
+        </w:rPr>
         <w:t xml:space="preserve"> </w:t>
       </w:r>
       <m:oMath>
@@ -871,6 +1036,9 @@
         </m:sSub>
       </m:oMath>
       <w:r>
+        <w:rPr>
+          <w:rFonts w:eastAsia="黑体"/>
+        </w:rPr>
         <w:t xml:space="preserve">、</w:t>
       </w:r>
       <m:oMath>
@@ -888,29 +1056,38 @@
         </m:sSub>
       </m:oMath>
       <w:r>
+        <w:rPr>
+          <w:rFonts w:eastAsia="黑体"/>
+        </w:rPr>
         <w:t xml:space="preserve"> </w:t>
       </w:r>
       <w:r>
         <w:rPr>
-          <w:rFonts w:hint="eastAsia"/>
+          <w:rFonts w:hint="eastAsia" w:eastAsia="黑体"/>
         </w:rPr>
         <w:t xml:space="preserve">的阳极接其发射极</w:t>
       </w:r>
       <w:r>
+        <w:rPr>
+          <w:rFonts w:eastAsia="黑体"/>
+        </w:rPr>
         <w:t xml:space="preserve"> </w:t>
       </w:r>
       <w:r>
         <w:rPr>
-          <w:rFonts w:hint="eastAsia"/>
+          <w:rFonts w:hint="eastAsia" w:eastAsia="黑体"/>
         </w:rPr>
         <w:t xml:space="preserve">E、阴极接其集电极</w:t>
       </w:r>
       <w:r>
+        <w:rPr>
+          <w:rFonts w:eastAsia="黑体"/>
+        </w:rPr>
         <w:t xml:space="preserve"> </w:t>
       </w:r>
       <w:r>
         <w:rPr>
-          <w:rFonts w:hint="eastAsia"/>
+          <w:rFonts w:hint="eastAsia" w:eastAsia="黑体"/>
         </w:rPr>
         <w:t xml:space="preserve">C；</w:t>
       </w:r>
@@ -920,6 +1097,9 @@
         </m:r>
       </m:oMath>
       <w:r>
+        <w:rPr>
+          <w:rFonts w:eastAsia="黑体"/>
+        </w:rPr>
         <w:t xml:space="preserve">、</w:t>
       </w:r>
       <m:oMath>
@@ -928,15 +1108,21 @@
         </m:r>
       </m:oMath>
       <w:r>
+        <w:rPr>
+          <w:rFonts w:eastAsia="黑体"/>
+        </w:rPr>
         <w:t xml:space="preserve"> </w:t>
       </w:r>
       <w:r>
         <w:rPr>
-          <w:rFonts w:hint="eastAsia"/>
+          <w:rFonts w:hint="eastAsia" w:eastAsia="黑体"/>
         </w:rPr>
         <w:t xml:space="preserve">两相由</w:t>
       </w:r>
       <w:r>
+        <w:rPr>
+          <w:rFonts w:eastAsia="黑体"/>
+        </w:rPr>
         <w:t xml:space="preserve"> </w:t>
       </w:r>
       <m:oMath>
@@ -945,15 +1131,21 @@
         </m:r>
       </m:oMath>
       <w:r>
+        <w:rPr>
+          <w:rFonts w:eastAsia="黑体"/>
+        </w:rPr>
         <w:t xml:space="preserve"> </w:t>
       </w:r>
       <w:r>
         <w:rPr>
-          <w:rFonts w:hint="eastAsia"/>
+          <w:rFonts w:hint="eastAsia" w:eastAsia="黑体"/>
         </w:rPr>
         <w:t xml:space="preserve">相</w:t>
       </w:r>
       <w:r>
+        <w:rPr>
+          <w:rFonts w:eastAsia="黑体"/>
+        </w:rPr>
         <w:t xml:space="preserve"> </w:t>
       </w:r>
       <m:oMath>
@@ -989,6 +1181,9 @@
         </m:sSub>
       </m:oMath>
       <w:r>
+        <w:rPr>
+          <w:rFonts w:eastAsia="黑体"/>
+        </w:rPr>
         <w:t xml:space="preserve">、</w:t>
       </w:r>
       <m:oMath>
@@ -997,15 +1192,21 @@
         </m:r>
       </m:oMath>
       <w:r>
+        <w:rPr>
+          <w:rFonts w:eastAsia="黑体"/>
+        </w:rPr>
         <w:t xml:space="preserve"> </w:t>
       </w:r>
       <w:r>
         <w:rPr>
-          <w:rFonts w:hint="eastAsia"/>
+          <w:rFonts w:hint="eastAsia" w:eastAsia="黑体"/>
         </w:rPr>
         <w:t xml:space="preserve">相</w:t>
       </w:r>
       <w:r>
+        <w:rPr>
+          <w:rFonts w:eastAsia="黑体"/>
+        </w:rPr>
         <w:t xml:space="preserve"> </w:t>
       </w:r>
       <m:oMath>
@@ -1041,15 +1242,21 @@
         </m:sSub>
       </m:oMath>
       <w:r>
+        <w:rPr>
+          <w:rFonts w:eastAsia="黑体"/>
+        </w:rPr>
         <w:t xml:space="preserve"> </w:t>
       </w:r>
       <w:r>
         <w:rPr>
-          <w:rFonts w:hint="eastAsia"/>
+          <w:rFonts w:hint="eastAsia" w:eastAsia="黑体"/>
         </w:rPr>
         <w:t xml:space="preserve">按相同方式构成；直流母线电容</w:t>
       </w:r>
       <w:r>
+        <w:rPr>
+          <w:rFonts w:eastAsia="黑体"/>
+        </w:rPr>
         <w:t xml:space="preserve"> </w:t>
       </w:r>
       <m:oMath>
@@ -1070,15 +1277,21 @@
         </m:sSub>
       </m:oMath>
       <w:r>
+        <w:rPr>
+          <w:rFonts w:eastAsia="黑体"/>
+        </w:rPr>
         <w:t xml:space="preserve"> </w:t>
       </w:r>
       <w:r>
         <w:rPr>
-          <w:rFonts w:hint="eastAsia"/>
+          <w:rFonts w:hint="eastAsia" w:eastAsia="黑体"/>
         </w:rPr>
         <w:t xml:space="preserve">一端接</w:t>
       </w:r>
       <w:r>
+        <w:rPr>
+          <w:rFonts w:eastAsia="黑体"/>
+        </w:rPr>
         <w:t xml:space="preserve"> </w:t>
       </w:r>
       <m:oMath>
@@ -1088,11 +1301,14 @@
       </m:oMath>
       <w:r>
         <w:rPr>
-          <w:rFonts w:hint="eastAsia"/>
+          <w:rFonts w:hint="eastAsia" w:eastAsia="黑体"/>
         </w:rPr>
         <w:t xml:space="preserve">、另一端接</w:t>
       </w:r>
       <w:r>
+        <w:rPr>
+          <w:rFonts w:eastAsia="黑体"/>
+        </w:rPr>
         <w:t xml:space="preserve"> </w:t>
       </w:r>
       <m:oMath>
@@ -1102,11 +1318,14 @@
       </m:oMath>
       <w:r>
         <w:rPr>
-          <w:rFonts w:hint="eastAsia"/>
+          <w:rFonts w:hint="eastAsia" w:eastAsia="黑体"/>
         </w:rPr>
         <w:t xml:space="preserve">；输出电机三相绕组分别接到开关节点</w:t>
       </w:r>
       <w:r>
+        <w:rPr>
+          <w:rFonts w:eastAsia="黑体"/>
+        </w:rPr>
         <w:t xml:space="preserve"> </w:t>
       </w:r>
       <m:oMath>
@@ -1160,6 +1379,9 @@
         </m:sSub>
       </m:oMath>
       <w:r>
+        <w:rPr>
+          <w:rFonts w:eastAsia="黑体"/>
+        </w:rPr>
         <w:t xml:space="preserve">。</w:t>
       </w:r>
     </w:p>
@@ -1167,25 +1389,31 @@
       <w:pPr/>
       <w:r>
         <w:rPr>
-          <w:rFonts w:hint="eastAsia"/>
+          <w:rFonts w:hint="eastAsia" w:eastAsia="黑体"/>
         </w:rPr>
         <w:t xml:space="preserve">由此构成”直流母线</w:t>
       </w:r>
       <w:r>
+        <w:rPr>
+          <w:rFonts w:eastAsia="黑体"/>
+        </w:rPr>
         <w:t xml:space="preserve"> + </w:t>
       </w:r>
       <w:r>
         <w:rPr>
-          <w:rFonts w:hint="eastAsia"/>
+          <w:rFonts w:hint="eastAsia" w:eastAsia="黑体"/>
         </w:rPr>
         <w:t xml:space="preserve">三相六开关桥</w:t>
       </w:r>
       <w:r>
+        <w:rPr>
+          <w:rFonts w:eastAsia="黑体"/>
+        </w:rPr>
         <w:t xml:space="preserve"> + SVPWM </w:t>
       </w:r>
       <w:r>
         <w:rPr>
-          <w:rFonts w:hint="eastAsia"/>
+          <w:rFonts w:hint="eastAsia" w:eastAsia="黑体"/>
         </w:rPr>
         <w:t xml:space="preserve">调制”的电压型逆变组态，将八个开关状态映射为空间电压矢量，用相邻有效矢量与零矢量合成任意参考矢量，实现对三相交流输出的精确控制。</w:t>
       </w:r>
@@ -1198,7 +1426,7 @@
       </w:pPr>
       <w:r>
         <w:rPr>
-          <w:rFonts w:hint="eastAsia"/>
+          <w:rFonts w:hint="eastAsia" w:eastAsia="黑体"/>
         </w:rPr>
         <w:t xml:space="preserve">工作原理</w:t>
       </w:r>
@@ -1209,25 +1437,31 @@
       </w:pPr>
       <w:r>
         <w:rPr>
-          <w:rFonts w:hint="eastAsia"/>
+          <w:rFonts w:hint="eastAsia" w:eastAsia="黑体"/>
         </w:rPr>
         <w:t xml:space="preserve">把逆变器看成在复平面内输出</w:t>
       </w:r>
       <w:r>
+        <w:rPr>
+          <w:rFonts w:eastAsia="黑体"/>
+        </w:rPr>
         <w:t xml:space="preserve"> 6 </w:t>
       </w:r>
       <w:r>
         <w:rPr>
-          <w:rFonts w:hint="eastAsia"/>
+          <w:rFonts w:hint="eastAsia" w:eastAsia="黑体"/>
         </w:rPr>
         <w:t xml:space="preserve">个方向固定的有效电压矢量与</w:t>
       </w:r>
       <w:r>
+        <w:rPr>
+          <w:rFonts w:eastAsia="黑体"/>
+        </w:rPr>
         <w:t xml:space="preserve"> 2 </w:t>
       </w:r>
       <w:r>
         <w:rPr>
-          <w:rFonts w:hint="eastAsia"/>
+          <w:rFonts w:hint="eastAsia" w:eastAsia="黑体"/>
         </w:rPr>
         <w:t xml:space="preserve">个零矢量。参考电压矢量落在某扇区内时，按”伏秒平衡”用该扇区两个边界矢量与零矢量分时合成，使电机磁链沿近似圆形轨迹旋转。</w:t>
       </w:r>
@@ -1240,7 +1474,7 @@
       </w:pPr>
       <w:r>
         <w:rPr>
-          <w:rFonts w:hint="eastAsia"/>
+          <w:rFonts w:hint="eastAsia" w:eastAsia="黑体"/>
         </w:rPr>
         <w:t xml:space="preserve">关键计算公式</w:t>
       </w:r>
@@ -1254,7 +1488,7 @@
       </w:pPr>
       <w:r>
         <w:rPr>
-          <w:rFonts w:hint="eastAsia"/>
+          <w:rFonts w:hint="eastAsia" w:eastAsia="黑体"/>
         </w:rPr>
         <w:t xml:space="preserve">作用时间（伏秒平衡，</w:t>
       </w:r>
@@ -1291,11 +1525,14 @@
         </m:r>
       </m:oMath>
       <w:r>
+        <w:rPr>
+          <w:rFonts w:eastAsia="黑体"/>
+        </w:rPr>
         <w:t xml:space="preserve"> </w:t>
       </w:r>
       <w:r>
         <w:rPr>
-          <w:rFonts w:hint="eastAsia"/>
+          <w:rFonts w:hint="eastAsia" w:eastAsia="黑体"/>
         </w:rPr>
         <w:t xml:space="preserve">为参考电压矢量幅值）：</w:t>
       </w:r>
@@ -1465,7 +1702,7 @@
       </w:pPr>
       <w:r>
         <w:rPr>
-          <w:rFonts w:hint="eastAsia"/>
+          <w:rFonts w:hint="eastAsia" w:eastAsia="黑体"/>
         </w:rPr>
         <w:t xml:space="preserve">另一矢量作用时间：</w:t>
       </w:r>
@@ -1599,11 +1836,14 @@
       </w:pPr>
       <w:r>
         <w:rPr>
-          <w:rFonts w:hint="eastAsia"/>
+          <w:rFonts w:hint="eastAsia" w:eastAsia="黑体"/>
         </w:rPr>
         <w:t xml:space="preserve">注：若定义调制度</w:t>
       </w:r>
       <w:r>
+        <w:rPr>
+          <w:rFonts w:eastAsia="黑体"/>
+        </w:rPr>
         <w:t xml:space="preserve"> </w:t>
       </w:r>
       <m:oMath>
@@ -1687,11 +1927,14 @@
       </m:oMath>
       <w:r>
         <w:rPr>
-          <w:rFonts w:hint="eastAsia"/>
+          <w:rFonts w:hint="eastAsia" w:eastAsia="黑体"/>
         </w:rPr>
         <w:t xml:space="preserve">，上式可简写为</w:t>
       </w:r>
       <w:r>
+        <w:rPr>
+          <w:rFonts w:eastAsia="黑体"/>
+        </w:rPr>
         <w:t xml:space="preserve"> </w:t>
       </w:r>
       <m:oMath>
@@ -1772,6 +2015,9 @@
         </m:r>
       </m:oMath>
       <w:r>
+        <w:rPr>
+          <w:rFonts w:eastAsia="黑体"/>
+        </w:rPr>
         <w:t xml:space="preserve">、</w:t>
       </w:r>
       <m:oMath>
@@ -1820,11 +2066,14 @@
       </m:oMath>
       <w:r>
         <w:rPr>
-          <w:rFonts w:hint="eastAsia"/>
+          <w:rFonts w:hint="eastAsia" w:eastAsia="黑体"/>
         </w:rPr>
         <w:t xml:space="preserve">；不同教材对</w:t>
       </w:r>
       <w:r>
+        <w:rPr>
+          <w:rFonts w:eastAsia="黑体"/>
+        </w:rPr>
         <w:t xml:space="preserve"> </w:t>
       </w:r>
       <m:oMath>
@@ -1833,11 +2082,14 @@
         </m:r>
       </m:oMath>
       <w:r>
+        <w:rPr>
+          <w:rFonts w:eastAsia="黑体"/>
+        </w:rPr>
         <w:t xml:space="preserve"> </w:t>
       </w:r>
       <w:r>
         <w:rPr>
-          <w:rFonts w:hint="eastAsia"/>
+          <w:rFonts w:hint="eastAsia" w:eastAsia="黑体"/>
         </w:rPr>
         <w:t xml:space="preserve">的定义不同，需统一。</w:t>
       </w:r>
@@ -1851,7 +2103,7 @@
       </w:pPr>
       <w:r>
         <w:rPr>
-          <w:rFonts w:hint="eastAsia"/>
+          <w:rFonts w:hint="eastAsia" w:eastAsia="黑体"/>
         </w:rPr>
         <w:t xml:space="preserve">零矢量作用时间：</w:t>
       </w:r>
@@ -1944,25 +2196,31 @@
       </w:pPr>
       <w:r>
         <w:rPr>
-          <w:rFonts w:hint="eastAsia"/>
+          <w:rFonts w:hint="eastAsia" w:eastAsia="黑体"/>
         </w:rPr>
         <w:t xml:space="preserve">直流母线电压利用率（相对</w:t>
       </w:r>
       <w:r>
+        <w:rPr>
+          <w:rFonts w:eastAsia="黑体"/>
+        </w:rPr>
         <w:t xml:space="preserve"> SPWM </w:t>
       </w:r>
       <w:r>
         <w:rPr>
-          <w:rFonts w:hint="eastAsia"/>
+          <w:rFonts w:hint="eastAsia" w:eastAsia="黑体"/>
         </w:rPr>
         <w:t xml:space="preserve">提高约</w:t>
       </w:r>
       <w:r>
+        <w:rPr>
+          <w:rFonts w:eastAsia="黑体"/>
+        </w:rPr>
         <w:t xml:space="preserve"> </w:t>
       </w:r>
       <w:r>
         <w:rPr>
-          <w:rFonts w:hint="eastAsia"/>
+          <w:rFonts w:hint="eastAsia" w:eastAsia="黑体"/>
         </w:rPr>
         <w:t xml:space="preserve">15.5%）：</w:t>
       </w:r>
@@ -2074,7 +2332,7 @@
             </w:pPr>
             <w:r>
               <w:rPr>
-                <w:rFonts w:hint="eastAsia"/>
+                <w:rFonts w:hint="eastAsia" w:eastAsia="黑体"/>
               </w:rPr>
               <w:t xml:space="preserve">符号</w:t>
             </w:r>
@@ -2088,7 +2346,7 @@
             </w:pPr>
             <w:r>
               <w:rPr>
-                <w:rFonts w:hint="eastAsia"/>
+                <w:rFonts w:hint="eastAsia" w:eastAsia="黑体"/>
               </w:rPr>
               <w:t xml:space="preserve">含义</w:t>
             </w:r>
@@ -2102,7 +2360,7 @@
             </w:pPr>
             <w:r>
               <w:rPr>
-                <w:rFonts w:hint="eastAsia"/>
+                <w:rFonts w:hint="eastAsia" w:eastAsia="黑体"/>
               </w:rPr>
               <w:t xml:space="preserve">单位</w:t>
             </w:r>
@@ -2131,6 +2389,9 @@
               </m:sSub>
             </m:oMath>
             <w:r>
+              <w:rPr>
+                <w:rFonts w:eastAsia="黑体"/>
+              </w:rPr>
               <w:t xml:space="preserve">、</w:t>
             </w:r>
             <m:oMath>
@@ -2148,6 +2409,9 @@
               </m:sSub>
             </m:oMath>
             <w:r>
+              <w:rPr>
+                <w:rFonts w:eastAsia="黑体"/>
+              </w:rPr>
               <w:t xml:space="preserve">、</w:t>
             </w:r>
             <m:oMath>
@@ -2174,7 +2438,7 @@
             </w:pPr>
             <w:r>
               <w:rPr>
-                <w:rFonts w:hint="eastAsia"/>
+                <w:rFonts w:hint="eastAsia" w:eastAsia="黑体"/>
               </w:rPr>
               <w:t xml:space="preserve">两有效矢量与零矢量作用时间</w:t>
             </w:r>
@@ -2187,6 +2451,9 @@
               <w:pStyle w:val="Compact"/>
             </w:pPr>
             <w:r>
+              <w:rPr>
+                <w:rFonts w:eastAsia="黑体"/>
+              </w:rPr>
               <w:t xml:space="preserve">s</w:t>
             </w:r>
           </w:p>
@@ -2214,6 +2481,9 @@
               </m:sSub>
             </m:oMath>
             <w:r>
+              <w:rPr>
+                <w:rFonts w:eastAsia="黑体"/>
+              </w:rPr>
               <w:t xml:space="preserve">​</w:t>
             </w:r>
           </w:p>
@@ -2226,7 +2496,7 @@
             </w:pPr>
             <w:r>
               <w:rPr>
-                <w:rFonts w:hint="eastAsia"/>
+                <w:rFonts w:hint="eastAsia" w:eastAsia="黑体"/>
               </w:rPr>
               <w:t xml:space="preserve">开关周期</w:t>
             </w:r>
@@ -2239,6 +2509,9 @@
               <w:pStyle w:val="Compact"/>
             </w:pPr>
             <w:r>
+              <w:rPr>
+                <w:rFonts w:eastAsia="黑体"/>
+              </w:rPr>
               <w:t xml:space="preserve">s</w:t>
             </w:r>
           </w:p>
@@ -2284,6 +2557,9 @@
               </m:r>
             </m:oMath>
             <w:r>
+              <w:rPr>
+                <w:rFonts w:eastAsia="黑体"/>
+              </w:rPr>
               <w:t xml:space="preserve">​</w:t>
             </w:r>
           </w:p>
@@ -2296,7 +2572,7 @@
             </w:pPr>
             <w:r>
               <w:rPr>
-                <w:rFonts w:hint="eastAsia"/>
+                <w:rFonts w:hint="eastAsia" w:eastAsia="黑体"/>
               </w:rPr>
               <w:t xml:space="preserve">参考电压矢量幅值</w:t>
             </w:r>
@@ -2309,6 +2585,9 @@
               <w:pStyle w:val="Compact"/>
             </w:pPr>
             <w:r>
+              <w:rPr>
+                <w:rFonts w:eastAsia="黑体"/>
+              </w:rPr>
               <w:t xml:space="preserve">V</w:t>
             </w:r>
           </w:p>
@@ -2327,6 +2606,9 @@
               </m:r>
             </m:oMath>
             <w:r>
+              <w:rPr>
+                <w:rFonts w:eastAsia="黑体"/>
+              </w:rPr>
               <w:t xml:space="preserve">​</w:t>
             </w:r>
           </w:p>
@@ -2339,7 +2621,7 @@
             </w:pPr>
             <w:r>
               <w:rPr>
-                <w:rFonts w:hint="eastAsia"/>
+                <w:rFonts w:hint="eastAsia" w:eastAsia="黑体"/>
               </w:rPr>
               <w:t xml:space="preserve">调制度（</w:t>
             </w:r>
@@ -2418,7 +2700,7 @@
             </m:oMath>
             <w:r>
               <w:rPr>
-                <w:rFonts w:hint="eastAsia"/>
+                <w:rFonts w:hint="eastAsia" w:eastAsia="黑体"/>
               </w:rPr>
               <w:t xml:space="preserve">）</w:t>
             </w:r>
@@ -2431,6 +2713,9 @@
               <w:pStyle w:val="Compact"/>
             </w:pPr>
             <w:r>
+              <w:rPr>
+                <w:rFonts w:eastAsia="黑体"/>
+              </w:rPr>
               <w:t xml:space="preserve">—</w:t>
             </w:r>
           </w:p>
@@ -2449,6 +2734,9 @@
               </m:r>
             </m:oMath>
             <w:r>
+              <w:rPr>
+                <w:rFonts w:eastAsia="黑体"/>
+              </w:rPr>
               <w:t xml:space="preserve">​</w:t>
             </w:r>
           </w:p>
@@ -2461,7 +2749,7 @@
             </w:pPr>
             <w:r>
               <w:rPr>
-                <w:rFonts w:hint="eastAsia"/>
+                <w:rFonts w:hint="eastAsia" w:eastAsia="黑体"/>
               </w:rPr>
               <w:t xml:space="preserve">参考矢量在扇区内的角度</w:t>
             </w:r>
@@ -2474,6 +2762,9 @@
               <w:pStyle w:val="Compact"/>
             </w:pPr>
             <w:r>
+              <w:rPr>
+                <w:rFonts w:eastAsia="黑体"/>
+              </w:rPr>
               <w:t xml:space="preserve">rad</w:t>
             </w:r>
           </w:p>
@@ -2504,6 +2795,9 @@
               </m:sSub>
             </m:oMath>
             <w:r>
+              <w:rPr>
+                <w:rFonts w:eastAsia="黑体"/>
+              </w:rPr>
               <w:t xml:space="preserve">​</w:t>
             </w:r>
           </w:p>
@@ -2516,7 +2810,7 @@
             </w:pPr>
             <w:r>
               <w:rPr>
-                <w:rFonts w:hint="eastAsia"/>
+                <w:rFonts w:hint="eastAsia" w:eastAsia="黑体"/>
               </w:rPr>
               <w:t xml:space="preserve">直流母线电压</w:t>
             </w:r>
@@ -2529,6 +2823,9 @@
               <w:pStyle w:val="Compact"/>
             </w:pPr>
             <w:r>
+              <w:rPr>
+                <w:rFonts w:eastAsia="黑体"/>
+              </w:rPr>
               <w:t xml:space="preserve">V</w:t>
             </w:r>
           </w:p>
@@ -2566,6 +2863,9 @@
               </m:sSub>
             </m:oMath>
             <w:r>
+              <w:rPr>
+                <w:rFonts w:eastAsia="黑体"/>
+              </w:rPr>
               <w:t xml:space="preserve">​</w:t>
             </w:r>
           </w:p>
@@ -2578,7 +2878,7 @@
             </w:pPr>
             <w:r>
               <w:rPr>
-                <w:rFonts w:hint="eastAsia"/>
+                <w:rFonts w:hint="eastAsia" w:eastAsia="黑体"/>
               </w:rPr>
               <w:t xml:space="preserve">最大输出线电压基波幅值</w:t>
             </w:r>
@@ -2591,6 +2891,9 @@
               <w:pStyle w:val="Compact"/>
             </w:pPr>
             <w:r>
+              <w:rPr>
+                <w:rFonts w:eastAsia="黑体"/>
+              </w:rPr>
               <w:t xml:space="preserve">V</w:t>
             </w:r>
           </w:p>
@@ -2605,7 +2908,7 @@
       </w:pPr>
       <w:r>
         <w:rPr>
-          <w:rFonts w:hint="eastAsia"/>
+          <w:rFonts w:hint="eastAsia" w:eastAsia="黑体"/>
         </w:rPr>
         <w:t xml:space="preserve">元件调整影响</w:t>
       </w:r>
@@ -2620,7 +2923,7 @@
       </w:pPr>
       <w:r>
         <w:rPr>
-          <w:rFonts w:hint="eastAsia"/>
+          <w:rFonts w:hint="eastAsia" w:eastAsia="黑体"/>
           <w:b/>
           <w:bCs/>
         </w:rPr>
@@ -2628,6 +2931,7 @@
       </w:r>
       <w:r>
         <w:rPr>
+          <w:rFonts w:eastAsia="黑体"/>
           <w:b/>
           <w:bCs/>
         </w:rPr>
@@ -2640,6 +2944,7 @@
       </m:oMath>
       <w:r>
         <w:rPr>
+          <w:rFonts w:eastAsia="黑体"/>
           <w:b/>
           <w:bCs/>
         </w:rPr>
@@ -2647,25 +2952,34 @@
       </w:r>
       <w:r>
         <w:rPr>
-          <w:rFonts w:hint="eastAsia"/>
+          <w:rFonts w:hint="eastAsia" w:eastAsia="黑体"/>
           <w:b/>
           <w:bCs/>
         </w:rPr>
         <w:t xml:space="preserve">增大</w:t>
       </w:r>
       <w:r>
+        <w:rPr>
+          <w:rFonts w:eastAsia="黑体"/>
+        </w:rPr>
         <w:t xml:space="preserve"> </w:t>
       </w:r>
       <w:r>
+        <w:rPr>
+          <w:rFonts w:eastAsia="黑体"/>
+        </w:rPr>
         <w:t xml:space="preserve">→ </w:t>
       </w:r>
       <w:r>
         <w:rPr>
-          <w:rFonts w:hint="eastAsia"/>
+          <w:rFonts w:hint="eastAsia" w:eastAsia="黑体"/>
         </w:rPr>
         <w:t xml:space="preserve">有效矢量作用时间</w:t>
       </w:r>
       <w:r>
+        <w:rPr>
+          <w:rFonts w:eastAsia="黑体"/>
+        </w:rPr>
         <w:t xml:space="preserve"> </w:t>
       </w:r>
       <m:oMath>
@@ -2683,6 +2997,9 @@
         </m:sSub>
       </m:oMath>
       <w:r>
+        <w:rPr>
+          <w:rFonts w:eastAsia="黑体"/>
+        </w:rPr>
         <w:t xml:space="preserve">、</w:t>
       </w:r>
       <m:oMath>
@@ -2700,15 +3017,21 @@
         </m:sSub>
       </m:oMath>
       <w:r>
+        <w:rPr>
+          <w:rFonts w:eastAsia="黑体"/>
+        </w:rPr>
         <w:t xml:space="preserve"> </w:t>
       </w:r>
       <w:r>
         <w:rPr>
-          <w:rFonts w:hint="eastAsia"/>
+          <w:rFonts w:hint="eastAsia" w:eastAsia="黑体"/>
         </w:rPr>
         <w:t xml:space="preserve">增大、零矢量</w:t>
       </w:r>
       <w:r>
+        <w:rPr>
+          <w:rFonts w:eastAsia="黑体"/>
+        </w:rPr>
         <w:t xml:space="preserve"> </w:t>
       </w:r>
       <m:oMath>
@@ -2726,11 +3049,14 @@
         </m:sSub>
       </m:oMath>
       <w:r>
+        <w:rPr>
+          <w:rFonts w:eastAsia="黑体"/>
+        </w:rPr>
         <w:t xml:space="preserve"> </w:t>
       </w:r>
       <w:r>
         <w:rPr>
-          <w:rFonts w:hint="eastAsia"/>
+          <w:rFonts w:hint="eastAsia" w:eastAsia="黑体"/>
         </w:rPr>
         <w:t xml:space="preserve">缩短，输出基波幅值增大，直至进入过调制区。</w:t>
       </w:r>
@@ -2745,7 +3071,7 @@
       </w:pPr>
       <w:r>
         <w:rPr>
-          <w:rFonts w:hint="eastAsia"/>
+          <w:rFonts w:hint="eastAsia" w:eastAsia="黑体"/>
           <w:b/>
           <w:bCs/>
         </w:rPr>
@@ -2753,6 +3079,7 @@
       </w:r>
       <w:r>
         <w:rPr>
+          <w:rFonts w:eastAsia="黑体"/>
           <w:b/>
           <w:bCs/>
         </w:rPr>
@@ -2774,6 +3101,7 @@
       </m:oMath>
       <w:r>
         <w:rPr>
+          <w:rFonts w:eastAsia="黑体"/>
           <w:b/>
           <w:bCs/>
         </w:rPr>
@@ -2781,7 +3109,7 @@
       </w:r>
       <w:r>
         <w:rPr>
-          <w:rFonts w:hint="eastAsia"/>
+          <w:rFonts w:hint="eastAsia" w:eastAsia="黑体"/>
           <w:b/>
           <w:bCs/>
         </w:rPr>
@@ -2806,6 +3134,7 @@
       </m:oMath>
       <w:r>
         <w:rPr>
+          <w:rFonts w:eastAsia="黑体"/>
           <w:b/>
           <w:bCs/>
         </w:rPr>
@@ -2813,21 +3142,27 @@
       </w:r>
       <w:r>
         <w:rPr>
-          <w:rFonts w:hint="eastAsia"/>
+          <w:rFonts w:hint="eastAsia" w:eastAsia="黑体"/>
           <w:b/>
           <w:bCs/>
         </w:rPr>
         <w:t xml:space="preserve">升高）</w:t>
       </w:r>
       <w:r>
+        <w:rPr>
+          <w:rFonts w:eastAsia="黑体"/>
+        </w:rPr>
         <w:t xml:space="preserve"> </w:t>
       </w:r>
       <w:r>
+        <w:rPr>
+          <w:rFonts w:eastAsia="黑体"/>
+        </w:rPr>
         <w:t xml:space="preserve">→ </w:t>
       </w:r>
       <w:r>
         <w:rPr>
-          <w:rFonts w:hint="eastAsia"/>
+          <w:rFonts w:hint="eastAsia" w:eastAsia="黑体"/>
         </w:rPr>
         <w:t xml:space="preserve">合成更精细、电流纹波与谐波减小，但开关损耗上升、零矢量时间裕量变小。</w:t>
       </w:r>
@@ -2842,7 +3177,7 @@
       </w:pPr>
       <w:r>
         <w:rPr>
-          <w:rFonts w:hint="eastAsia"/>
+          <w:rFonts w:hint="eastAsia" w:eastAsia="黑体"/>
           <w:b/>
           <w:bCs/>
         </w:rPr>
@@ -2850,6 +3185,7 @@
       </w:r>
       <w:r>
         <w:rPr>
+          <w:rFonts w:eastAsia="黑体"/>
           <w:b/>
           <w:bCs/>
         </w:rPr>
@@ -2874,6 +3210,7 @@
       </m:oMath>
       <w:r>
         <w:rPr>
+          <w:rFonts w:eastAsia="黑体"/>
           <w:b/>
           <w:bCs/>
         </w:rPr>
@@ -2881,25 +3218,34 @@
       </w:r>
       <w:r>
         <w:rPr>
-          <w:rFonts w:hint="eastAsia"/>
+          <w:rFonts w:hint="eastAsia" w:eastAsia="黑体"/>
           <w:b/>
           <w:bCs/>
         </w:rPr>
         <w:t xml:space="preserve">增大</w:t>
       </w:r>
       <w:r>
+        <w:rPr>
+          <w:rFonts w:eastAsia="黑体"/>
+        </w:rPr>
         <w:t xml:space="preserve"> </w:t>
       </w:r>
       <w:r>
+        <w:rPr>
+          <w:rFonts w:eastAsia="黑体"/>
+        </w:rPr>
         <w:t xml:space="preserve">→ </w:t>
       </w:r>
       <w:r>
         <w:rPr>
-          <w:rFonts w:hint="eastAsia"/>
+          <w:rFonts w:hint="eastAsia" w:eastAsia="黑体"/>
         </w:rPr>
         <w:t xml:space="preserve">输出线电压上限</w:t>
       </w:r>
       <w:r>
+        <w:rPr>
+          <w:rFonts w:eastAsia="黑体"/>
+        </w:rPr>
         <w:t xml:space="preserve"> </w:t>
       </w:r>
       <m:oMath>
@@ -2965,11 +3311,14 @@
         </m:rad>
       </m:oMath>
       <w:r>
+        <w:rPr>
+          <w:rFonts w:eastAsia="黑体"/>
+        </w:rPr>
         <w:t xml:space="preserve"> </w:t>
       </w:r>
       <w:r>
         <w:rPr>
-          <w:rFonts w:hint="eastAsia"/>
+          <w:rFonts w:hint="eastAsia" w:eastAsia="黑体"/>
         </w:rPr>
         <w:t xml:space="preserve">增大，母线电压利用率不变但绝对值提高。</w:t>
       </w:r>
@@ -2984,7 +3333,7 @@
       </w:pPr>
       <w:r>
         <w:rPr>
-          <w:rFonts w:hint="eastAsia"/>
+          <w:rFonts w:hint="eastAsia" w:eastAsia="黑体"/>
           <w:b/>
           <w:bCs/>
         </w:rPr>
@@ -2992,6 +3341,7 @@
       </w:r>
       <w:r>
         <w:rPr>
+          <w:rFonts w:eastAsia="黑体"/>
           <w:b/>
           <w:bCs/>
         </w:rPr>
@@ -3004,6 +3354,7 @@
       </m:oMath>
       <w:r>
         <w:rPr>
+          <w:rFonts w:eastAsia="黑体"/>
           <w:b/>
           <w:bCs/>
         </w:rPr>
@@ -3011,25 +3362,34 @@
       </w:r>
       <w:r>
         <w:rPr>
-          <w:rFonts w:hint="eastAsia"/>
+          <w:rFonts w:hint="eastAsia" w:eastAsia="黑体"/>
           <w:b/>
           <w:bCs/>
         </w:rPr>
         <w:t xml:space="preserve">变化</w:t>
       </w:r>
       <w:r>
+        <w:rPr>
+          <w:rFonts w:eastAsia="黑体"/>
+        </w:rPr>
         <w:t xml:space="preserve"> </w:t>
       </w:r>
       <w:r>
+        <w:rPr>
+          <w:rFonts w:eastAsia="黑体"/>
+        </w:rPr>
         <w:t xml:space="preserve">→ </w:t>
       </w:r>
       <w:r>
         <w:rPr>
-          <w:rFonts w:hint="eastAsia"/>
+          <w:rFonts w:hint="eastAsia" w:eastAsia="黑体"/>
         </w:rPr>
         <w:t xml:space="preserve">两有效矢量作用时间按</w:t>
       </w:r>
       <w:r>
+        <w:rPr>
+          <w:rFonts w:eastAsia="黑体"/>
+        </w:rPr>
         <w:t xml:space="preserve"> </w:t>
       </w:r>
       <m:oMath>
@@ -3044,6 +3404,9 @@
         </m:r>
       </m:oMath>
       <w:r>
+        <w:rPr>
+          <w:rFonts w:eastAsia="黑体"/>
+        </w:rPr>
         <w:t xml:space="preserve">、</w:t>
       </w:r>
       <m:oMath>
@@ -3091,11 +3454,14 @@
         </m:r>
       </m:oMath>
       <w:r>
+        <w:rPr>
+          <w:rFonts w:eastAsia="黑体"/>
+        </w:rPr>
         <w:t xml:space="preserve"> </w:t>
       </w:r>
       <w:r>
         <w:rPr>
-          <w:rFonts w:hint="eastAsia"/>
+          <w:rFonts w:hint="eastAsia" w:eastAsia="黑体"/>
         </w:rPr>
         <w:t xml:space="preserve">重新分配，决定相邻矢量占空。</w:t>
       </w:r>
@@ -3110,11 +3476,14 @@
       </w:pPr>
       <w:r>
         <w:rPr>
-          <w:rFonts w:hint="eastAsia"/>
+          <w:rFonts w:hint="eastAsia" w:eastAsia="黑体"/>
         </w:rPr>
         <w:t xml:space="preserve">若</w:t>
       </w:r>
       <w:r>
+        <w:rPr>
+          <w:rFonts w:eastAsia="黑体"/>
+        </w:rPr>
         <w:t xml:space="preserve"> </w:t>
       </w:r>
       <m:oMath>
@@ -3168,11 +3537,14 @@
         </m:sSub>
       </m:oMath>
       <w:r>
+        <w:rPr>
+          <w:rFonts w:eastAsia="黑体"/>
+        </w:rPr>
         <w:t xml:space="preserve"> </w:t>
       </w:r>
       <w:r>
         <w:rPr>
-          <w:rFonts w:hint="eastAsia"/>
+          <w:rFonts w:hint="eastAsia" w:eastAsia="黑体"/>
         </w:rPr>
         <w:t xml:space="preserve">说明参考矢量超出线性调制圈，需限幅处理。</w:t>
       </w:r>
@@ -3185,7 +3557,7 @@
       </w:pPr>
       <w:r>
         <w:rPr>
-          <w:rFonts w:hint="eastAsia"/>
+          <w:rFonts w:hint="eastAsia" w:eastAsia="黑体"/>
         </w:rPr>
         <w:t xml:space="preserve">典型参数示例</w:t>
       </w:r>
@@ -3200,11 +3572,14 @@
       </w:pPr>
       <w:r>
         <w:rPr>
-          <w:rFonts w:hint="eastAsia"/>
+          <w:rFonts w:hint="eastAsia" w:eastAsia="黑体"/>
         </w:rPr>
         <w:t xml:space="preserve">取</w:t>
       </w:r>
       <w:r>
+        <w:rPr>
+          <w:rFonts w:eastAsia="黑体"/>
+        </w:rPr>
         <w:t xml:space="preserve"> </w:t>
       </w:r>
       <m:oMath>
@@ -3245,11 +3620,14 @@
       </m:oMath>
       <w:r>
         <w:rPr>
-          <w:rFonts w:hint="eastAsia"/>
+          <w:rFonts w:hint="eastAsia" w:eastAsia="黑体"/>
         </w:rPr>
         <w:t xml:space="preserve">：最大输出线电压基波幅值</w:t>
       </w:r>
       <w:r>
+        <w:rPr>
+          <w:rFonts w:eastAsia="黑体"/>
+        </w:rPr>
         <w:t xml:space="preserve"> </w:t>
       </w:r>
       <m:oMath>
@@ -3323,7 +3701,7 @@
       </m:oMath>
       <w:r>
         <w:rPr>
-          <w:rFonts w:hint="eastAsia"/>
+          <w:rFonts w:hint="eastAsia" w:eastAsia="黑体"/>
         </w:rPr>
         <w:t xml:space="preserve">（线性区上界）。</w:t>
       </w:r>
@@ -3338,11 +3716,14 @@
       </w:pPr>
       <w:r>
         <w:rPr>
-          <w:rFonts w:hint="eastAsia"/>
+          <w:rFonts w:hint="eastAsia" w:eastAsia="黑体"/>
         </w:rPr>
         <w:t xml:space="preserve">取</w:t>
       </w:r>
       <w:r>
+        <w:rPr>
+          <w:rFonts w:eastAsia="黑体"/>
+        </w:rPr>
         <w:t xml:space="preserve"> </w:t>
       </w:r>
       <m:oMath>
@@ -3382,6 +3763,9 @@
         </m:r>
       </m:oMath>
       <w:r>
+        <w:rPr>
+          <w:rFonts w:eastAsia="黑体"/>
+        </w:rPr>
         <w:t xml:space="preserve">、</w:t>
       </w:r>
       <m:oMath>
@@ -3437,11 +3821,14 @@
       </m:oMath>
       <w:r>
         <w:rPr>
-          <w:rFonts w:hint="eastAsia"/>
+          <w:rFonts w:hint="eastAsia" w:eastAsia="黑体"/>
         </w:rPr>
         <w:t xml:space="preserve">（对应</w:t>
       </w:r>
       <w:r>
+        <w:rPr>
+          <w:rFonts w:eastAsia="黑体"/>
+        </w:rPr>
         <w:t xml:space="preserve"> </w:t>
       </w:r>
       <m:oMath>
@@ -3495,7 +3882,7 @@
       </m:oMath>
       <w:r>
         <w:rPr>
-          <w:rFonts w:hint="eastAsia"/>
+          <w:rFonts w:hint="eastAsia" w:eastAsia="黑体"/>
         </w:rPr>
         <w:t xml:space="preserve">）、</w:t>
       </w:r>
@@ -3536,6 +3923,9 @@
         </m:r>
       </m:oMath>
       <w:r>
+        <w:rPr>
+          <w:rFonts w:eastAsia="黑体"/>
+        </w:rPr>
         <w:t xml:space="preserve">、</w:t>
       </w:r>
       <m:oMath>
@@ -3566,7 +3956,7 @@
       </m:oMath>
       <w:r>
         <w:rPr>
-          <w:rFonts w:hint="eastAsia"/>
+          <w:rFonts w:hint="eastAsia" w:eastAsia="黑体"/>
         </w:rPr>
         <w:t xml:space="preserve">：</w:t>
       </w:r>
@@ -3724,7 +4114,7 @@
       </m:oMath>
       <w:r>
         <w:rPr>
-          <w:rFonts w:hint="eastAsia"/>
+          <w:rFonts w:hint="eastAsia" w:eastAsia="黑体"/>
         </w:rPr>
         <w:t xml:space="preserve">，</w:t>
       </w:r>
@@ -3792,6 +4182,9 @@
         </m:r>
       </m:oMath>
       <w:r>
+        <w:rPr>
+          <w:rFonts w:eastAsia="黑体"/>
+        </w:rPr>
         <w:t xml:space="preserve">。</w:t>
       </w:r>
     </w:p>
@@ -3805,11 +4198,14 @@
       </w:pPr>
       <w:r>
         <w:rPr>
-          <w:rFonts w:hint="eastAsia"/>
+          <w:rFonts w:hint="eastAsia" w:eastAsia="黑体"/>
         </w:rPr>
         <w:t xml:space="preserve">典型</w:t>
       </w:r>
       <w:r>
+        <w:rPr>
+          <w:rFonts w:eastAsia="黑体"/>
+        </w:rPr>
         <w:t xml:space="preserve"> </w:t>
       </w:r>
       <m:oMath>
@@ -3850,7 +4246,7 @@
       </m:oMath>
       <w:r>
         <w:rPr>
-          <w:rFonts w:hint="eastAsia"/>
+          <w:rFonts w:hint="eastAsia" w:eastAsia="黑体"/>
         </w:rPr>
         <w:t xml:space="preserve">：</w:t>
       </w:r>
@@ -3918,6 +4314,9 @@
         </m:r>
       </m:oMath>
       <w:r>
+        <w:rPr>
+          <w:rFonts w:eastAsia="黑体"/>
+        </w:rPr>
         <w:t xml:space="preserve">。</w:t>
       </w:r>
     </w:p>
@@ -3929,7 +4328,7 @@
       </w:pPr>
       <w:r>
         <w:rPr>
-          <w:rFonts w:hint="eastAsia"/>
+          <w:rFonts w:hint="eastAsia" w:eastAsia="黑体"/>
         </w:rPr>
         <w:t xml:space="preserve">常见器件型号</w:t>
       </w:r>
@@ -3944,7 +4343,7 @@
       </w:pPr>
       <w:r>
         <w:rPr>
-          <w:rFonts w:hint="eastAsia"/>
+          <w:rFonts w:hint="eastAsia" w:eastAsia="黑体"/>
         </w:rPr>
         <w:t xml:space="preserve">三相桥功率模块/管：IPD60R360P7、IKCM30F60GA。</w:t>
       </w:r>
@@ -3959,7 +4358,7 @@
       </w:pPr>
       <w:r>
         <w:rPr>
-          <w:rFonts w:hint="eastAsia"/>
+          <w:rFonts w:hint="eastAsia" w:eastAsia="黑体"/>
         </w:rPr>
         <w:t xml:space="preserve">栅极驱动：IR2136、UCC21520。</w:t>
       </w:r>
@@ -3974,25 +4373,31 @@
       </w:pPr>
       <w:r>
         <w:rPr>
-          <w:rFonts w:hint="eastAsia"/>
+          <w:rFonts w:hint="eastAsia" w:eastAsia="黑体"/>
         </w:rPr>
         <w:t xml:space="preserve">控制器/DSP：TMS320F28027（C2000</w:t>
       </w:r>
       <w:r>
+        <w:rPr>
+          <w:rFonts w:eastAsia="黑体"/>
+        </w:rPr>
         <w:t xml:space="preserve"> </w:t>
       </w:r>
       <w:r>
         <w:rPr>
-          <w:rFonts w:hint="eastAsia"/>
+          <w:rFonts w:hint="eastAsia" w:eastAsia="黑体"/>
         </w:rPr>
         <w:t xml:space="preserve">系列，内置</w:t>
       </w:r>
       <w:r>
+        <w:rPr>
+          <w:rFonts w:eastAsia="黑体"/>
+        </w:rPr>
         <w:t xml:space="preserve"> SVPWM </w:t>
       </w:r>
       <w:r>
         <w:rPr>
-          <w:rFonts w:hint="eastAsia"/>
+          <w:rFonts w:hint="eastAsia" w:eastAsia="黑体"/>
         </w:rPr>
         <w:t xml:space="preserve">硬件模块）。</w:t>
       </w:r>
@@ -4005,7 +4410,7 @@
       </w:pPr>
       <w:r>
         <w:rPr>
-          <w:rFonts w:hint="eastAsia"/>
+          <w:rFonts w:hint="eastAsia" w:eastAsia="黑体"/>
         </w:rPr>
         <w:t xml:space="preserve">注意事项</w:t>
       </w:r>
@@ -4020,7 +4425,7 @@
       </w:pPr>
       <w:r>
         <w:rPr>
-          <w:rFonts w:hint="eastAsia"/>
+          <w:rFonts w:hint="eastAsia" w:eastAsia="黑体"/>
         </w:rPr>
         <w:t xml:space="preserve">需根据参考矢量所在扇区正确选择相邻有效矢量与扇区编号，避免矢量跳变。</w:t>
       </w:r>
@@ -4035,11 +4440,14 @@
       </w:pPr>
       <w:r>
         <w:rPr>
-          <w:rFonts w:hint="eastAsia"/>
+          <w:rFonts w:hint="eastAsia" w:eastAsia="黑体"/>
         </w:rPr>
         <w:t xml:space="preserve">零矢量作用时间</w:t>
       </w:r>
       <w:r>
+        <w:rPr>
+          <w:rFonts w:eastAsia="黑体"/>
+        </w:rPr>
         <w:t xml:space="preserve"> </w:t>
       </w:r>
       <m:oMath>
@@ -4057,15 +4465,21 @@
         </m:sSub>
       </m:oMath>
       <w:r>
+        <w:rPr>
+          <w:rFonts w:eastAsia="黑体"/>
+        </w:rPr>
         <w:t xml:space="preserve"> </w:t>
       </w:r>
       <w:r>
         <w:rPr>
-          <w:rFonts w:hint="eastAsia"/>
+          <w:rFonts w:hint="eastAsia" w:eastAsia="黑体"/>
         </w:rPr>
         <w:t xml:space="preserve">须非负，过调制时要对</w:t>
       </w:r>
       <w:r>
+        <w:rPr>
+          <w:rFonts w:eastAsia="黑体"/>
+        </w:rPr>
         <w:t xml:space="preserve"> </w:t>
       </w:r>
       <m:oMath>
@@ -4083,6 +4497,9 @@
         </m:sSub>
       </m:oMath>
       <w:r>
+        <w:rPr>
+          <w:rFonts w:eastAsia="黑体"/>
+        </w:rPr>
         <w:t xml:space="preserve">、</w:t>
       </w:r>
       <m:oMath>
@@ -4100,11 +4517,14 @@
         </m:sSub>
       </m:oMath>
       <w:r>
+        <w:rPr>
+          <w:rFonts w:eastAsia="黑体"/>
+        </w:rPr>
         <w:t xml:space="preserve"> </w:t>
       </w:r>
       <w:r>
         <w:rPr>
-          <w:rFonts w:hint="eastAsia"/>
+          <w:rFonts w:hint="eastAsia" w:eastAsia="黑体"/>
         </w:rPr>
         <w:t xml:space="preserve">做等比缩放限幅。</w:t>
       </w:r>
@@ -4119,7 +4539,7 @@
       </w:pPr>
       <w:r>
         <w:rPr>
-          <w:rFonts w:hint="eastAsia"/>
+          <w:rFonts w:hint="eastAsia" w:eastAsia="黑体"/>
         </w:rPr>
         <w:t xml:space="preserve">切换顺序应尽量”中心对称”，减少每周期开关动作次数与谐波。</w:t>
       </w:r>
@@ -4134,25 +4554,31 @@
       </w:pPr>
       <w:r>
         <w:rPr>
-          <w:rFonts w:hint="eastAsia"/>
+          <w:rFonts w:hint="eastAsia" w:eastAsia="黑体"/>
         </w:rPr>
         <w:t xml:space="preserve">与</w:t>
       </w:r>
       <w:r>
+        <w:rPr>
+          <w:rFonts w:eastAsia="黑体"/>
+        </w:rPr>
         <w:t xml:space="preserve"> SPWM </w:t>
       </w:r>
       <w:r>
         <w:rPr>
-          <w:rFonts w:hint="eastAsia"/>
+          <w:rFonts w:hint="eastAsia" w:eastAsia="黑体"/>
         </w:rPr>
         <w:t xml:space="preserve">相比母线电压利用率高约</w:t>
       </w:r>
       <w:r>
+        <w:rPr>
+          <w:rFonts w:eastAsia="黑体"/>
+        </w:rPr>
         <w:t xml:space="preserve"> </w:t>
       </w:r>
       <w:r>
         <w:rPr>
-          <w:rFonts w:hint="eastAsia"/>
+          <w:rFonts w:hint="eastAsia" w:eastAsia="黑体"/>
         </w:rPr>
         <w:t xml:space="preserve">15.5%，但实现需配合数字处理器完成矢量分解。</w:t>
       </w:r>
@@ -4165,7 +4591,7 @@
       </w:pPr>
       <w:r>
         <w:rPr>
-          <w:rFonts w:hint="eastAsia"/>
+          <w:rFonts w:hint="eastAsia" w:eastAsia="黑体"/>
         </w:rPr>
         <w:t xml:space="preserve">参考资料</w:t>
       </w:r>
@@ -4179,6 +4605,9 @@
         </w:numPr>
       </w:pPr>
       <w:r>
+        <w:rPr>
+          <w:rFonts w:eastAsia="黑体"/>
+        </w:rPr>
         <w:t xml:space="preserve">Wikipedia: Space vector modulation。</w:t>
       </w:r>
     </w:p>
@@ -4192,7 +4621,7 @@
       </w:pPr>
       <w:r>
         <w:rPr>
-          <w:rFonts w:hint="eastAsia"/>
+          <w:rFonts w:hint="eastAsia" w:eastAsia="黑体"/>
         </w:rPr>
         <w:t xml:space="preserve">《电机控制与电力电子技术》。</w:t>
       </w:r>
@@ -4206,29 +4635,38 @@
         </w:numPr>
       </w:pPr>
       <w:r>
+        <w:rPr>
+          <w:rFonts w:eastAsia="黑体"/>
+        </w:rPr>
         <w:t xml:space="preserve">TI </w:t>
       </w:r>
       <w:r>
         <w:rPr>
-          <w:rFonts w:hint="eastAsia"/>
+          <w:rFonts w:hint="eastAsia" w:eastAsia="黑体"/>
         </w:rPr>
         <w:t xml:space="preserve">应用手册</w:t>
       </w:r>
       <w:r>
+        <w:rPr>
+          <w:rFonts w:eastAsia="黑体"/>
+        </w:rPr>
         <w:t xml:space="preserve"> </w:t>
       </w:r>
       <w:r>
         <w:rPr>
-          <w:rFonts w:hint="eastAsia"/>
+          <w:rFonts w:hint="eastAsia" w:eastAsia="黑体"/>
         </w:rPr>
         <w:t xml:space="preserve">SPRABS6（SVPWM</w:t>
       </w:r>
       <w:r>
+        <w:rPr>
+          <w:rFonts w:eastAsia="黑体"/>
+        </w:rPr>
         <w:t xml:space="preserve"> </w:t>
       </w:r>
       <w:r>
         <w:rPr>
-          <w:rFonts w:hint="eastAsia"/>
+          <w:rFonts w:hint="eastAsia" w:eastAsia="黑体"/>
         </w:rPr>
         <w:t xml:space="preserve">实现）。</w:t>
       </w:r>
@@ -4242,11 +4680,11 @@
       </w:pPr>
       <w:r>
         <w:rPr>
-          <w:rFonts w:ascii="Times New Roman" w:hAnsi="Times New Roman"/>
+          <w:rFonts w:ascii="Times New Roman" w:hAnsi="Times New Roman" w:eastAsia="黑体"/>
           <w:color w:val="555555"/>
           <w:sz w:val="21"/>
         </w:rPr>
-        <w:t>材料收集者：杜文杰</w:t>
+        <w:t>材料收集者：杜文杰，WX手机：19519196569，QQ:3478827729</w:t>
       </w:r>
     </w:p>
     <w:sectPr>
@@ -4266,7 +4704,7 @@
 </file>
 
 <file path=word/footer1.xml><?xml version="1.0" encoding="utf-8"?>
-<w:ftr xmlns:m="http://schemas.openxmlformats.org/officeDocument/2006/math" xmlns:mc="http://schemas.openxmlformats.org/markup-compatibility/2006" xmlns:mo="http://schemas.microsoft.com/office/mac/office/2008/main" xmlns:mv="urn:schemas-microsoft-com:mac:vml" xmlns:o="urn:schemas-microsoft-com:office:office" xmlns:r="http://schemas.openxmlformats.org/officeDocument/2006/relationships" xmlns:v="urn:schemas-microsoft-com:vml" xmlns:w10="urn:schemas-microsoft-com:office:word" xmlns:w14="http://schemas.microsoft.com/office/word/2010/wordml" xmlns:w="http://schemas.openxmlformats.org/wordprocessingml/2006/main" xmlns:wne="http://schemas.microsoft.com/office/word/2006/wordml" xmlns:wp14="http://schemas.microsoft.com/office/word/2010/wordprocessingDrawing" xmlns:wp="http://schemas.openxmlformats.org/drawingml/2006/wordprocessingDrawing" xmlns:wpc="http://schemas.microsoft.com/office/word/2010/wordprocessingCanvas" xmlns:wpg="http://schemas.microsoft.com/office/word/2010/wordprocessingGroup" xmlns:wpi="http://schemas.microsoft.com/office/word/2010/wordprocessingInk" xmlns:wps="http://schemas.microsoft.com/office/word/2010/wordprocessingShape" mc:Ignorable="w14 wp14">
+<w:ftr xmlns:mc="http://schemas.openxmlformats.org/markup-compatibility/2006" xmlns:w="http://schemas.openxmlformats.org/wordprocessingml/2006/main" xmlns:m="http://schemas.openxmlformats.org/officeDocument/2006/math" xmlns:mo="http://schemas.microsoft.com/office/mac/office/2008/main" xmlns:mv="urn:schemas-microsoft-com:mac:vml" xmlns:o="urn:schemas-microsoft-com:office:office" xmlns:r="http://schemas.openxmlformats.org/officeDocument/2006/relationships" xmlns:v="urn:schemas-microsoft-com:vml" xmlns:w10="urn:schemas-microsoft-com:office:word" xmlns:w14="http://schemas.microsoft.com/office/word/2010/wordml" xmlns:wne="http://schemas.microsoft.com/office/word/2006/wordml" xmlns:wp14="http://schemas.microsoft.com/office/word/2010/wordprocessingDrawing" xmlns:wp="http://schemas.openxmlformats.org/drawingml/2006/wordprocessingDrawing" xmlns:wpc="http://schemas.microsoft.com/office/word/2010/wordprocessingCanvas" xmlns:wpg="http://schemas.microsoft.com/office/word/2010/wordprocessingGroup" xmlns:wpi="http://schemas.microsoft.com/office/word/2010/wordprocessingInk" xmlns:wps="http://schemas.microsoft.com/office/word/2010/wordprocessingShape" mc:Ignorable="w14 wp14">
   <w:p>
     <w:pPr>
       <w:pStyle w:val="Footer"/>
@@ -4274,12 +4712,14 @@
     </w:pPr>
     <w:r>
       <w:rPr>
+        <w:rFonts w:eastAsia="黑体"/>
         <w:sz w:val="18"/>
       </w:rPr>
       <w:t xml:space="preserve">第 </w:t>
     </w:r>
     <w:r>
       <w:rPr>
+        <w:rFonts w:eastAsia="黑体"/>
         <w:sz w:val="18"/>
       </w:rPr>
       <w:fldChar w:fldCharType="begin"/>
@@ -4288,6 +4728,7 @@
     </w:r>
     <w:r>
       <w:rPr>
+        <w:rFonts w:eastAsia="黑体"/>
         <w:sz w:val="18"/>
       </w:rPr>
       <w:t xml:space="preserve"> 页</w:t>
@@ -4301,6 +4742,9 @@
   <w:footnote w:type="continuationSeparator" w:id="0">
     <w:p>
       <w:r>
+        <w:rPr>
+          <w:rFonts w:eastAsia="黑体"/>
+        </w:rPr>
         <w:continuationSeparator/>
       </w:r>
     </w:p>
@@ -4308,6 +4752,9 @@
   <w:footnote w:type="separator" w:id="-1">
     <w:p>
       <w:r>
+        <w:rPr>
+          <w:rFonts w:eastAsia="黑体"/>
+        </w:rPr>
         <w:separator/>
       </w:r>
     </w:p>
@@ -4316,7 +4763,7 @@
 </file>
 
 <file path=word/header1.xml><?xml version="1.0" encoding="utf-8"?>
-<w:hdr xmlns:m="http://schemas.openxmlformats.org/officeDocument/2006/math" xmlns:mc="http://schemas.openxmlformats.org/markup-compatibility/2006" xmlns:mo="http://schemas.microsoft.com/office/mac/office/2008/main" xmlns:mv="urn:schemas-microsoft-com:mac:vml" xmlns:o="urn:schemas-microsoft-com:office:office" xmlns:r="http://schemas.openxmlformats.org/officeDocument/2006/relationships" xmlns:v="urn:schemas-microsoft-com:vml" xmlns:w10="urn:schemas-microsoft-com:office:word" xmlns:w14="http://schemas.microsoft.com/office/word/2010/wordml" xmlns:w="http://schemas.openxmlformats.org/wordprocessingml/2006/main" xmlns:wne="http://schemas.microsoft.com/office/word/2006/wordml" xmlns:wp14="http://schemas.microsoft.com/office/word/2010/wordprocessingDrawing" xmlns:wp="http://schemas.openxmlformats.org/drawingml/2006/wordprocessingDrawing" xmlns:wpc="http://schemas.microsoft.com/office/word/2010/wordprocessingCanvas" xmlns:wpg="http://schemas.microsoft.com/office/word/2010/wordprocessingGroup" xmlns:wpi="http://schemas.microsoft.com/office/word/2010/wordprocessingInk" xmlns:wps="http://schemas.microsoft.com/office/word/2010/wordprocessingShape" mc:Ignorable="w14 wp14">
+<w:hdr xmlns:mc="http://schemas.openxmlformats.org/markup-compatibility/2006" xmlns:w="http://schemas.openxmlformats.org/wordprocessingml/2006/main" xmlns:m="http://schemas.openxmlformats.org/officeDocument/2006/math" xmlns:mo="http://schemas.microsoft.com/office/mac/office/2008/main" xmlns:mv="urn:schemas-microsoft-com:mac:vml" xmlns:o="urn:schemas-microsoft-com:office:office" xmlns:r="http://schemas.openxmlformats.org/officeDocument/2006/relationships" xmlns:v="urn:schemas-microsoft-com:vml" xmlns:w10="urn:schemas-microsoft-com:office:word" xmlns:w14="http://schemas.microsoft.com/office/word/2010/wordml" xmlns:wne="http://schemas.microsoft.com/office/word/2006/wordml" xmlns:wp14="http://schemas.microsoft.com/office/word/2010/wordprocessingDrawing" xmlns:wp="http://schemas.openxmlformats.org/drawingml/2006/wordprocessingDrawing" xmlns:wpc="http://schemas.microsoft.com/office/word/2010/wordprocessingCanvas" xmlns:wpg="http://schemas.microsoft.com/office/word/2010/wordprocessingGroup" xmlns:wpi="http://schemas.microsoft.com/office/word/2010/wordprocessingInk" xmlns:wps="http://schemas.microsoft.com/office/word/2010/wordprocessingShape" mc:Ignorable="w14 wp14">
   <w:p>
     <w:pPr>
       <w:pStyle w:val="Header"/>
@@ -4324,7 +4771,7 @@
     </w:pPr>
     <w:r>
       <w:rPr>
-        <w:rFonts w:ascii="Times New Roman" w:hAnsi="Times New Roman"/>
+        <w:rFonts w:ascii="Times New Roman" w:hAnsi="Times New Roman" w:eastAsia="黑体"/>
         <w:sz w:val="18"/>
         <w:rFonts w:eastAsia="黑体"/>
         <w:rFonts w:eastAsia="黑体"/>
@@ -4336,7 +4783,7 @@
 </file>
 
 <file path=word/numbering.xml><?xml version="1.0" encoding="utf-8"?>
-<w:numbering xmlns:m="http://schemas.openxmlformats.org/officeDocument/2006/math" xmlns:mc="http://schemas.openxmlformats.org/markup-compatibility/2006" xmlns:mo="http://schemas.microsoft.com/office/mac/office/2008/main" xmlns:mv="urn:schemas-microsoft-com:mac:vml" xmlns:o="urn:schemas-microsoft-com:office:office" xmlns:r="http://schemas.openxmlformats.org/officeDocument/2006/relationships" xmlns:v="urn:schemas-microsoft-com:vml" xmlns:w="http://schemas.openxmlformats.org/wordprocessingml/2006/main" xmlns:w10="urn:schemas-microsoft-com:office:word" xmlns:w14="http://schemas.microsoft.com/office/word/2010/wordml" xmlns:wne="http://schemas.microsoft.com/office/word/2006/wordml" xmlns:wp="http://schemas.openxmlformats.org/drawingml/2006/wordprocessingDrawing" xmlns:wp14="http://schemas.microsoft.com/office/word/2010/wordprocessingDrawing" xmlns:wpc="http://schemas.microsoft.com/office/word/2010/wordprocessingCanvas" xmlns:wpg="http://schemas.microsoft.com/office/word/2010/wordprocessingGroup" xmlns:wpi="http://schemas.microsoft.com/office/word/2010/wordprocessingInk" xmlns:wps="http://schemas.microsoft.com/office/word/2010/wordprocessingShape" mc:Ignorable="w14 wp14">
+<w:numbering xmlns:mc="http://schemas.openxmlformats.org/markup-compatibility/2006" xmlns:w="http://schemas.openxmlformats.org/wordprocessingml/2006/main" xmlns:m="http://schemas.openxmlformats.org/officeDocument/2006/math" xmlns:mo="http://schemas.microsoft.com/office/mac/office/2008/main" xmlns:mv="urn:schemas-microsoft-com:mac:vml" xmlns:o="urn:schemas-microsoft-com:office:office" xmlns:r="http://schemas.openxmlformats.org/officeDocument/2006/relationships" xmlns:v="urn:schemas-microsoft-com:vml" xmlns:w10="urn:schemas-microsoft-com:office:word" xmlns:w14="http://schemas.microsoft.com/office/word/2010/wordml" xmlns:wne="http://schemas.microsoft.com/office/word/2006/wordml" xmlns:wp="http://schemas.openxmlformats.org/drawingml/2006/wordprocessingDrawing" xmlns:wp14="http://schemas.microsoft.com/office/word/2010/wordprocessingDrawing" xmlns:wpc="http://schemas.microsoft.com/office/word/2010/wordprocessingCanvas" xmlns:wpg="http://schemas.microsoft.com/office/word/2010/wordprocessingGroup" xmlns:wpi="http://schemas.microsoft.com/office/word/2010/wordprocessingInk" xmlns:wps="http://schemas.microsoft.com/office/word/2010/wordprocessingShape" mc:Ignorable="w14 wp14">
   <w:abstractNum w:abstractNumId="0">
     <w:nsid w:val="FFFFFF7C"/>
     <w:multiLevelType w:val="singleLevel"/>
@@ -4423,7 +4870,7 @@
         <w:ind w:hanging="360" w:left="1440"/>
       </w:pPr>
       <w:rPr>
-        <w:rFonts w:ascii="Symbol" w:hAnsi="Symbol" w:hint="default"/>
+        <w:rFonts w:ascii="Symbol" w:hAnsi="Symbol" w:hint="default" w:eastAsia="黑体"/>
       </w:rPr>
     </w:lvl>
   </w:abstractNum>
@@ -4444,7 +4891,7 @@
         <w:ind w:hanging="360" w:left="1080"/>
       </w:pPr>
       <w:rPr>
-        <w:rFonts w:ascii="Symbol" w:hAnsi="Symbol" w:hint="default"/>
+        <w:rFonts w:ascii="Symbol" w:hAnsi="Symbol" w:hint="default" w:eastAsia="黑体"/>
       </w:rPr>
     </w:lvl>
   </w:abstractNum>
@@ -4465,7 +4912,7 @@
         <w:ind w:hanging="360" w:left="720"/>
       </w:pPr>
       <w:rPr>
-        <w:rFonts w:ascii="Symbol" w:hAnsi="Symbol" w:hint="default"/>
+        <w:rFonts w:ascii="Symbol" w:hAnsi="Symbol" w:hint="default" w:eastAsia="黑体"/>
       </w:rPr>
     </w:lvl>
   </w:abstractNum>
@@ -4504,7 +4951,7 @@
         <w:ind w:hanging="360" w:left="360"/>
       </w:pPr>
       <w:rPr>
-        <w:rFonts w:ascii="Symbol" w:hAnsi="Symbol" w:hint="default"/>
+        <w:rFonts w:ascii="Symbol" w:hAnsi="Symbol" w:hint="default" w:eastAsia="黑体"/>
       </w:rPr>
     </w:lvl>
   </w:abstractNum>
@@ -4595,7 +5042,7 @@
         <w:ind w:left="720" w:hanging="360"/>
       </w:pPr>
       <w:rPr>
-        <w:rFonts w:ascii="Symbol" w:hAnsi="Symbol" w:cs="Symbol" w:hint="default"/>
+        <w:rFonts w:ascii="Symbol" w:hAnsi="Symbol" w:cs="Symbol" w:hint="default" w:eastAsia="黑体"/>
       </w:rPr>
     </w:lvl>
     <w:lvl w:ilvl="1">
@@ -4606,7 +5053,7 @@
         <w:ind w:left="1440" w:hanging="360"/>
       </w:pPr>
       <w:rPr>
-        <w:rFonts w:ascii="Courier New" w:hAnsi="Courier New" w:cs="Courier New" w:hint="default"/>
+        <w:rFonts w:ascii="Courier New" w:hAnsi="Courier New" w:cs="Courier New" w:hint="default" w:eastAsia="黑体"/>
       </w:rPr>
     </w:lvl>
     <w:lvl w:ilvl="2">
@@ -4617,7 +5064,7 @@
         <w:ind w:left="2160" w:hanging="360"/>
       </w:pPr>
       <w:rPr>
-        <w:rFonts w:ascii="Wingdings" w:hAnsi="Wingdings" w:cs="Wingdings" w:hint="default"/>
+        <w:rFonts w:ascii="Wingdings" w:hAnsi="Wingdings" w:cs="Wingdings" w:hint="default" w:eastAsia="黑体"/>
       </w:rPr>
     </w:lvl>
     <w:lvl w:ilvl="3">
@@ -4628,7 +5075,7 @@
         <w:ind w:left="2880" w:hanging="360"/>
       </w:pPr>
       <w:rPr>
-        <w:rFonts w:ascii="Symbol" w:hAnsi="Symbol" w:cs="Symbol" w:hint="default"/>
+        <w:rFonts w:ascii="Symbol" w:hAnsi="Symbol" w:cs="Symbol" w:hint="default" w:eastAsia="黑体"/>
       </w:rPr>
     </w:lvl>
     <w:lvl w:ilvl="4">
@@ -4639,7 +5086,7 @@
         <w:ind w:left="3600" w:hanging="360"/>
       </w:pPr>
       <w:rPr>
-        <w:rFonts w:ascii="Courier New" w:hAnsi="Courier New" w:cs="Courier New" w:hint="default"/>
+        <w:rFonts w:ascii="Courier New" w:hAnsi="Courier New" w:cs="Courier New" w:hint="default" w:eastAsia="黑体"/>
       </w:rPr>
     </w:lvl>
     <w:lvl w:ilvl="5">
@@ -4650,7 +5097,7 @@
         <w:ind w:left="4320" w:hanging="360"/>
       </w:pPr>
       <w:rPr>
-        <w:rFonts w:ascii="Wingdings" w:hAnsi="Wingdings" w:cs="Wingdings" w:hint="default"/>
+        <w:rFonts w:ascii="Wingdings" w:hAnsi="Wingdings" w:cs="Wingdings" w:hint="default" w:eastAsia="黑体"/>
       </w:rPr>
     </w:lvl>
     <w:lvl w:ilvl="6">
@@ -4661,7 +5108,7 @@
         <w:ind w:left="5040" w:hanging="360"/>
       </w:pPr>
       <w:rPr>
-        <w:rFonts w:ascii="Symbol" w:hAnsi="Symbol" w:cs="Symbol" w:hint="default"/>
+        <w:rFonts w:ascii="Symbol" w:hAnsi="Symbol" w:cs="Symbol" w:hint="default" w:eastAsia="黑体"/>
       </w:rPr>
     </w:lvl>
     <w:lvl w:ilvl="7">
@@ -4672,7 +5119,7 @@
         <w:ind w:left="5760" w:hanging="360"/>
       </w:pPr>
       <w:rPr>
-        <w:rFonts w:ascii="Courier New" w:hAnsi="Courier New" w:cs="Courier New" w:hint="default"/>
+        <w:rFonts w:ascii="Courier New" w:hAnsi="Courier New" w:cs="Courier New" w:hint="default" w:eastAsia="黑体"/>
       </w:rPr>
     </w:lvl>
     <w:lvl w:ilvl="8">
@@ -4683,7 +5130,7 @@
         <w:ind w:left="6480" w:hanging="360"/>
       </w:pPr>
       <w:rPr>
-        <w:rFonts w:ascii="Wingdings" w:hAnsi="Wingdings" w:cs="Wingdings" w:hint="default"/>
+        <w:rFonts w:ascii="Wingdings" w:hAnsi="Wingdings" w:cs="Wingdings" w:hint="default" w:eastAsia="黑体"/>
       </w:rPr>
     </w:lvl>
   </w:abstractNum>
@@ -4742,11 +5189,11 @@
 </file>
 
 <file path=word/styles.xml><?xml version="1.0" encoding="utf-8"?>
-<w:styles xmlns:mc="http://schemas.openxmlformats.org/markup-compatibility/2006" xmlns:r="http://schemas.openxmlformats.org/officeDocument/2006/relationships" xmlns:w="http://schemas.openxmlformats.org/wordprocessingml/2006/main" xmlns:w14="http://schemas.microsoft.com/office/word/2010/wordml" mc:Ignorable="w14">
+<w:styles xmlns:mc="http://schemas.openxmlformats.org/markup-compatibility/2006" xmlns:w="http://schemas.openxmlformats.org/wordprocessingml/2006/main" xmlns:r="http://schemas.openxmlformats.org/officeDocument/2006/relationships" xmlns:w14="http://schemas.microsoft.com/office/word/2010/wordml" mc:Ignorable="w14">
   <w:docDefaults>
     <w:rPrDefault>
       <w:rPr>
-        <w:rFonts w:asciiTheme="minorHAnsi" w:cstheme="minorBidi" w:eastAsiaTheme="minorEastAsia" w:hAnsiTheme="minorHAnsi"/>
+        <w:rFonts w:asciiTheme="minorHAnsi" w:cstheme="minorBidi" w:hAnsiTheme="minorHAnsi" w:eastAsia="黑体"/>
         <w:sz w:val="22"/>
         <w:szCs w:val="22"/>
         <w:lang w:bidi="ar-SA" w:eastAsia="en-US" w:val="en-US"/>
@@ -4968,7 +5415,7 @@
       <w:outlineLvl w:val="0"/>
     </w:pPr>
     <w:rPr>
-      <w:rFonts w:ascii="Times New Roman" w:asciiTheme="majorHAnsi" w:cstheme="majorBidi" w:eastAsia="黑体" w:eastAsiaTheme="majorEastAsia" w:hAnsi="Times New Roman" w:hAnsiTheme="majorHAnsi"/>
+      <w:rFonts w:ascii="Times New Roman" w:asciiTheme="majorHAnsi" w:cstheme="majorBidi" w:eastAsia="黑体" w:hAnsi="Times New Roman" w:hAnsiTheme="majorHAnsi"/>
       <w:b/>
       <w:bCs/>
       <w:color w:val="1F3864"/>
@@ -4992,7 +5439,7 @@
       <w:outlineLvl w:val="1"/>
     </w:pPr>
     <w:rPr>
-      <w:rFonts w:ascii="Times New Roman" w:asciiTheme="majorHAnsi" w:cstheme="majorBidi" w:eastAsia="黑体" w:eastAsiaTheme="majorEastAsia" w:hAnsi="Times New Roman" w:hAnsiTheme="majorHAnsi"/>
+      <w:rFonts w:ascii="Times New Roman" w:asciiTheme="majorHAnsi" w:cstheme="majorBidi" w:eastAsia="黑体" w:hAnsi="Times New Roman" w:hAnsiTheme="majorHAnsi"/>
       <w:b/>
       <w:bCs/>
       <w:color w:val="2E4E7E"/>
@@ -5016,7 +5463,7 @@
       <w:outlineLvl w:val="2"/>
     </w:pPr>
     <w:rPr>
-      <w:rFonts w:ascii="Times New Roman" w:asciiTheme="majorHAnsi" w:cstheme="majorBidi" w:eastAsia="黑体" w:eastAsiaTheme="majorEastAsia" w:hAnsi="Times New Roman" w:hAnsiTheme="majorHAnsi"/>
+      <w:rFonts w:ascii="Times New Roman" w:asciiTheme="majorHAnsi" w:cstheme="majorBidi" w:eastAsia="黑体" w:hAnsi="Times New Roman" w:hAnsiTheme="majorHAnsi"/>
       <w:b/>
       <w:bCs/>
       <w:color w:val="2E4E7E"/>
@@ -5040,7 +5487,7 @@
       <w:outlineLvl w:val="3"/>
     </w:pPr>
     <w:rPr>
-      <w:rFonts w:ascii="Times New Roman" w:asciiTheme="majorHAnsi" w:cstheme="majorBidi" w:eastAsia="黑体" w:eastAsiaTheme="majorEastAsia" w:hAnsi="Times New Roman" w:hAnsiTheme="majorHAnsi"/>
+      <w:rFonts w:ascii="Times New Roman" w:asciiTheme="majorHAnsi" w:cstheme="majorBidi" w:eastAsia="黑体" w:hAnsi="Times New Roman" w:hAnsiTheme="majorHAnsi"/>
       <w:b/>
       <w:bCs/>
       <w:i/>
@@ -5066,7 +5513,7 @@
       <w:outlineLvl w:val="4"/>
     </w:pPr>
     <w:rPr>
-      <w:rFonts w:ascii="Times New Roman" w:asciiTheme="majorHAnsi" w:cstheme="majorBidi" w:eastAsia="黑体" w:eastAsiaTheme="majorEastAsia" w:hAnsi="Times New Roman" w:hAnsiTheme="majorHAnsi"/>
+      <w:rFonts w:ascii="Times New Roman" w:asciiTheme="majorHAnsi" w:cstheme="majorBidi" w:eastAsia="黑体" w:hAnsi="Times New Roman" w:hAnsiTheme="majorHAnsi"/>
       <w:b/>
       <w:color w:val="333333"/>
       <w:sz w:val="22"/>
@@ -5089,7 +5536,7 @@
       <w:outlineLvl w:val="5"/>
     </w:pPr>
     <w:rPr>
-      <w:rFonts w:asciiTheme="majorHAnsi" w:cstheme="majorBidi" w:eastAsiaTheme="majorEastAsia" w:hAnsiTheme="majorHAnsi"/>
+      <w:rFonts w:asciiTheme="majorHAnsi" w:cstheme="majorBidi" w:hAnsiTheme="majorHAnsi" w:eastAsia="黑体"/>
       <w:i/>
       <w:iCs/>
       <w:color w:themeColor="accent1" w:themeShade="7F" w:val="243F60"/>
@@ -5112,7 +5559,7 @@
       <w:outlineLvl w:val="6"/>
     </w:pPr>
     <w:rPr>
-      <w:rFonts w:asciiTheme="majorHAnsi" w:cstheme="majorBidi" w:eastAsiaTheme="majorEastAsia" w:hAnsiTheme="majorHAnsi"/>
+      <w:rFonts w:asciiTheme="majorHAnsi" w:cstheme="majorBidi" w:hAnsiTheme="majorHAnsi" w:eastAsia="黑体"/>
       <w:i/>
       <w:iCs/>
       <w:color w:themeColor="text1" w:themeTint="BF" w:val="404040"/>
@@ -5135,7 +5582,7 @@
       <w:outlineLvl w:val="7"/>
     </w:pPr>
     <w:rPr>
-      <w:rFonts w:asciiTheme="majorHAnsi" w:cstheme="majorBidi" w:eastAsiaTheme="majorEastAsia" w:hAnsiTheme="majorHAnsi"/>
+      <w:rFonts w:asciiTheme="majorHAnsi" w:cstheme="majorBidi" w:hAnsiTheme="majorHAnsi" w:eastAsia="黑体"/>
       <w:color w:themeColor="accent1" w:val="4F81BD"/>
       <w:sz w:val="20"/>
       <w:szCs w:val="20"/>
@@ -5158,7 +5605,7 @@
       <w:outlineLvl w:val="8"/>
     </w:pPr>
     <w:rPr>
-      <w:rFonts w:asciiTheme="majorHAnsi" w:cstheme="majorBidi" w:eastAsiaTheme="majorEastAsia" w:hAnsiTheme="majorHAnsi"/>
+      <w:rFonts w:asciiTheme="majorHAnsi" w:cstheme="majorBidi" w:hAnsiTheme="majorHAnsi" w:eastAsia="黑体"/>
       <w:i/>
       <w:iCs/>
       <w:color w:themeColor="text1" w:themeTint="BF" w:val="404040"/>
@@ -5209,7 +5656,7 @@
     <w:uiPriority w:val="9"/>
     <w:rsid w:val="00FC693F"/>
     <w:rPr>
-      <w:rFonts w:asciiTheme="majorHAnsi" w:cstheme="majorBidi" w:eastAsiaTheme="majorEastAsia" w:hAnsiTheme="majorHAnsi"/>
+      <w:rFonts w:asciiTheme="majorHAnsi" w:cstheme="majorBidi" w:hAnsiTheme="majorHAnsi" w:eastAsia="黑体"/>
       <w:b/>
       <w:bCs/>
       <w:color w:themeColor="accent1" w:themeShade="BF" w:val="365F91"/>
@@ -5224,7 +5671,7 @@
     <w:uiPriority w:val="9"/>
     <w:rsid w:val="00FC693F"/>
     <w:rPr>
-      <w:rFonts w:asciiTheme="majorHAnsi" w:cstheme="majorBidi" w:eastAsiaTheme="majorEastAsia" w:hAnsiTheme="majorHAnsi"/>
+      <w:rFonts w:asciiTheme="majorHAnsi" w:cstheme="majorBidi" w:hAnsiTheme="majorHAnsi" w:eastAsia="黑体"/>
       <w:b/>
       <w:bCs/>
       <w:color w:themeColor="accent1" w:val="4F81BD"/>
@@ -5239,7 +5686,7 @@
     <w:uiPriority w:val="9"/>
     <w:rsid w:val="00FC693F"/>
     <w:rPr>
-      <w:rFonts w:asciiTheme="majorHAnsi" w:cstheme="majorBidi" w:eastAsiaTheme="majorEastAsia" w:hAnsiTheme="majorHAnsi"/>
+      <w:rFonts w:asciiTheme="majorHAnsi" w:cstheme="majorBidi" w:hAnsiTheme="majorHAnsi" w:eastAsia="黑体"/>
       <w:b/>
       <w:bCs/>
       <w:color w:themeColor="accent1" w:val="4F81BD"/>
@@ -5262,7 +5709,7 @@
       <w:contextualSpacing/>
     </w:pPr>
     <w:rPr>
-      <w:rFonts w:ascii="Times New Roman" w:asciiTheme="majorHAnsi" w:cstheme="majorBidi" w:eastAsia="黑体" w:eastAsiaTheme="majorEastAsia" w:hAnsi="Times New Roman" w:hAnsiTheme="majorHAnsi"/>
+      <w:rFonts w:ascii="Times New Roman" w:asciiTheme="majorHAnsi" w:cstheme="majorBidi" w:eastAsia="黑体" w:hAnsi="Times New Roman" w:hAnsiTheme="majorHAnsi"/>
       <w:b/>
       <w:color w:val="1F3864"/>
       <w:spacing w:val="5"/>
@@ -5278,7 +5725,7 @@
     <w:uiPriority w:val="10"/>
     <w:rsid w:val="00FC693F"/>
     <w:rPr>
-      <w:rFonts w:asciiTheme="majorHAnsi" w:cstheme="majorBidi" w:eastAsiaTheme="majorEastAsia" w:hAnsiTheme="majorHAnsi"/>
+      <w:rFonts w:asciiTheme="majorHAnsi" w:cstheme="majorBidi" w:hAnsiTheme="majorHAnsi" w:eastAsia="黑体"/>
       <w:color w:themeColor="text2" w:themeShade="BF" w:val="17365D"/>
       <w:spacing w:val="5"/>
       <w:kern w:val="28"/>
@@ -5300,7 +5747,7 @@
       </w:numPr>
     </w:pPr>
     <w:rPr>
-      <w:rFonts w:asciiTheme="majorHAnsi" w:cstheme="majorBidi" w:eastAsiaTheme="majorEastAsia" w:hAnsiTheme="majorHAnsi"/>
+      <w:rFonts w:asciiTheme="majorHAnsi" w:cstheme="majorBidi" w:hAnsiTheme="majorHAnsi" w:eastAsia="黑体"/>
       <w:i/>
       <w:iCs/>
       <w:color w:themeColor="accent1" w:val="4F81BD"/>
@@ -5316,7 +5763,7 @@
     <w:uiPriority w:val="11"/>
     <w:rsid w:val="00FC693F"/>
     <w:rPr>
-      <w:rFonts w:asciiTheme="majorHAnsi" w:cstheme="majorBidi" w:eastAsiaTheme="majorEastAsia" w:hAnsiTheme="majorHAnsi"/>
+      <w:rFonts w:asciiTheme="majorHAnsi" w:cstheme="majorBidi" w:hAnsiTheme="majorHAnsi" w:eastAsia="黑体"/>
       <w:i/>
       <w:iCs/>
       <w:color w:themeColor="accent1" w:val="4F81BD"/>
@@ -5383,6 +5830,7 @@
       <w:spacing w:after="120"/>
     </w:pPr>
     <w:rPr>
+      <w:rFonts w:eastAsia="黑体"/>
       <w:sz w:val="16"/>
       <w:szCs w:val="16"/>
     </w:rPr>
@@ -5394,6 +5842,7 @@
     <w:uiPriority w:val="99"/>
     <w:rsid w:val="00AA1D8D"/>
     <w:rPr>
+      <w:rFonts w:eastAsia="黑体"/>
       <w:sz w:val="16"/>
       <w:szCs w:val="16"/>
     </w:rPr>
@@ -5563,7 +6012,7 @@
       </w:tabs>
     </w:pPr>
     <w:rPr>
-      <w:rFonts w:ascii="Courier" w:hAnsi="Courier"/>
+      <w:rFonts w:ascii="Courier" w:hAnsi="Courier" w:eastAsia="黑体"/>
       <w:sz w:val="20"/>
       <w:szCs w:val="20"/>
     </w:rPr>
@@ -5575,7 +6024,7 @@
     <w:uiPriority w:val="99"/>
     <w:rsid w:val="0029639D"/>
     <w:rPr>
-      <w:rFonts w:ascii="Courier" w:hAnsi="Courier"/>
+      <w:rFonts w:ascii="Courier" w:hAnsi="Courier" w:eastAsia="黑体"/>
       <w:sz w:val="20"/>
       <w:szCs w:val="20"/>
     </w:rPr>
@@ -5611,6 +6060,7 @@
     <w:uiPriority w:val="29"/>
     <w:rsid w:val="00FC693F"/>
     <w:rPr>
+      <w:rFonts w:eastAsia="黑体"/>
       <w:i/>
       <w:iCs/>
       <w:color w:themeColor="text1" w:val="000000"/>
@@ -5624,7 +6074,7 @@
     <w:semiHidden/>
     <w:rsid w:val="00FC693F"/>
     <w:rPr>
-      <w:rFonts w:asciiTheme="majorHAnsi" w:cstheme="majorBidi" w:eastAsiaTheme="majorEastAsia" w:hAnsiTheme="majorHAnsi"/>
+      <w:rFonts w:asciiTheme="majorHAnsi" w:cstheme="majorBidi" w:hAnsiTheme="majorHAnsi" w:eastAsia="黑体"/>
       <w:b/>
       <w:bCs/>
       <w:i/>
@@ -5640,7 +6090,7 @@
     <w:semiHidden/>
     <w:rsid w:val="00FC693F"/>
     <w:rPr>
-      <w:rFonts w:asciiTheme="majorHAnsi" w:cstheme="majorBidi" w:eastAsiaTheme="majorEastAsia" w:hAnsiTheme="majorHAnsi"/>
+      <w:rFonts w:asciiTheme="majorHAnsi" w:cstheme="majorBidi" w:hAnsiTheme="majorHAnsi" w:eastAsia="黑体"/>
       <w:color w:themeColor="accent1" w:themeShade="7F" w:val="243F60"/>
     </w:rPr>
   </w:style>
@@ -5652,7 +6102,7 @@
     <w:semiHidden/>
     <w:rsid w:val="00FC693F"/>
     <w:rPr>
-      <w:rFonts w:asciiTheme="majorHAnsi" w:cstheme="majorBidi" w:eastAsiaTheme="majorEastAsia" w:hAnsiTheme="majorHAnsi"/>
+      <w:rFonts w:asciiTheme="majorHAnsi" w:cstheme="majorBidi" w:hAnsiTheme="majorHAnsi" w:eastAsia="黑体"/>
       <w:i/>
       <w:iCs/>
       <w:color w:themeColor="accent1" w:themeShade="7F" w:val="243F60"/>
@@ -5666,7 +6116,7 @@
     <w:semiHidden/>
     <w:rsid w:val="00FC693F"/>
     <w:rPr>
-      <w:rFonts w:asciiTheme="majorHAnsi" w:cstheme="majorBidi" w:eastAsiaTheme="majorEastAsia" w:hAnsiTheme="majorHAnsi"/>
+      <w:rFonts w:asciiTheme="majorHAnsi" w:cstheme="majorBidi" w:hAnsiTheme="majorHAnsi" w:eastAsia="黑体"/>
       <w:i/>
       <w:iCs/>
       <w:color w:themeColor="text1" w:themeTint="BF" w:val="404040"/>
@@ -5680,7 +6130,7 @@
     <w:semiHidden/>
     <w:rsid w:val="00FC693F"/>
     <w:rPr>
-      <w:rFonts w:asciiTheme="majorHAnsi" w:cstheme="majorBidi" w:eastAsiaTheme="majorEastAsia" w:hAnsiTheme="majorHAnsi"/>
+      <w:rFonts w:asciiTheme="majorHAnsi" w:cstheme="majorBidi" w:hAnsiTheme="majorHAnsi" w:eastAsia="黑体"/>
       <w:color w:themeColor="accent1" w:val="4F81BD"/>
       <w:sz w:val="20"/>
       <w:szCs w:val="20"/>
@@ -5694,7 +6144,7 @@
     <w:semiHidden/>
     <w:rsid w:val="00FC693F"/>
     <w:rPr>
-      <w:rFonts w:asciiTheme="majorHAnsi" w:cstheme="majorBidi" w:eastAsiaTheme="majorEastAsia" w:hAnsiTheme="majorHAnsi"/>
+      <w:rFonts w:asciiTheme="majorHAnsi" w:cstheme="majorBidi" w:hAnsiTheme="majorHAnsi" w:eastAsia="黑体"/>
       <w:i/>
       <w:iCs/>
       <w:color w:themeColor="text1" w:themeTint="BF" w:val="404040"/>
@@ -5715,6 +6165,7 @@
       <w:spacing w:line="240" w:lineRule="auto"/>
     </w:pPr>
     <w:rPr>
+      <w:rFonts w:eastAsia="黑体"/>
       <w:b/>
       <w:bCs/>
       <w:color w:themeColor="accent1" w:val="4F81BD"/>
@@ -5729,6 +6180,7 @@
     <w:qFormat/>
     <w:rsid w:val="00FC693F"/>
     <w:rPr>
+      <w:rFonts w:eastAsia="黑体"/>
       <w:b/>
       <w:bCs/>
     </w:rPr>
@@ -5740,6 +6192,7 @@
     <w:qFormat/>
     <w:rsid w:val="00FC693F"/>
     <w:rPr>
+      <w:rFonts w:eastAsia="黑体"/>
       <w:i/>
       <w:iCs/>
     </w:rPr>
@@ -5760,6 +6213,7 @@
       <w:ind w:left="936" w:right="936"/>
     </w:pPr>
     <w:rPr>
+      <w:rFonts w:eastAsia="黑体"/>
       <w:b/>
       <w:bCs/>
       <w:i/>
@@ -5774,6 +6228,7 @@
     <w:uiPriority w:val="30"/>
     <w:rsid w:val="00FC693F"/>
     <w:rPr>
+      <w:rFonts w:eastAsia="黑体"/>
       <w:b/>
       <w:bCs/>
       <w:i/>
@@ -5788,6 +6243,7 @@
     <w:qFormat/>
     <w:rsid w:val="00FC693F"/>
     <w:rPr>
+      <w:rFonts w:eastAsia="黑体"/>
       <w:i/>
       <w:iCs/>
       <w:color w:themeColor="text1" w:themeTint="7F" w:val="808080"/>
@@ -5800,6 +6256,7 @@
     <w:qFormat/>
     <w:rsid w:val="00FC693F"/>
     <w:rPr>
+      <w:rFonts w:eastAsia="黑体"/>
       <w:b/>
       <w:bCs/>
       <w:i/>
@@ -5814,6 +6271,7 @@
     <w:qFormat/>
     <w:rsid w:val="00FC693F"/>
     <w:rPr>
+      <w:rFonts w:eastAsia="黑体"/>
       <w:smallCaps/>
       <w:color w:themeColor="accent2" w:val="C0504D"/>
       <w:u w:val="single"/>
@@ -5826,6 +6284,7 @@
     <w:qFormat/>
     <w:rsid w:val="00FC693F"/>
     <w:rPr>
+      <w:rFonts w:eastAsia="黑体"/>
       <w:b/>
       <w:bCs/>
       <w:smallCaps/>
@@ -5841,6 +6300,7 @@
     <w:qFormat/>
     <w:rsid w:val="00FC693F"/>
     <w:rPr>
+      <w:rFonts w:eastAsia="黑体"/>
       <w:b/>
       <w:bCs/>
       <w:smallCaps/>
@@ -5895,6 +6355,7 @@
       <w:spacing w:after="0" w:line="240" w:lineRule="auto"/>
     </w:pPr>
     <w:rPr>
+      <w:rFonts w:eastAsia="黑体"/>
       <w:color w:themeColor="text1" w:themeShade="BF" w:val="000000"/>
     </w:rPr>
     <w:tblPr>
@@ -5917,6 +6378,7 @@
         <w:spacing w:after="0" w:before="0" w:line="240" w:lineRule="auto"/>
       </w:pPr>
       <w:rPr>
+        <w:rFonts w:eastAsia="黑体"/>
         <w:b/>
         <w:bCs/>
       </w:rPr>
@@ -5937,6 +6399,7 @@
         <w:spacing w:after="0" w:before="0" w:line="240" w:lineRule="auto"/>
       </w:pPr>
       <w:rPr>
+        <w:rFonts w:eastAsia="黑体"/>
         <w:b/>
         <w:bCs/>
       </w:rPr>
@@ -5954,12 +6417,14 @@
     </w:tblStylePr>
     <w:tblStylePr w:type="firstCol">
       <w:rPr>
+        <w:rFonts w:eastAsia="黑体"/>
         <w:b/>
         <w:bCs/>
       </w:rPr>
     </w:tblStylePr>
     <w:tblStylePr w:type="lastCol">
       <w:rPr>
+        <w:rFonts w:eastAsia="黑体"/>
         <w:b/>
         <w:bCs/>
       </w:rPr>
@@ -5998,6 +6463,7 @@
       <w:spacing w:after="0" w:line="240" w:lineRule="auto"/>
     </w:pPr>
     <w:rPr>
+      <w:rFonts w:eastAsia="黑体"/>
       <w:color w:themeColor="accent1" w:themeShade="BF" w:val="365F91"/>
     </w:rPr>
     <w:tblPr>
@@ -6020,6 +6486,7 @@
         <w:spacing w:after="0" w:before="0" w:line="240" w:lineRule="auto"/>
       </w:pPr>
       <w:rPr>
+        <w:rFonts w:eastAsia="黑体"/>
         <w:b/>
         <w:bCs/>
       </w:rPr>
@@ -6040,6 +6507,7 @@
         <w:spacing w:after="0" w:before="0" w:line="240" w:lineRule="auto"/>
       </w:pPr>
       <w:rPr>
+        <w:rFonts w:eastAsia="黑体"/>
         <w:b/>
         <w:bCs/>
       </w:rPr>
@@ -6057,12 +6525,14 @@
     </w:tblStylePr>
     <w:tblStylePr w:type="firstCol">
       <w:rPr>
+        <w:rFonts w:eastAsia="黑体"/>
         <w:b/>
         <w:bCs/>
       </w:rPr>
     </w:tblStylePr>
     <w:tblStylePr w:type="lastCol">
       <w:rPr>
+        <w:rFonts w:eastAsia="黑体"/>
         <w:b/>
         <w:bCs/>
       </w:rPr>
@@ -6101,6 +6571,7 @@
       <w:spacing w:after="0" w:line="240" w:lineRule="auto"/>
     </w:pPr>
     <w:rPr>
+      <w:rFonts w:eastAsia="黑体"/>
       <w:color w:themeColor="accent2" w:themeShade="BF" w:val="943634"/>
     </w:rPr>
     <w:tblPr>
@@ -6123,6 +6594,7 @@
         <w:spacing w:after="0" w:before="0" w:line="240" w:lineRule="auto"/>
       </w:pPr>
       <w:rPr>
+        <w:rFonts w:eastAsia="黑体"/>
         <w:b/>
         <w:bCs/>
       </w:rPr>
@@ -6143,6 +6615,7 @@
         <w:spacing w:after="0" w:before="0" w:line="240" w:lineRule="auto"/>
       </w:pPr>
       <w:rPr>
+        <w:rFonts w:eastAsia="黑体"/>
         <w:b/>
         <w:bCs/>
       </w:rPr>
@@ -6160,12 +6633,14 @@
     </w:tblStylePr>
     <w:tblStylePr w:type="firstCol">
       <w:rPr>
+        <w:rFonts w:eastAsia="黑体"/>
         <w:b/>
         <w:bCs/>
       </w:rPr>
     </w:tblStylePr>
     <w:tblStylePr w:type="lastCol">
       <w:rPr>
+        <w:rFonts w:eastAsia="黑体"/>
         <w:b/>
         <w:bCs/>
       </w:rPr>
@@ -6204,6 +6679,7 @@
       <w:spacing w:after="0" w:line="240" w:lineRule="auto"/>
     </w:pPr>
     <w:rPr>
+      <w:rFonts w:eastAsia="黑体"/>
       <w:color w:themeColor="accent3" w:themeShade="BF" w:val="76923C"/>
     </w:rPr>
     <w:tblPr>
@@ -6226,6 +6702,7 @@
         <w:spacing w:after="0" w:before="0" w:line="240" w:lineRule="auto"/>
       </w:pPr>
       <w:rPr>
+        <w:rFonts w:eastAsia="黑体"/>
         <w:b/>
         <w:bCs/>
       </w:rPr>
@@ -6246,6 +6723,7 @@
         <w:spacing w:after="0" w:before="0" w:line="240" w:lineRule="auto"/>
       </w:pPr>
       <w:rPr>
+        <w:rFonts w:eastAsia="黑体"/>
         <w:b/>
         <w:bCs/>
       </w:rPr>
@@ -6263,12 +6741,14 @@
     </w:tblStylePr>
     <w:tblStylePr w:type="firstCol">
       <w:rPr>
+        <w:rFonts w:eastAsia="黑体"/>
         <w:b/>
         <w:bCs/>
       </w:rPr>
     </w:tblStylePr>
     <w:tblStylePr w:type="lastCol">
       <w:rPr>
+        <w:rFonts w:eastAsia="黑体"/>
         <w:b/>
         <w:bCs/>
       </w:rPr>
@@ -6307,6 +6787,7 @@
       <w:spacing w:after="0" w:line="240" w:lineRule="auto"/>
     </w:pPr>
     <w:rPr>
+      <w:rFonts w:eastAsia="黑体"/>
       <w:color w:themeColor="accent4" w:themeShade="BF" w:val="5F497A"/>
     </w:rPr>
     <w:tblPr>
@@ -6329,6 +6810,7 @@
         <w:spacing w:after="0" w:before="0" w:line="240" w:lineRule="auto"/>
       </w:pPr>
       <w:rPr>
+        <w:rFonts w:eastAsia="黑体"/>
         <w:b/>
         <w:bCs/>
       </w:rPr>
@@ -6349,6 +6831,7 @@
         <w:spacing w:after="0" w:before="0" w:line="240" w:lineRule="auto"/>
       </w:pPr>
       <w:rPr>
+        <w:rFonts w:eastAsia="黑体"/>
         <w:b/>
         <w:bCs/>
       </w:rPr>
@@ -6366,12 +6849,14 @@
     </w:tblStylePr>
     <w:tblStylePr w:type="firstCol">
       <w:rPr>
+        <w:rFonts w:eastAsia="黑体"/>
         <w:b/>
         <w:bCs/>
       </w:rPr>
     </w:tblStylePr>
     <w:tblStylePr w:type="lastCol">
       <w:rPr>
+        <w:rFonts w:eastAsia="黑体"/>
         <w:b/>
         <w:bCs/>
       </w:rPr>
@@ -6410,6 +6895,7 @@
       <w:spacing w:after="0" w:line="240" w:lineRule="auto"/>
     </w:pPr>
     <w:rPr>
+      <w:rFonts w:eastAsia="黑体"/>
       <w:color w:themeColor="accent5" w:themeShade="BF" w:val="31849B"/>
     </w:rPr>
     <w:tblPr>
@@ -6432,6 +6918,7 @@
         <w:spacing w:after="0" w:before="0" w:line="240" w:lineRule="auto"/>
       </w:pPr>
       <w:rPr>
+        <w:rFonts w:eastAsia="黑体"/>
         <w:b/>
         <w:bCs/>
       </w:rPr>
@@ -6452,6 +6939,7 @@
         <w:spacing w:after="0" w:before="0" w:line="240" w:lineRule="auto"/>
       </w:pPr>
       <w:rPr>
+        <w:rFonts w:eastAsia="黑体"/>
         <w:b/>
         <w:bCs/>
       </w:rPr>
@@ -6469,12 +6957,14 @@
     </w:tblStylePr>
     <w:tblStylePr w:type="firstCol">
       <w:rPr>
+        <w:rFonts w:eastAsia="黑体"/>
         <w:b/>
         <w:bCs/>
       </w:rPr>
     </w:tblStylePr>
     <w:tblStylePr w:type="lastCol">
       <w:rPr>
+        <w:rFonts w:eastAsia="黑体"/>
         <w:b/>
         <w:bCs/>
       </w:rPr>
@@ -6513,6 +7003,7 @@
       <w:spacing w:after="0" w:line="240" w:lineRule="auto"/>
     </w:pPr>
     <w:rPr>
+      <w:rFonts w:eastAsia="黑体"/>
       <w:color w:themeColor="accent6" w:themeShade="BF" w:val="E36C0A"/>
     </w:rPr>
     <w:tblPr>
@@ -6535,6 +7026,7 @@
         <w:spacing w:after="0" w:before="0" w:line="240" w:lineRule="auto"/>
       </w:pPr>
       <w:rPr>
+        <w:rFonts w:eastAsia="黑体"/>
         <w:b/>
         <w:bCs/>
       </w:rPr>
@@ -6555,6 +7047,7 @@
         <w:spacing w:after="0" w:before="0" w:line="240" w:lineRule="auto"/>
       </w:pPr>
       <w:rPr>
+        <w:rFonts w:eastAsia="黑体"/>
         <w:b/>
         <w:bCs/>
       </w:rPr>
@@ -6572,12 +7065,14 @@
     </w:tblStylePr>
     <w:tblStylePr w:type="firstCol">
       <w:rPr>
+        <w:rFonts w:eastAsia="黑体"/>
         <w:b/>
         <w:bCs/>
       </w:rPr>
     </w:tblStylePr>
     <w:tblStylePr w:type="lastCol">
       <w:rPr>
+        <w:rFonts w:eastAsia="黑体"/>
         <w:b/>
         <w:bCs/>
       </w:rPr>
@@ -6637,6 +7132,7 @@
         <w:spacing w:after="0" w:before="0" w:line="240" w:lineRule="auto"/>
       </w:pPr>
       <w:rPr>
+        <w:rFonts w:eastAsia="黑体"/>
         <w:b/>
         <w:bCs/>
         <w:color w:themeColor="background1" w:val="FFFFFF"/>
@@ -6651,6 +7147,7 @@
         <w:spacing w:after="0" w:before="0" w:line="240" w:lineRule="auto"/>
       </w:pPr>
       <w:rPr>
+        <w:rFonts w:eastAsia="黑体"/>
         <w:b/>
         <w:bCs/>
       </w:rPr>
@@ -6666,12 +7163,14 @@
     </w:tblStylePr>
     <w:tblStylePr w:type="firstCol">
       <w:rPr>
+        <w:rFonts w:eastAsia="黑体"/>
         <w:b/>
         <w:bCs/>
       </w:rPr>
     </w:tblStylePr>
     <w:tblStylePr w:type="lastCol">
       <w:rPr>
+        <w:rFonts w:eastAsia="黑体"/>
         <w:b/>
         <w:bCs/>
       </w:rPr>
@@ -6729,6 +7228,7 @@
         <w:spacing w:after="0" w:before="0" w:line="240" w:lineRule="auto"/>
       </w:pPr>
       <w:rPr>
+        <w:rFonts w:eastAsia="黑体"/>
         <w:b/>
         <w:bCs/>
         <w:color w:themeColor="background1" w:val="FFFFFF"/>
@@ -6743,6 +7243,7 @@
         <w:spacing w:after="0" w:before="0" w:line="240" w:lineRule="auto"/>
       </w:pPr>
       <w:rPr>
+        <w:rFonts w:eastAsia="黑体"/>
         <w:b/>
         <w:bCs/>
       </w:rPr>
@@ -6758,12 +7259,14 @@
     </w:tblStylePr>
     <w:tblStylePr w:type="firstCol">
       <w:rPr>
+        <w:rFonts w:eastAsia="黑体"/>
         <w:b/>
         <w:bCs/>
       </w:rPr>
     </w:tblStylePr>
     <w:tblStylePr w:type="lastCol">
       <w:rPr>
+        <w:rFonts w:eastAsia="黑体"/>
         <w:b/>
         <w:bCs/>
       </w:rPr>
@@ -6821,6 +7324,7 @@
         <w:spacing w:after="0" w:before="0" w:line="240" w:lineRule="auto"/>
       </w:pPr>
       <w:rPr>
+        <w:rFonts w:eastAsia="黑体"/>
         <w:b/>
         <w:bCs/>
         <w:color w:themeColor="background1" w:val="FFFFFF"/>
@@ -6835,6 +7339,7 @@
         <w:spacing w:after="0" w:before="0" w:line="240" w:lineRule="auto"/>
       </w:pPr>
       <w:rPr>
+        <w:rFonts w:eastAsia="黑体"/>
         <w:b/>
         <w:bCs/>
       </w:rPr>
@@ -6850,12 +7355,14 @@
     </w:tblStylePr>
     <w:tblStylePr w:type="firstCol">
       <w:rPr>
+        <w:rFonts w:eastAsia="黑体"/>
         <w:b/>
         <w:bCs/>
       </w:rPr>
     </w:tblStylePr>
     <w:tblStylePr w:type="lastCol">
       <w:rPr>
+        <w:rFonts w:eastAsia="黑体"/>
         <w:b/>
         <w:bCs/>
       </w:rPr>
@@ -6913,6 +7420,7 @@
         <w:spacing w:after="0" w:before="0" w:line="240" w:lineRule="auto"/>
       </w:pPr>
       <w:rPr>
+        <w:rFonts w:eastAsia="黑体"/>
         <w:b/>
         <w:bCs/>
         <w:color w:themeColor="background1" w:val="FFFFFF"/>
@@ -6927,6 +7435,7 @@
         <w:spacing w:after="0" w:before="0" w:line="240" w:lineRule="auto"/>
       </w:pPr>
       <w:rPr>
+        <w:rFonts w:eastAsia="黑体"/>
         <w:b/>
         <w:bCs/>
       </w:rPr>
@@ -6942,12 +7451,14 @@
     </w:tblStylePr>
     <w:tblStylePr w:type="firstCol">
       <w:rPr>
+        <w:rFonts w:eastAsia="黑体"/>
         <w:b/>
         <w:bCs/>
       </w:rPr>
     </w:tblStylePr>
     <w:tblStylePr w:type="lastCol">
       <w:rPr>
+        <w:rFonts w:eastAsia="黑体"/>
         <w:b/>
         <w:bCs/>
       </w:rPr>
@@ -7005,6 +7516,7 @@
         <w:spacing w:after="0" w:before="0" w:line="240" w:lineRule="auto"/>
       </w:pPr>
       <w:rPr>
+        <w:rFonts w:eastAsia="黑体"/>
         <w:b/>
         <w:bCs/>
         <w:color w:themeColor="background1" w:val="FFFFFF"/>
@@ -7019,6 +7531,7 @@
         <w:spacing w:after="0" w:before="0" w:line="240" w:lineRule="auto"/>
       </w:pPr>
       <w:rPr>
+        <w:rFonts w:eastAsia="黑体"/>
         <w:b/>
         <w:bCs/>
       </w:rPr>
@@ -7034,12 +7547,14 @@
     </w:tblStylePr>
     <w:tblStylePr w:type="firstCol">
       <w:rPr>
+        <w:rFonts w:eastAsia="黑体"/>
         <w:b/>
         <w:bCs/>
       </w:rPr>
     </w:tblStylePr>
     <w:tblStylePr w:type="lastCol">
       <w:rPr>
+        <w:rFonts w:eastAsia="黑体"/>
         <w:b/>
         <w:bCs/>
       </w:rPr>
@@ -7097,6 +7612,7 @@
         <w:spacing w:after="0" w:before="0" w:line="240" w:lineRule="auto"/>
       </w:pPr>
       <w:rPr>
+        <w:rFonts w:eastAsia="黑体"/>
         <w:b/>
         <w:bCs/>
         <w:color w:themeColor="background1" w:val="FFFFFF"/>
@@ -7111,6 +7627,7 @@
         <w:spacing w:after="0" w:before="0" w:line="240" w:lineRule="auto"/>
       </w:pPr>
       <w:rPr>
+        <w:rFonts w:eastAsia="黑体"/>
         <w:b/>
         <w:bCs/>
       </w:rPr>
@@ -7126,12 +7643,14 @@
     </w:tblStylePr>
     <w:tblStylePr w:type="firstCol">
       <w:rPr>
+        <w:rFonts w:eastAsia="黑体"/>
         <w:b/>
         <w:bCs/>
       </w:rPr>
     </w:tblStylePr>
     <w:tblStylePr w:type="lastCol">
       <w:rPr>
+        <w:rFonts w:eastAsia="黑体"/>
         <w:b/>
         <w:bCs/>
       </w:rPr>
@@ -7189,6 +7708,7 @@
         <w:spacing w:after="0" w:before="0" w:line="240" w:lineRule="auto"/>
       </w:pPr>
       <w:rPr>
+        <w:rFonts w:eastAsia="黑体"/>
         <w:b/>
         <w:bCs/>
         <w:color w:themeColor="background1" w:val="FFFFFF"/>
@@ -7203,6 +7723,7 @@
         <w:spacing w:after="0" w:before="0" w:line="240" w:lineRule="auto"/>
       </w:pPr>
       <w:rPr>
+        <w:rFonts w:eastAsia="黑体"/>
         <w:b/>
         <w:bCs/>
       </w:rPr>
@@ -7218,12 +7739,14 @@
     </w:tblStylePr>
     <w:tblStylePr w:type="firstCol">
       <w:rPr>
+        <w:rFonts w:eastAsia="黑体"/>
         <w:b/>
         <w:bCs/>
       </w:rPr>
     </w:tblStylePr>
     <w:tblStylePr w:type="lastCol">
       <w:rPr>
+        <w:rFonts w:eastAsia="黑体"/>
         <w:b/>
         <w:bCs/>
       </w:rPr>
@@ -7283,7 +7806,7 @@
         <w:spacing w:after="0" w:before="0" w:line="240" w:lineRule="auto"/>
       </w:pPr>
       <w:rPr>
-        <w:rFonts w:asciiTheme="majorHAnsi" w:cstheme="majorBidi" w:eastAsiaTheme="majorEastAsia" w:hAnsiTheme="majorHAnsi"/>
+        <w:rFonts w:asciiTheme="majorHAnsi" w:cstheme="majorBidi" w:hAnsiTheme="majorHAnsi" w:eastAsia="黑体"/>
         <w:b/>
         <w:bCs/>
       </w:rPr>
@@ -7304,7 +7827,7 @@
         <w:spacing w:after="0" w:before="0" w:line="240" w:lineRule="auto"/>
       </w:pPr>
       <w:rPr>
-        <w:rFonts w:asciiTheme="majorHAnsi" w:cstheme="majorBidi" w:eastAsiaTheme="majorEastAsia" w:hAnsiTheme="majorHAnsi"/>
+        <w:rFonts w:asciiTheme="majorHAnsi" w:cstheme="majorBidi" w:hAnsiTheme="majorHAnsi" w:eastAsia="黑体"/>
         <w:b/>
         <w:bCs/>
       </w:rPr>
@@ -7322,14 +7845,14 @@
     </w:tblStylePr>
     <w:tblStylePr w:type="firstCol">
       <w:rPr>
-        <w:rFonts w:asciiTheme="majorHAnsi" w:cstheme="majorBidi" w:eastAsiaTheme="majorEastAsia" w:hAnsiTheme="majorHAnsi"/>
+        <w:rFonts w:asciiTheme="majorHAnsi" w:cstheme="majorBidi" w:hAnsiTheme="majorHAnsi" w:eastAsia="黑体"/>
         <w:b/>
         <w:bCs/>
       </w:rPr>
     </w:tblStylePr>
     <w:tblStylePr w:type="lastCol">
       <w:rPr>
-        <w:rFonts w:asciiTheme="majorHAnsi" w:cstheme="majorBidi" w:eastAsiaTheme="majorEastAsia" w:hAnsiTheme="majorHAnsi"/>
+        <w:rFonts w:asciiTheme="majorHAnsi" w:cstheme="majorBidi" w:hAnsiTheme="majorHAnsi" w:eastAsia="黑体"/>
         <w:b/>
         <w:bCs/>
       </w:rPr>
@@ -7413,7 +7936,7 @@
         <w:spacing w:after="0" w:before="0" w:line="240" w:lineRule="auto"/>
       </w:pPr>
       <w:rPr>
-        <w:rFonts w:asciiTheme="majorHAnsi" w:cstheme="majorBidi" w:eastAsiaTheme="majorEastAsia" w:hAnsiTheme="majorHAnsi"/>
+        <w:rFonts w:asciiTheme="majorHAnsi" w:cstheme="majorBidi" w:hAnsiTheme="majorHAnsi" w:eastAsia="黑体"/>
         <w:b/>
         <w:bCs/>
       </w:rPr>
@@ -7434,7 +7957,7 @@
         <w:spacing w:after="0" w:before="0" w:line="240" w:lineRule="auto"/>
       </w:pPr>
       <w:rPr>
-        <w:rFonts w:asciiTheme="majorHAnsi" w:cstheme="majorBidi" w:eastAsiaTheme="majorEastAsia" w:hAnsiTheme="majorHAnsi"/>
+        <w:rFonts w:asciiTheme="majorHAnsi" w:cstheme="majorBidi" w:hAnsiTheme="majorHAnsi" w:eastAsia="黑体"/>
         <w:b/>
         <w:bCs/>
       </w:rPr>
@@ -7452,14 +7975,14 @@
     </w:tblStylePr>
     <w:tblStylePr w:type="firstCol">
       <w:rPr>
-        <w:rFonts w:asciiTheme="majorHAnsi" w:cstheme="majorBidi" w:eastAsiaTheme="majorEastAsia" w:hAnsiTheme="majorHAnsi"/>
+        <w:rFonts w:asciiTheme="majorHAnsi" w:cstheme="majorBidi" w:hAnsiTheme="majorHAnsi" w:eastAsia="黑体"/>
         <w:b/>
         <w:bCs/>
       </w:rPr>
     </w:tblStylePr>
     <w:tblStylePr w:type="lastCol">
       <w:rPr>
-        <w:rFonts w:asciiTheme="majorHAnsi" w:cstheme="majorBidi" w:eastAsiaTheme="majorEastAsia" w:hAnsiTheme="majorHAnsi"/>
+        <w:rFonts w:asciiTheme="majorHAnsi" w:cstheme="majorBidi" w:hAnsiTheme="majorHAnsi" w:eastAsia="黑体"/>
         <w:b/>
         <w:bCs/>
       </w:rPr>
@@ -7543,7 +8066,7 @@
         <w:spacing w:after="0" w:before="0" w:line="240" w:lineRule="auto"/>
       </w:pPr>
       <w:rPr>
-        <w:rFonts w:asciiTheme="majorHAnsi" w:cstheme="majorBidi" w:eastAsiaTheme="majorEastAsia" w:hAnsiTheme="majorHAnsi"/>
+        <w:rFonts w:asciiTheme="majorHAnsi" w:cstheme="majorBidi" w:hAnsiTheme="majorHAnsi" w:eastAsia="黑体"/>
         <w:b/>
         <w:bCs/>
       </w:rPr>
@@ -7564,7 +8087,7 @@
         <w:spacing w:after="0" w:before="0" w:line="240" w:lineRule="auto"/>
       </w:pPr>
       <w:rPr>
-        <w:rFonts w:asciiTheme="majorHAnsi" w:cstheme="majorBidi" w:eastAsiaTheme="majorEastAsia" w:hAnsiTheme="majorHAnsi"/>
+        <w:rFonts w:asciiTheme="majorHAnsi" w:cstheme="majorBidi" w:hAnsiTheme="majorHAnsi" w:eastAsia="黑体"/>
         <w:b/>
         <w:bCs/>
       </w:rPr>
@@ -7582,14 +8105,14 @@
     </w:tblStylePr>
     <w:tblStylePr w:type="firstCol">
       <w:rPr>
-        <w:rFonts w:asciiTheme="majorHAnsi" w:cstheme="majorBidi" w:eastAsiaTheme="majorEastAsia" w:hAnsiTheme="majorHAnsi"/>
+        <w:rFonts w:asciiTheme="majorHAnsi" w:cstheme="majorBidi" w:hAnsiTheme="majorHAnsi" w:eastAsia="黑体"/>
         <w:b/>
         <w:bCs/>
       </w:rPr>
     </w:tblStylePr>
     <w:tblStylePr w:type="lastCol">
       <w:rPr>
-        <w:rFonts w:asciiTheme="majorHAnsi" w:cstheme="majorBidi" w:eastAsiaTheme="majorEastAsia" w:hAnsiTheme="majorHAnsi"/>
+        <w:rFonts w:asciiTheme="majorHAnsi" w:cstheme="majorBidi" w:hAnsiTheme="majorHAnsi" w:eastAsia="黑体"/>
         <w:b/>
         <w:bCs/>
       </w:rPr>
@@ -7673,7 +8196,7 @@
         <w:spacing w:after="0" w:before="0" w:line="240" w:lineRule="auto"/>
       </w:pPr>
       <w:rPr>
-        <w:rFonts w:asciiTheme="majorHAnsi" w:cstheme="majorBidi" w:eastAsiaTheme="majorEastAsia" w:hAnsiTheme="majorHAnsi"/>
+        <w:rFonts w:asciiTheme="majorHAnsi" w:cstheme="majorBidi" w:hAnsiTheme="majorHAnsi" w:eastAsia="黑体"/>
         <w:b/>
         <w:bCs/>
       </w:rPr>
@@ -7694,7 +8217,7 @@
         <w:spacing w:after="0" w:before="0" w:line="240" w:lineRule="auto"/>
       </w:pPr>
       <w:rPr>
-        <w:rFonts w:asciiTheme="majorHAnsi" w:cstheme="majorBidi" w:eastAsiaTheme="majorEastAsia" w:hAnsiTheme="majorHAnsi"/>
+        <w:rFonts w:asciiTheme="majorHAnsi" w:cstheme="majorBidi" w:hAnsiTheme="majorHAnsi" w:eastAsia="黑体"/>
         <w:b/>
         <w:bCs/>
       </w:rPr>
@@ -7712,14 +8235,14 @@
     </w:tblStylePr>
     <w:tblStylePr w:type="firstCol">
       <w:rPr>
-        <w:rFonts w:asciiTheme="majorHAnsi" w:cstheme="majorBidi" w:eastAsiaTheme="majorEastAsia" w:hAnsiTheme="majorHAnsi"/>
+        <w:rFonts w:asciiTheme="majorHAnsi" w:cstheme="majorBidi" w:hAnsiTheme="majorHAnsi" w:eastAsia="黑体"/>
         <w:b/>
         <w:bCs/>
       </w:rPr>
     </w:tblStylePr>
     <w:tblStylePr w:type="lastCol">
       <w:rPr>
-        <w:rFonts w:asciiTheme="majorHAnsi" w:cstheme="majorBidi" w:eastAsiaTheme="majorEastAsia" w:hAnsiTheme="majorHAnsi"/>
+        <w:rFonts w:asciiTheme="majorHAnsi" w:cstheme="majorBidi" w:hAnsiTheme="majorHAnsi" w:eastAsia="黑体"/>
         <w:b/>
         <w:bCs/>
       </w:rPr>
@@ -7803,7 +8326,7 @@
         <w:spacing w:after="0" w:before="0" w:line="240" w:lineRule="auto"/>
       </w:pPr>
       <w:rPr>
-        <w:rFonts w:asciiTheme="majorHAnsi" w:cstheme="majorBidi" w:eastAsiaTheme="majorEastAsia" w:hAnsiTheme="majorHAnsi"/>
+        <w:rFonts w:asciiTheme="majorHAnsi" w:cstheme="majorBidi" w:hAnsiTheme="majorHAnsi" w:eastAsia="黑体"/>
         <w:b/>
         <w:bCs/>
       </w:rPr>
@@ -7824,7 +8347,7 @@
         <w:spacing w:after="0" w:before="0" w:line="240" w:lineRule="auto"/>
       </w:pPr>
       <w:rPr>
-        <w:rFonts w:asciiTheme="majorHAnsi" w:cstheme="majorBidi" w:eastAsiaTheme="majorEastAsia" w:hAnsiTheme="majorHAnsi"/>
+        <w:rFonts w:asciiTheme="majorHAnsi" w:cstheme="majorBidi" w:hAnsiTheme="majorHAnsi" w:eastAsia="黑体"/>
         <w:b/>
         <w:bCs/>
       </w:rPr>
@@ -7842,14 +8365,14 @@
     </w:tblStylePr>
     <w:tblStylePr w:type="firstCol">
       <w:rPr>
-        <w:rFonts w:asciiTheme="majorHAnsi" w:cstheme="majorBidi" w:eastAsiaTheme="majorEastAsia" w:hAnsiTheme="majorHAnsi"/>
+        <w:rFonts w:asciiTheme="majorHAnsi" w:cstheme="majorBidi" w:hAnsiTheme="majorHAnsi" w:eastAsia="黑体"/>
         <w:b/>
         <w:bCs/>
       </w:rPr>
     </w:tblStylePr>
     <w:tblStylePr w:type="lastCol">
       <w:rPr>
-        <w:rFonts w:asciiTheme="majorHAnsi" w:cstheme="majorBidi" w:eastAsiaTheme="majorEastAsia" w:hAnsiTheme="majorHAnsi"/>
+        <w:rFonts w:asciiTheme="majorHAnsi" w:cstheme="majorBidi" w:hAnsiTheme="majorHAnsi" w:eastAsia="黑体"/>
         <w:b/>
         <w:bCs/>
       </w:rPr>
@@ -7933,7 +8456,7 @@
         <w:spacing w:after="0" w:before="0" w:line="240" w:lineRule="auto"/>
       </w:pPr>
       <w:rPr>
-        <w:rFonts w:asciiTheme="majorHAnsi" w:cstheme="majorBidi" w:eastAsiaTheme="majorEastAsia" w:hAnsiTheme="majorHAnsi"/>
+        <w:rFonts w:asciiTheme="majorHAnsi" w:cstheme="majorBidi" w:hAnsiTheme="majorHAnsi" w:eastAsia="黑体"/>
         <w:b/>
         <w:bCs/>
       </w:rPr>
@@ -7954,7 +8477,7 @@
         <w:spacing w:after="0" w:before="0" w:line="240" w:lineRule="auto"/>
       </w:pPr>
       <w:rPr>
-        <w:rFonts w:asciiTheme="majorHAnsi" w:cstheme="majorBidi" w:eastAsiaTheme="majorEastAsia" w:hAnsiTheme="majorHAnsi"/>
+        <w:rFonts w:asciiTheme="majorHAnsi" w:cstheme="majorBidi" w:hAnsiTheme="majorHAnsi" w:eastAsia="黑体"/>
         <w:b/>
         <w:bCs/>
       </w:rPr>
@@ -7972,14 +8495,14 @@
     </w:tblStylePr>
     <w:tblStylePr w:type="firstCol">
       <w:rPr>
-        <w:rFonts w:asciiTheme="majorHAnsi" w:cstheme="majorBidi" w:eastAsiaTheme="majorEastAsia" w:hAnsiTheme="majorHAnsi"/>
+        <w:rFonts w:asciiTheme="majorHAnsi" w:cstheme="majorBidi" w:hAnsiTheme="majorHAnsi" w:eastAsia="黑体"/>
         <w:b/>
         <w:bCs/>
       </w:rPr>
     </w:tblStylePr>
     <w:tblStylePr w:type="lastCol">
       <w:rPr>
-        <w:rFonts w:asciiTheme="majorHAnsi" w:cstheme="majorBidi" w:eastAsiaTheme="majorEastAsia" w:hAnsiTheme="majorHAnsi"/>
+        <w:rFonts w:asciiTheme="majorHAnsi" w:cstheme="majorBidi" w:hAnsiTheme="majorHAnsi" w:eastAsia="黑体"/>
         <w:b/>
         <w:bCs/>
       </w:rPr>
@@ -8063,7 +8586,7 @@
         <w:spacing w:after="0" w:before="0" w:line="240" w:lineRule="auto"/>
       </w:pPr>
       <w:rPr>
-        <w:rFonts w:asciiTheme="majorHAnsi" w:cstheme="majorBidi" w:eastAsiaTheme="majorEastAsia" w:hAnsiTheme="majorHAnsi"/>
+        <w:rFonts w:asciiTheme="majorHAnsi" w:cstheme="majorBidi" w:hAnsiTheme="majorHAnsi" w:eastAsia="黑体"/>
         <w:b/>
         <w:bCs/>
       </w:rPr>
@@ -8084,7 +8607,7 @@
         <w:spacing w:after="0" w:before="0" w:line="240" w:lineRule="auto"/>
       </w:pPr>
       <w:rPr>
-        <w:rFonts w:asciiTheme="majorHAnsi" w:cstheme="majorBidi" w:eastAsiaTheme="majorEastAsia" w:hAnsiTheme="majorHAnsi"/>
+        <w:rFonts w:asciiTheme="majorHAnsi" w:cstheme="majorBidi" w:hAnsiTheme="majorHAnsi" w:eastAsia="黑体"/>
         <w:b/>
         <w:bCs/>
       </w:rPr>
@@ -8102,14 +8625,14 @@
     </w:tblStylePr>
     <w:tblStylePr w:type="firstCol">
       <w:rPr>
-        <w:rFonts w:asciiTheme="majorHAnsi" w:cstheme="majorBidi" w:eastAsiaTheme="majorEastAsia" w:hAnsiTheme="majorHAnsi"/>
+        <w:rFonts w:asciiTheme="majorHAnsi" w:cstheme="majorBidi" w:hAnsiTheme="majorHAnsi" w:eastAsia="黑体"/>
         <w:b/>
         <w:bCs/>
       </w:rPr>
     </w:tblStylePr>
     <w:tblStylePr w:type="lastCol">
       <w:rPr>
-        <w:rFonts w:asciiTheme="majorHAnsi" w:cstheme="majorBidi" w:eastAsiaTheme="majorEastAsia" w:hAnsiTheme="majorHAnsi"/>
+        <w:rFonts w:asciiTheme="majorHAnsi" w:cstheme="majorBidi" w:hAnsiTheme="majorHAnsi" w:eastAsia="黑体"/>
         <w:b/>
         <w:bCs/>
       </w:rPr>
@@ -8192,6 +8715,7 @@
         <w:spacing w:after="0" w:before="0" w:line="240" w:lineRule="auto"/>
       </w:pPr>
       <w:rPr>
+        <w:rFonts w:eastAsia="黑体"/>
         <w:b/>
         <w:bCs/>
         <w:color w:themeColor="background1" w:val="FFFFFF"/>
@@ -8214,6 +8738,7 @@
         <w:spacing w:after="0" w:before="0" w:line="240" w:lineRule="auto"/>
       </w:pPr>
       <w:rPr>
+        <w:rFonts w:eastAsia="黑体"/>
         <w:b/>
         <w:bCs/>
       </w:rPr>
@@ -8231,12 +8756,14 @@
     </w:tblStylePr>
     <w:tblStylePr w:type="firstCol">
       <w:rPr>
+        <w:rFonts w:eastAsia="黑体"/>
         <w:b/>
         <w:bCs/>
       </w:rPr>
     </w:tblStylePr>
     <w:tblStylePr w:type="lastCol">
       <w:rPr>
+        <w:rFonts w:eastAsia="黑体"/>
         <w:b/>
         <w:bCs/>
       </w:rPr>
@@ -8298,6 +8825,7 @@
         <w:spacing w:after="0" w:before="0" w:line="240" w:lineRule="auto"/>
       </w:pPr>
       <w:rPr>
+        <w:rFonts w:eastAsia="黑体"/>
         <w:b/>
         <w:bCs/>
         <w:color w:themeColor="background1" w:val="FFFFFF"/>
@@ -8320,6 +8848,7 @@
         <w:spacing w:after="0" w:before="0" w:line="240" w:lineRule="auto"/>
       </w:pPr>
       <w:rPr>
+        <w:rFonts w:eastAsia="黑体"/>
         <w:b/>
         <w:bCs/>
       </w:rPr>
@@ -8337,12 +8866,14 @@
     </w:tblStylePr>
     <w:tblStylePr w:type="firstCol">
       <w:rPr>
+        <w:rFonts w:eastAsia="黑体"/>
         <w:b/>
         <w:bCs/>
       </w:rPr>
     </w:tblStylePr>
     <w:tblStylePr w:type="lastCol">
       <w:rPr>
+        <w:rFonts w:eastAsia="黑体"/>
         <w:b/>
         <w:bCs/>
       </w:rPr>
@@ -8404,6 +8935,7 @@
         <w:spacing w:after="0" w:before="0" w:line="240" w:lineRule="auto"/>
       </w:pPr>
       <w:rPr>
+        <w:rFonts w:eastAsia="黑体"/>
         <w:b/>
         <w:bCs/>
         <w:color w:themeColor="background1" w:val="FFFFFF"/>
@@ -8426,6 +8958,7 @@
         <w:spacing w:after="0" w:before="0" w:line="240" w:lineRule="auto"/>
       </w:pPr>
       <w:rPr>
+        <w:rFonts w:eastAsia="黑体"/>
         <w:b/>
         <w:bCs/>
       </w:rPr>
@@ -8443,12 +8976,14 @@
     </w:tblStylePr>
     <w:tblStylePr w:type="firstCol">
       <w:rPr>
+        <w:rFonts w:eastAsia="黑体"/>
         <w:b/>
         <w:bCs/>
       </w:rPr>
     </w:tblStylePr>
     <w:tblStylePr w:type="lastCol">
       <w:rPr>
+        <w:rFonts w:eastAsia="黑体"/>
         <w:b/>
         <w:bCs/>
       </w:rPr>
@@ -8510,6 +9045,7 @@
         <w:spacing w:after="0" w:before="0" w:line="240" w:lineRule="auto"/>
       </w:pPr>
       <w:rPr>
+        <w:rFonts w:eastAsia="黑体"/>
         <w:b/>
         <w:bCs/>
         <w:color w:themeColor="background1" w:val="FFFFFF"/>
@@ -8532,6 +9068,7 @@
         <w:spacing w:after="0" w:before="0" w:line="240" w:lineRule="auto"/>
       </w:pPr>
       <w:rPr>
+        <w:rFonts w:eastAsia="黑体"/>
         <w:b/>
         <w:bCs/>
       </w:rPr>
@@ -8549,12 +9086,14 @@
     </w:tblStylePr>
     <w:tblStylePr w:type="firstCol">
       <w:rPr>
+        <w:rFonts w:eastAsia="黑体"/>
         <w:b/>
         <w:bCs/>
       </w:rPr>
     </w:tblStylePr>
     <w:tblStylePr w:type="lastCol">
       <w:rPr>
+        <w:rFonts w:eastAsia="黑体"/>
         <w:b/>
         <w:bCs/>
       </w:rPr>
@@ -8616,6 +9155,7 @@
         <w:spacing w:after="0" w:before="0" w:line="240" w:lineRule="auto"/>
       </w:pPr>
       <w:rPr>
+        <w:rFonts w:eastAsia="黑体"/>
         <w:b/>
         <w:bCs/>
         <w:color w:themeColor="background1" w:val="FFFFFF"/>
@@ -8638,6 +9178,7 @@
         <w:spacing w:after="0" w:before="0" w:line="240" w:lineRule="auto"/>
       </w:pPr>
       <w:rPr>
+        <w:rFonts w:eastAsia="黑体"/>
         <w:b/>
         <w:bCs/>
       </w:rPr>
@@ -8655,12 +9196,14 @@
     </w:tblStylePr>
     <w:tblStylePr w:type="firstCol">
       <w:rPr>
+        <w:rFonts w:eastAsia="黑体"/>
         <w:b/>
         <w:bCs/>
       </w:rPr>
     </w:tblStylePr>
     <w:tblStylePr w:type="lastCol">
       <w:rPr>
+        <w:rFonts w:eastAsia="黑体"/>
         <w:b/>
         <w:bCs/>
       </w:rPr>
@@ -8722,6 +9265,7 @@
         <w:spacing w:after="0" w:before="0" w:line="240" w:lineRule="auto"/>
       </w:pPr>
       <w:rPr>
+        <w:rFonts w:eastAsia="黑体"/>
         <w:b/>
         <w:bCs/>
         <w:color w:themeColor="background1" w:val="FFFFFF"/>
@@ -8744,6 +9288,7 @@
         <w:spacing w:after="0" w:before="0" w:line="240" w:lineRule="auto"/>
       </w:pPr>
       <w:rPr>
+        <w:rFonts w:eastAsia="黑体"/>
         <w:b/>
         <w:bCs/>
       </w:rPr>
@@ -8761,12 +9306,14 @@
     </w:tblStylePr>
     <w:tblStylePr w:type="firstCol">
       <w:rPr>
+        <w:rFonts w:eastAsia="黑体"/>
         <w:b/>
         <w:bCs/>
       </w:rPr>
     </w:tblStylePr>
     <w:tblStylePr w:type="lastCol">
       <w:rPr>
+        <w:rFonts w:eastAsia="黑体"/>
         <w:b/>
         <w:bCs/>
       </w:rPr>
@@ -8828,6 +9375,7 @@
         <w:spacing w:after="0" w:before="0" w:line="240" w:lineRule="auto"/>
       </w:pPr>
       <w:rPr>
+        <w:rFonts w:eastAsia="黑体"/>
         <w:b/>
         <w:bCs/>
         <w:color w:themeColor="background1" w:val="FFFFFF"/>
@@ -8850,6 +9398,7 @@
         <w:spacing w:after="0" w:before="0" w:line="240" w:lineRule="auto"/>
       </w:pPr>
       <w:rPr>
+        <w:rFonts w:eastAsia="黑体"/>
         <w:b/>
         <w:bCs/>
       </w:rPr>
@@ -8867,12 +9416,14 @@
     </w:tblStylePr>
     <w:tblStylePr w:type="firstCol">
       <w:rPr>
+        <w:rFonts w:eastAsia="黑体"/>
         <w:b/>
         <w:bCs/>
       </w:rPr>
     </w:tblStylePr>
     <w:tblStylePr w:type="lastCol">
       <w:rPr>
+        <w:rFonts w:eastAsia="黑体"/>
         <w:b/>
         <w:bCs/>
       </w:rPr>
@@ -8931,6 +9482,7 @@
         <w:spacing w:after="0" w:before="0" w:line="240" w:lineRule="auto"/>
       </w:pPr>
       <w:rPr>
+        <w:rFonts w:eastAsia="黑体"/>
         <w:b/>
         <w:bCs/>
         <w:color w:themeColor="background1" w:val="FFFFFF"/>
@@ -8953,6 +9505,7 @@
         <w:spacing w:after="0" w:before="0" w:line="240" w:lineRule="auto"/>
       </w:pPr>
       <w:rPr>
+        <w:rFonts w:eastAsia="黑体"/>
         <w:color w:val="auto"/>
       </w:rPr>
       <w:tblPr/>
@@ -8970,6 +9523,7 @@
     </w:tblStylePr>
     <w:tblStylePr w:type="firstCol">
       <w:rPr>
+        <w:rFonts w:eastAsia="黑体"/>
         <w:b/>
         <w:bCs/>
         <w:color w:themeColor="background1" w:val="FFFFFF"/>
@@ -8989,6 +9543,7 @@
     </w:tblStylePr>
     <w:tblStylePr w:type="lastCol">
       <w:rPr>
+        <w:rFonts w:eastAsia="黑体"/>
         <w:b/>
         <w:bCs/>
         <w:color w:themeColor="background1" w:val="FFFFFF"/>
@@ -9037,6 +9592,7 @@
     </w:tblStylePr>
     <w:tblStylePr w:type="nwCell">
       <w:rPr>
+        <w:rFonts w:eastAsia="黑体"/>
         <w:color w:themeColor="background1" w:val="FFFFFF"/>
       </w:rPr>
       <w:tblPr/>
@@ -9080,6 +9636,7 @@
         <w:spacing w:after="0" w:before="0" w:line="240" w:lineRule="auto"/>
       </w:pPr>
       <w:rPr>
+        <w:rFonts w:eastAsia="黑体"/>
         <w:b/>
         <w:bCs/>
         <w:color w:themeColor="background1" w:val="FFFFFF"/>
@@ -9102,6 +9659,7 @@
         <w:spacing w:after="0" w:before="0" w:line="240" w:lineRule="auto"/>
       </w:pPr>
       <w:rPr>
+        <w:rFonts w:eastAsia="黑体"/>
         <w:color w:val="auto"/>
       </w:rPr>
       <w:tblPr/>
@@ -9119,6 +9677,7 @@
     </w:tblStylePr>
     <w:tblStylePr w:type="firstCol">
       <w:rPr>
+        <w:rFonts w:eastAsia="黑体"/>
         <w:b/>
         <w:bCs/>
         <w:color w:themeColor="background1" w:val="FFFFFF"/>
@@ -9138,6 +9697,7 @@
     </w:tblStylePr>
     <w:tblStylePr w:type="lastCol">
       <w:rPr>
+        <w:rFonts w:eastAsia="黑体"/>
         <w:b/>
         <w:bCs/>
         <w:color w:themeColor="background1" w:val="FFFFFF"/>
@@ -9186,6 +9746,7 @@
     </w:tblStylePr>
     <w:tblStylePr w:type="nwCell">
       <w:rPr>
+        <w:rFonts w:eastAsia="黑体"/>
         <w:color w:themeColor="background1" w:val="FFFFFF"/>
       </w:rPr>
       <w:tblPr/>
@@ -9229,6 +9790,7 @@
         <w:spacing w:after="0" w:before="0" w:line="240" w:lineRule="auto"/>
       </w:pPr>
       <w:rPr>
+        <w:rFonts w:eastAsia="黑体"/>
         <w:b/>
         <w:bCs/>
         <w:color w:themeColor="background1" w:val="FFFFFF"/>
@@ -9251,6 +9813,7 @@
         <w:spacing w:after="0" w:before="0" w:line="240" w:lineRule="auto"/>
       </w:pPr>
       <w:rPr>
+        <w:rFonts w:eastAsia="黑体"/>
         <w:color w:val="auto"/>
       </w:rPr>
       <w:tblPr/>
@@ -9268,6 +9831,7 @@
     </w:tblStylePr>
     <w:tblStylePr w:type="firstCol">
       <w:rPr>
+        <w:rFonts w:eastAsia="黑体"/>
         <w:b/>
         <w:bCs/>
         <w:color w:themeColor="background1" w:val="FFFFFF"/>
@@ -9287,6 +9851,7 @@
     </w:tblStylePr>
     <w:tblStylePr w:type="lastCol">
       <w:rPr>
+        <w:rFonts w:eastAsia="黑体"/>
         <w:b/>
         <w:bCs/>
         <w:color w:themeColor="background1" w:val="FFFFFF"/>
@@ -9335,6 +9900,7 @@
     </w:tblStylePr>
     <w:tblStylePr w:type="nwCell">
       <w:rPr>
+        <w:rFonts w:eastAsia="黑体"/>
         <w:color w:themeColor="background1" w:val="FFFFFF"/>
       </w:rPr>
       <w:tblPr/>
@@ -9378,6 +9944,7 @@
         <w:spacing w:after="0" w:before="0" w:line="240" w:lineRule="auto"/>
       </w:pPr>
       <w:rPr>
+        <w:rFonts w:eastAsia="黑体"/>
         <w:b/>
         <w:bCs/>
         <w:color w:themeColor="background1" w:val="FFFFFF"/>
@@ -9400,6 +9967,7 @@
         <w:spacing w:after="0" w:before="0" w:line="240" w:lineRule="auto"/>
       </w:pPr>
       <w:rPr>
+        <w:rFonts w:eastAsia="黑体"/>
         <w:color w:val="auto"/>
       </w:rPr>
       <w:tblPr/>
@@ -9417,6 +9985,7 @@
     </w:tblStylePr>
     <w:tblStylePr w:type="firstCol">
       <w:rPr>
+        <w:rFonts w:eastAsia="黑体"/>
         <w:b/>
         <w:bCs/>
         <w:color w:themeColor="background1" w:val="FFFFFF"/>
@@ -9436,6 +10005,7 @@
     </w:tblStylePr>
     <w:tblStylePr w:type="lastCol">
       <w:rPr>
+        <w:rFonts w:eastAsia="黑体"/>
         <w:b/>
         <w:bCs/>
         <w:color w:themeColor="background1" w:val="FFFFFF"/>
@@ -9484,6 +10054,7 @@
     </w:tblStylePr>
     <w:tblStylePr w:type="nwCell">
       <w:rPr>
+        <w:rFonts w:eastAsia="黑体"/>
         <w:color w:themeColor="background1" w:val="FFFFFF"/>
       </w:rPr>
       <w:tblPr/>
@@ -9527,6 +10098,7 @@
         <w:spacing w:after="0" w:before="0" w:line="240" w:lineRule="auto"/>
       </w:pPr>
       <w:rPr>
+        <w:rFonts w:eastAsia="黑体"/>
         <w:b/>
         <w:bCs/>
         <w:color w:themeColor="background1" w:val="FFFFFF"/>
@@ -9549,6 +10121,7 @@
         <w:spacing w:after="0" w:before="0" w:line="240" w:lineRule="auto"/>
       </w:pPr>
       <w:rPr>
+        <w:rFonts w:eastAsia="黑体"/>
         <w:color w:val="auto"/>
       </w:rPr>
       <w:tblPr/>
@@ -9566,6 +10139,7 @@
     </w:tblStylePr>
     <w:tblStylePr w:type="firstCol">
       <w:rPr>
+        <w:rFonts w:eastAsia="黑体"/>
         <w:b/>
         <w:bCs/>
         <w:color w:themeColor="background1" w:val="FFFFFF"/>
@@ -9585,6 +10159,7 @@
     </w:tblStylePr>
     <w:tblStylePr w:type="lastCol">
       <w:rPr>
+        <w:rFonts w:eastAsia="黑体"/>
         <w:b/>
         <w:bCs/>
         <w:color w:themeColor="background1" w:val="FFFFFF"/>
@@ -9633,6 +10208,7 @@
     </w:tblStylePr>
     <w:tblStylePr w:type="nwCell">
       <w:rPr>
+        <w:rFonts w:eastAsia="黑体"/>
         <w:color w:themeColor="background1" w:val="FFFFFF"/>
       </w:rPr>
       <w:tblPr/>
@@ -9676,6 +10252,7 @@
         <w:spacing w:after="0" w:before="0" w:line="240" w:lineRule="auto"/>
       </w:pPr>
       <w:rPr>
+        <w:rFonts w:eastAsia="黑体"/>
         <w:b/>
         <w:bCs/>
         <w:color w:themeColor="background1" w:val="FFFFFF"/>
@@ -9698,6 +10275,7 @@
         <w:spacing w:after="0" w:before="0" w:line="240" w:lineRule="auto"/>
       </w:pPr>
       <w:rPr>
+        <w:rFonts w:eastAsia="黑体"/>
         <w:color w:val="auto"/>
       </w:rPr>
       <w:tblPr/>
@@ -9715,6 +10293,7 @@
     </w:tblStylePr>
     <w:tblStylePr w:type="firstCol">
       <w:rPr>
+        <w:rFonts w:eastAsia="黑体"/>
         <w:b/>
         <w:bCs/>
         <w:color w:themeColor="background1" w:val="FFFFFF"/>
@@ -9734,6 +10313,7 @@
     </w:tblStylePr>
     <w:tblStylePr w:type="lastCol">
       <w:rPr>
+        <w:rFonts w:eastAsia="黑体"/>
         <w:b/>
         <w:bCs/>
         <w:color w:themeColor="background1" w:val="FFFFFF"/>
@@ -9782,6 +10362,7 @@
     </w:tblStylePr>
     <w:tblStylePr w:type="nwCell">
       <w:rPr>
+        <w:rFonts w:eastAsia="黑体"/>
         <w:color w:themeColor="background1" w:val="FFFFFF"/>
       </w:rPr>
       <w:tblPr/>
@@ -9825,6 +10406,7 @@
         <w:spacing w:after="0" w:before="0" w:line="240" w:lineRule="auto"/>
       </w:pPr>
       <w:rPr>
+        <w:rFonts w:eastAsia="黑体"/>
         <w:b/>
         <w:bCs/>
         <w:color w:themeColor="background1" w:val="FFFFFF"/>
@@ -9847,6 +10429,7 @@
         <w:spacing w:after="0" w:before="0" w:line="240" w:lineRule="auto"/>
       </w:pPr>
       <w:rPr>
+        <w:rFonts w:eastAsia="黑体"/>
         <w:color w:val="auto"/>
       </w:rPr>
       <w:tblPr/>
@@ -9864,6 +10447,7 @@
     </w:tblStylePr>
     <w:tblStylePr w:type="firstCol">
       <w:rPr>
+        <w:rFonts w:eastAsia="黑体"/>
         <w:b/>
         <w:bCs/>
         <w:color w:themeColor="background1" w:val="FFFFFF"/>
@@ -9883,6 +10467,7 @@
     </w:tblStylePr>
     <w:tblStylePr w:type="lastCol">
       <w:rPr>
+        <w:rFonts w:eastAsia="黑体"/>
         <w:b/>
         <w:bCs/>
         <w:color w:themeColor="background1" w:val="FFFFFF"/>
@@ -9931,6 +10516,7 @@
     </w:tblStylePr>
     <w:tblStylePr w:type="nwCell">
       <w:rPr>
+        <w:rFonts w:eastAsia="黑体"/>
         <w:color w:themeColor="background1" w:val="FFFFFF"/>
       </w:rPr>
       <w:tblPr/>
@@ -9955,6 +10541,7 @@
       <w:spacing w:after="0" w:line="240" w:lineRule="auto"/>
     </w:pPr>
     <w:rPr>
+      <w:rFonts w:eastAsia="黑体"/>
       <w:color w:themeColor="text1" w:val="000000"/>
     </w:rPr>
     <w:tblPr>
@@ -9974,7 +10561,7 @@
     </w:tblPr>
     <w:tblStylePr w:type="firstRow">
       <w:rPr>
-        <w:rFonts w:asciiTheme="majorHAnsi" w:cstheme="majorBidi" w:eastAsiaTheme="majorEastAsia" w:hAnsiTheme="majorHAnsi"/>
+        <w:rFonts w:asciiTheme="majorHAnsi" w:cstheme="majorBidi" w:hAnsiTheme="majorHAnsi" w:eastAsia="黑体"/>
       </w:rPr>
       <w:tblPr/>
       <w:tcPr>
@@ -9986,6 +10573,7 @@
     </w:tblStylePr>
     <w:tblStylePr w:type="lastRow">
       <w:rPr>
+        <w:rFonts w:eastAsia="黑体"/>
         <w:b/>
         <w:bCs/>
         <w:color w:themeColor="text2" w:val="1F497D"/>
@@ -10000,12 +10588,14 @@
     </w:tblStylePr>
     <w:tblStylePr w:type="firstCol">
       <w:rPr>
+        <w:rFonts w:eastAsia="黑体"/>
         <w:b/>
         <w:bCs/>
       </w:rPr>
     </w:tblStylePr>
     <w:tblStylePr w:type="lastCol">
       <w:rPr>
+        <w:rFonts w:eastAsia="黑体"/>
         <w:b/>
         <w:bCs/>
       </w:rPr>
@@ -10039,6 +10629,7 @@
       <w:spacing w:after="0" w:line="240" w:lineRule="auto"/>
     </w:pPr>
     <w:rPr>
+      <w:rFonts w:eastAsia="黑体"/>
       <w:color w:themeColor="text1" w:val="000000"/>
     </w:rPr>
     <w:tblPr>
@@ -10058,7 +10649,7 @@
     </w:tblPr>
     <w:tblStylePr w:type="firstRow">
       <w:rPr>
-        <w:rFonts w:asciiTheme="majorHAnsi" w:cstheme="majorBidi" w:eastAsiaTheme="majorEastAsia" w:hAnsiTheme="majorHAnsi"/>
+        <w:rFonts w:asciiTheme="majorHAnsi" w:cstheme="majorBidi" w:hAnsiTheme="majorHAnsi" w:eastAsia="黑体"/>
       </w:rPr>
       <w:tblPr/>
       <w:tcPr>
@@ -10070,6 +10661,7 @@
     </w:tblStylePr>
     <w:tblStylePr w:type="lastRow">
       <w:rPr>
+        <w:rFonts w:eastAsia="黑体"/>
         <w:b/>
         <w:bCs/>
         <w:color w:themeColor="text2" w:val="1F497D"/>
@@ -10084,12 +10676,14 @@
     </w:tblStylePr>
     <w:tblStylePr w:type="firstCol">
       <w:rPr>
+        <w:rFonts w:eastAsia="黑体"/>
         <w:b/>
         <w:bCs/>
       </w:rPr>
     </w:tblStylePr>
     <w:tblStylePr w:type="lastCol">
       <w:rPr>
+        <w:rFonts w:eastAsia="黑体"/>
         <w:b/>
         <w:bCs/>
       </w:rPr>
@@ -10123,6 +10717,7 @@
       <w:spacing w:after="0" w:line="240" w:lineRule="auto"/>
     </w:pPr>
     <w:rPr>
+      <w:rFonts w:eastAsia="黑体"/>
       <w:color w:themeColor="text1" w:val="000000"/>
     </w:rPr>
     <w:tblPr>
@@ -10142,7 +10737,7 @@
     </w:tblPr>
     <w:tblStylePr w:type="firstRow">
       <w:rPr>
-        <w:rFonts w:asciiTheme="majorHAnsi" w:cstheme="majorBidi" w:eastAsiaTheme="majorEastAsia" w:hAnsiTheme="majorHAnsi"/>
+        <w:rFonts w:asciiTheme="majorHAnsi" w:cstheme="majorBidi" w:hAnsiTheme="majorHAnsi" w:eastAsia="黑体"/>
       </w:rPr>
       <w:tblPr/>
       <w:tcPr>
@@ -10154,6 +10749,7 @@
     </w:tblStylePr>
     <w:tblStylePr w:type="lastRow">
       <w:rPr>
+        <w:rFonts w:eastAsia="黑体"/>
         <w:b/>
         <w:bCs/>
         <w:color w:themeColor="text2" w:val="1F497D"/>
@@ -10168,12 +10764,14 @@
     </w:tblStylePr>
     <w:tblStylePr w:type="firstCol">
       <w:rPr>
+        <w:rFonts w:eastAsia="黑体"/>
         <w:b/>
         <w:bCs/>
       </w:rPr>
     </w:tblStylePr>
     <w:tblStylePr w:type="lastCol">
       <w:rPr>
+        <w:rFonts w:eastAsia="黑体"/>
         <w:b/>
         <w:bCs/>
       </w:rPr>
@@ -10207,6 +10805,7 @@
       <w:spacing w:after="0" w:line="240" w:lineRule="auto"/>
     </w:pPr>
     <w:rPr>
+      <w:rFonts w:eastAsia="黑体"/>
       <w:color w:themeColor="text1" w:val="000000"/>
     </w:rPr>
     <w:tblPr>
@@ -10226,7 +10825,7 @@
     </w:tblPr>
     <w:tblStylePr w:type="firstRow">
       <w:rPr>
-        <w:rFonts w:asciiTheme="majorHAnsi" w:cstheme="majorBidi" w:eastAsiaTheme="majorEastAsia" w:hAnsiTheme="majorHAnsi"/>
+        <w:rFonts w:asciiTheme="majorHAnsi" w:cstheme="majorBidi" w:hAnsiTheme="majorHAnsi" w:eastAsia="黑体"/>
       </w:rPr>
       <w:tblPr/>
       <w:tcPr>
@@ -10238,6 +10837,7 @@
     </w:tblStylePr>
     <w:tblStylePr w:type="lastRow">
       <w:rPr>
+        <w:rFonts w:eastAsia="黑体"/>
         <w:b/>
         <w:bCs/>
         <w:color w:themeColor="text2" w:val="1F497D"/>
@@ -10252,12 +10852,14 @@
     </w:tblStylePr>
     <w:tblStylePr w:type="firstCol">
       <w:rPr>
+        <w:rFonts w:eastAsia="黑体"/>
         <w:b/>
         <w:bCs/>
       </w:rPr>
     </w:tblStylePr>
     <w:tblStylePr w:type="lastCol">
       <w:rPr>
+        <w:rFonts w:eastAsia="黑体"/>
         <w:b/>
         <w:bCs/>
       </w:rPr>
@@ -10291,6 +10893,7 @@
       <w:spacing w:after="0" w:line="240" w:lineRule="auto"/>
     </w:pPr>
     <w:rPr>
+      <w:rFonts w:eastAsia="黑体"/>
       <w:color w:themeColor="text1" w:val="000000"/>
     </w:rPr>
     <w:tblPr>
@@ -10310,7 +10913,7 @@
     </w:tblPr>
     <w:tblStylePr w:type="firstRow">
       <w:rPr>
-        <w:rFonts w:asciiTheme="majorHAnsi" w:cstheme="majorBidi" w:eastAsiaTheme="majorEastAsia" w:hAnsiTheme="majorHAnsi"/>
+        <w:rFonts w:asciiTheme="majorHAnsi" w:cstheme="majorBidi" w:hAnsiTheme="majorHAnsi" w:eastAsia="黑体"/>
       </w:rPr>
       <w:tblPr/>
       <w:tcPr>
@@ -10322,6 +10925,7 @@
     </w:tblStylePr>
     <w:tblStylePr w:type="lastRow">
       <w:rPr>
+        <w:rFonts w:eastAsia="黑体"/>
         <w:b/>
         <w:bCs/>
         <w:color w:themeColor="text2" w:val="1F497D"/>
@@ -10336,12 +10940,14 @@
     </w:tblStylePr>
     <w:tblStylePr w:type="firstCol">
       <w:rPr>
+        <w:rFonts w:eastAsia="黑体"/>
         <w:b/>
         <w:bCs/>
       </w:rPr>
     </w:tblStylePr>
     <w:tblStylePr w:type="lastCol">
       <w:rPr>
+        <w:rFonts w:eastAsia="黑体"/>
         <w:b/>
         <w:bCs/>
       </w:rPr>
@@ -10375,6 +10981,7 @@
       <w:spacing w:after="0" w:line="240" w:lineRule="auto"/>
     </w:pPr>
     <w:rPr>
+      <w:rFonts w:eastAsia="黑体"/>
       <w:color w:themeColor="text1" w:val="000000"/>
     </w:rPr>
     <w:tblPr>
@@ -10394,7 +11001,7 @@
     </w:tblPr>
     <w:tblStylePr w:type="firstRow">
       <w:rPr>
-        <w:rFonts w:asciiTheme="majorHAnsi" w:cstheme="majorBidi" w:eastAsiaTheme="majorEastAsia" w:hAnsiTheme="majorHAnsi"/>
+        <w:rFonts w:asciiTheme="majorHAnsi" w:cstheme="majorBidi" w:hAnsiTheme="majorHAnsi" w:eastAsia="黑体"/>
       </w:rPr>
       <w:tblPr/>
       <w:tcPr>
@@ -10406,6 +11013,7 @@
     </w:tblStylePr>
     <w:tblStylePr w:type="lastRow">
       <w:rPr>
+        <w:rFonts w:eastAsia="黑体"/>
         <w:b/>
         <w:bCs/>
         <w:color w:themeColor="text2" w:val="1F497D"/>
@@ -10420,12 +11028,14 @@
     </w:tblStylePr>
     <w:tblStylePr w:type="firstCol">
       <w:rPr>
+        <w:rFonts w:eastAsia="黑体"/>
         <w:b/>
         <w:bCs/>
       </w:rPr>
     </w:tblStylePr>
     <w:tblStylePr w:type="lastCol">
       <w:rPr>
+        <w:rFonts w:eastAsia="黑体"/>
         <w:b/>
         <w:bCs/>
       </w:rPr>
@@ -10459,6 +11069,7 @@
       <w:spacing w:after="0" w:line="240" w:lineRule="auto"/>
     </w:pPr>
     <w:rPr>
+      <w:rFonts w:eastAsia="黑体"/>
       <w:color w:themeColor="text1" w:val="000000"/>
     </w:rPr>
     <w:tblPr>
@@ -10478,7 +11089,7 @@
     </w:tblPr>
     <w:tblStylePr w:type="firstRow">
       <w:rPr>
-        <w:rFonts w:asciiTheme="majorHAnsi" w:cstheme="majorBidi" w:eastAsiaTheme="majorEastAsia" w:hAnsiTheme="majorHAnsi"/>
+        <w:rFonts w:asciiTheme="majorHAnsi" w:cstheme="majorBidi" w:hAnsiTheme="majorHAnsi" w:eastAsia="黑体"/>
       </w:rPr>
       <w:tblPr/>
       <w:tcPr>
@@ -10490,6 +11101,7 @@
     </w:tblStylePr>
     <w:tblStylePr w:type="lastRow">
       <w:rPr>
+        <w:rFonts w:eastAsia="黑体"/>
         <w:b/>
         <w:bCs/>
         <w:color w:themeColor="text2" w:val="1F497D"/>
@@ -10504,12 +11116,14 @@
     </w:tblStylePr>
     <w:tblStylePr w:type="firstCol">
       <w:rPr>
+        <w:rFonts w:eastAsia="黑体"/>
         <w:b/>
         <w:bCs/>
       </w:rPr>
     </w:tblStylePr>
     <w:tblStylePr w:type="lastCol">
       <w:rPr>
+        <w:rFonts w:eastAsia="黑体"/>
         <w:b/>
         <w:bCs/>
       </w:rPr>
@@ -10543,7 +11157,7 @@
       <w:spacing w:after="0" w:line="240" w:lineRule="auto"/>
     </w:pPr>
     <w:rPr>
-      <w:rFonts w:asciiTheme="majorHAnsi" w:cstheme="majorBidi" w:eastAsiaTheme="majorEastAsia" w:hAnsiTheme="majorHAnsi"/>
+      <w:rFonts w:asciiTheme="majorHAnsi" w:cstheme="majorBidi" w:hAnsiTheme="majorHAnsi" w:eastAsia="黑体"/>
       <w:color w:themeColor="text1" w:val="000000"/>
     </w:rPr>
     <w:tblPr>
@@ -10565,6 +11179,7 @@
     </w:tblPr>
     <w:tblStylePr w:type="firstRow">
       <w:rPr>
+        <w:rFonts w:eastAsia="黑体"/>
         <w:sz w:val="24"/>
         <w:szCs w:val="24"/>
       </w:rPr>
@@ -10671,7 +11286,7 @@
       <w:spacing w:after="0" w:line="240" w:lineRule="auto"/>
     </w:pPr>
     <w:rPr>
-      <w:rFonts w:asciiTheme="majorHAnsi" w:cstheme="majorBidi" w:eastAsiaTheme="majorEastAsia" w:hAnsiTheme="majorHAnsi"/>
+      <w:rFonts w:asciiTheme="majorHAnsi" w:cstheme="majorBidi" w:hAnsiTheme="majorHAnsi" w:eastAsia="黑体"/>
       <w:color w:themeColor="text1" w:val="000000"/>
     </w:rPr>
     <w:tblPr>
@@ -10693,6 +11308,7 @@
     </w:tblPr>
     <w:tblStylePr w:type="firstRow">
       <w:rPr>
+        <w:rFonts w:eastAsia="黑体"/>
         <w:sz w:val="24"/>
         <w:szCs w:val="24"/>
       </w:rPr>
@@ -10799,7 +11415,7 @@
       <w:spacing w:after="0" w:line="240" w:lineRule="auto"/>
     </w:pPr>
     <w:rPr>
-      <w:rFonts w:asciiTheme="majorHAnsi" w:cstheme="majorBidi" w:eastAsiaTheme="majorEastAsia" w:hAnsiTheme="majorHAnsi"/>
+      <w:rFonts w:asciiTheme="majorHAnsi" w:cstheme="majorBidi" w:hAnsiTheme="majorHAnsi" w:eastAsia="黑体"/>
       <w:color w:themeColor="text1" w:val="000000"/>
     </w:rPr>
     <w:tblPr>
@@ -10821,6 +11437,7 @@
     </w:tblPr>
     <w:tblStylePr w:type="firstRow">
       <w:rPr>
+        <w:rFonts w:eastAsia="黑体"/>
         <w:sz w:val="24"/>
         <w:szCs w:val="24"/>
       </w:rPr>
@@ -10927,7 +11544,7 @@
       <w:spacing w:after="0" w:line="240" w:lineRule="auto"/>
     </w:pPr>
     <w:rPr>
-      <w:rFonts w:asciiTheme="majorHAnsi" w:cstheme="majorBidi" w:eastAsiaTheme="majorEastAsia" w:hAnsiTheme="majorHAnsi"/>
+      <w:rFonts w:asciiTheme="majorHAnsi" w:cstheme="majorBidi" w:hAnsiTheme="majorHAnsi" w:eastAsia="黑体"/>
       <w:color w:themeColor="text1" w:val="000000"/>
     </w:rPr>
     <w:tblPr>
@@ -10949,6 +11566,7 @@
     </w:tblPr>
     <w:tblStylePr w:type="firstRow">
       <w:rPr>
+        <w:rFonts w:eastAsia="黑体"/>
         <w:sz w:val="24"/>
         <w:szCs w:val="24"/>
       </w:rPr>
@@ -11055,7 +11673,7 @@
       <w:spacing w:after="0" w:line="240" w:lineRule="auto"/>
     </w:pPr>
     <w:rPr>
-      <w:rFonts w:asciiTheme="majorHAnsi" w:cstheme="majorBidi" w:eastAsiaTheme="majorEastAsia" w:hAnsiTheme="majorHAnsi"/>
+      <w:rFonts w:asciiTheme="majorHAnsi" w:cstheme="majorBidi" w:hAnsiTheme="majorHAnsi" w:eastAsia="黑体"/>
       <w:color w:themeColor="text1" w:val="000000"/>
     </w:rPr>
     <w:tblPr>
@@ -11077,6 +11695,7 @@
     </w:tblPr>
     <w:tblStylePr w:type="firstRow">
       <w:rPr>
+        <w:rFonts w:eastAsia="黑体"/>
         <w:sz w:val="24"/>
         <w:szCs w:val="24"/>
       </w:rPr>
@@ -11183,7 +11802,7 @@
       <w:spacing w:after="0" w:line="240" w:lineRule="auto"/>
     </w:pPr>
     <w:rPr>
-      <w:rFonts w:asciiTheme="majorHAnsi" w:cstheme="majorBidi" w:eastAsiaTheme="majorEastAsia" w:hAnsiTheme="majorHAnsi"/>
+      <w:rFonts w:asciiTheme="majorHAnsi" w:cstheme="majorBidi" w:hAnsiTheme="majorHAnsi" w:eastAsia="黑体"/>
       <w:color w:themeColor="text1" w:val="000000"/>
     </w:rPr>
     <w:tblPr>
@@ -11205,6 +11824,7 @@
     </w:tblPr>
     <w:tblStylePr w:type="firstRow">
       <w:rPr>
+        <w:rFonts w:eastAsia="黑体"/>
         <w:sz w:val="24"/>
         <w:szCs w:val="24"/>
       </w:rPr>
@@ -11311,7 +11931,7 @@
       <w:spacing w:after="0" w:line="240" w:lineRule="auto"/>
     </w:pPr>
     <w:rPr>
-      <w:rFonts w:asciiTheme="majorHAnsi" w:cstheme="majorBidi" w:eastAsiaTheme="majorEastAsia" w:hAnsiTheme="majorHAnsi"/>
+      <w:rFonts w:asciiTheme="majorHAnsi" w:cstheme="majorBidi" w:hAnsiTheme="majorHAnsi" w:eastAsia="黑体"/>
       <w:color w:themeColor="text1" w:val="000000"/>
     </w:rPr>
     <w:tblPr>
@@ -11333,6 +11953,7 @@
     </w:tblPr>
     <w:tblStylePr w:type="firstRow">
       <w:rPr>
+        <w:rFonts w:eastAsia="黑体"/>
         <w:sz w:val="24"/>
         <w:szCs w:val="24"/>
       </w:rPr>
@@ -11462,12 +12083,14 @@
     </w:tcPr>
     <w:tblStylePr w:type="firstRow">
       <w:rPr>
+        <w:rFonts w:eastAsia="黑体"/>
         <w:b/>
         <w:bCs/>
       </w:rPr>
     </w:tblStylePr>
     <w:tblStylePr w:type="lastRow">
       <w:rPr>
+        <w:rFonts w:eastAsia="黑体"/>
         <w:b/>
         <w:bCs/>
       </w:rPr>
@@ -11480,12 +12103,14 @@
     </w:tblStylePr>
     <w:tblStylePr w:type="firstCol">
       <w:rPr>
+        <w:rFonts w:eastAsia="黑体"/>
         <w:b/>
         <w:bCs/>
       </w:rPr>
     </w:tblStylePr>
     <w:tblStylePr w:type="lastCol">
       <w:rPr>
+        <w:rFonts w:eastAsia="黑体"/>
         <w:b/>
         <w:bCs/>
       </w:rPr>
@@ -11535,12 +12160,14 @@
     </w:tcPr>
     <w:tblStylePr w:type="firstRow">
       <w:rPr>
+        <w:rFonts w:eastAsia="黑体"/>
         <w:b/>
         <w:bCs/>
       </w:rPr>
     </w:tblStylePr>
     <w:tblStylePr w:type="lastRow">
       <w:rPr>
+        <w:rFonts w:eastAsia="黑体"/>
         <w:b/>
         <w:bCs/>
       </w:rPr>
@@ -11553,12 +12180,14 @@
     </w:tblStylePr>
     <w:tblStylePr w:type="firstCol">
       <w:rPr>
+        <w:rFonts w:eastAsia="黑体"/>
         <w:b/>
         <w:bCs/>
       </w:rPr>
     </w:tblStylePr>
     <w:tblStylePr w:type="lastCol">
       <w:rPr>
+        <w:rFonts w:eastAsia="黑体"/>
         <w:b/>
         <w:bCs/>
       </w:rPr>
@@ -11608,12 +12237,14 @@
     </w:tcPr>
     <w:tblStylePr w:type="firstRow">
       <w:rPr>
+        <w:rFonts w:eastAsia="黑体"/>
         <w:b/>
         <w:bCs/>
       </w:rPr>
     </w:tblStylePr>
     <w:tblStylePr w:type="lastRow">
       <w:rPr>
+        <w:rFonts w:eastAsia="黑体"/>
         <w:b/>
         <w:bCs/>
       </w:rPr>
@@ -11626,12 +12257,14 @@
     </w:tblStylePr>
     <w:tblStylePr w:type="firstCol">
       <w:rPr>
+        <w:rFonts w:eastAsia="黑体"/>
         <w:b/>
         <w:bCs/>
       </w:rPr>
     </w:tblStylePr>
     <w:tblStylePr w:type="lastCol">
       <w:rPr>
+        <w:rFonts w:eastAsia="黑体"/>
         <w:b/>
         <w:bCs/>
       </w:rPr>
@@ -11681,12 +12314,14 @@
     </w:tcPr>
     <w:tblStylePr w:type="firstRow">
       <w:rPr>
+        <w:rFonts w:eastAsia="黑体"/>
         <w:b/>
         <w:bCs/>
       </w:rPr>
     </w:tblStylePr>
     <w:tblStylePr w:type="lastRow">
       <w:rPr>
+        <w:rFonts w:eastAsia="黑体"/>
         <w:b/>
         <w:bCs/>
       </w:rPr>
@@ -11699,12 +12334,14 @@
     </w:tblStylePr>
     <w:tblStylePr w:type="firstCol">
       <w:rPr>
+        <w:rFonts w:eastAsia="黑体"/>
         <w:b/>
         <w:bCs/>
       </w:rPr>
     </w:tblStylePr>
     <w:tblStylePr w:type="lastCol">
       <w:rPr>
+        <w:rFonts w:eastAsia="黑体"/>
         <w:b/>
         <w:bCs/>
       </w:rPr>
@@ -11754,12 +12391,14 @@
     </w:tcPr>
     <w:tblStylePr w:type="firstRow">
       <w:rPr>
+        <w:rFonts w:eastAsia="黑体"/>
         <w:b/>
         <w:bCs/>
       </w:rPr>
     </w:tblStylePr>
     <w:tblStylePr w:type="lastRow">
       <w:rPr>
+        <w:rFonts w:eastAsia="黑体"/>
         <w:b/>
         <w:bCs/>
       </w:rPr>
@@ -11772,12 +12411,14 @@
     </w:tblStylePr>
     <w:tblStylePr w:type="firstCol">
       <w:rPr>
+        <w:rFonts w:eastAsia="黑体"/>
         <w:b/>
         <w:bCs/>
       </w:rPr>
     </w:tblStylePr>
     <w:tblStylePr w:type="lastCol">
       <w:rPr>
+        <w:rFonts w:eastAsia="黑体"/>
         <w:b/>
         <w:bCs/>
       </w:rPr>
@@ -11827,12 +12468,14 @@
     </w:tcPr>
     <w:tblStylePr w:type="firstRow">
       <w:rPr>
+        <w:rFonts w:eastAsia="黑体"/>
         <w:b/>
         <w:bCs/>
       </w:rPr>
     </w:tblStylePr>
     <w:tblStylePr w:type="lastRow">
       <w:rPr>
+        <w:rFonts w:eastAsia="黑体"/>
         <w:b/>
         <w:bCs/>
       </w:rPr>
@@ -11845,12 +12488,14 @@
     </w:tblStylePr>
     <w:tblStylePr w:type="firstCol">
       <w:rPr>
+        <w:rFonts w:eastAsia="黑体"/>
         <w:b/>
         <w:bCs/>
       </w:rPr>
     </w:tblStylePr>
     <w:tblStylePr w:type="lastCol">
       <w:rPr>
+        <w:rFonts w:eastAsia="黑体"/>
         <w:b/>
         <w:bCs/>
       </w:rPr>
@@ -11900,12 +12545,14 @@
     </w:tcPr>
     <w:tblStylePr w:type="firstRow">
       <w:rPr>
+        <w:rFonts w:eastAsia="黑体"/>
         <w:b/>
         <w:bCs/>
       </w:rPr>
     </w:tblStylePr>
     <w:tblStylePr w:type="lastRow">
       <w:rPr>
+        <w:rFonts w:eastAsia="黑体"/>
         <w:b/>
         <w:bCs/>
       </w:rPr>
@@ -11918,12 +12565,14 @@
     </w:tblStylePr>
     <w:tblStylePr w:type="firstCol">
       <w:rPr>
+        <w:rFonts w:eastAsia="黑体"/>
         <w:b/>
         <w:bCs/>
       </w:rPr>
     </w:tblStylePr>
     <w:tblStylePr w:type="lastCol">
       <w:rPr>
+        <w:rFonts w:eastAsia="黑体"/>
         <w:b/>
         <w:bCs/>
       </w:rPr>
@@ -11950,7 +12599,7 @@
       <w:spacing w:after="0" w:line="240" w:lineRule="auto"/>
     </w:pPr>
     <w:rPr>
-      <w:rFonts w:asciiTheme="majorHAnsi" w:cstheme="majorBidi" w:eastAsiaTheme="majorEastAsia" w:hAnsiTheme="majorHAnsi"/>
+      <w:rFonts w:asciiTheme="majorHAnsi" w:cstheme="majorBidi" w:hAnsiTheme="majorHAnsi" w:eastAsia="黑体"/>
       <w:color w:themeColor="text1" w:val="000000"/>
     </w:rPr>
     <w:tblPr>
@@ -11977,6 +12626,7 @@
     </w:tcPr>
     <w:tblStylePr w:type="firstRow">
       <w:rPr>
+        <w:rFonts w:eastAsia="黑体"/>
         <w:b/>
         <w:bCs/>
         <w:color w:themeColor="text1" w:val="000000"/>
@@ -11988,6 +12638,7 @@
     </w:tblStylePr>
     <w:tblStylePr w:type="lastRow">
       <w:rPr>
+        <w:rFonts w:eastAsia="黑体"/>
         <w:b/>
         <w:bCs/>
         <w:color w:themeColor="text1" w:val="000000"/>
@@ -12007,6 +12658,7 @@
     </w:tblStylePr>
     <w:tblStylePr w:type="firstCol">
       <w:rPr>
+        <w:rFonts w:eastAsia="黑体"/>
         <w:b/>
         <w:bCs/>
         <w:color w:themeColor="text1" w:val="000000"/>
@@ -12026,6 +12678,7 @@
     </w:tblStylePr>
     <w:tblStylePr w:type="lastCol">
       <w:rPr>
+        <w:rFonts w:eastAsia="黑体"/>
         <w:b w:val="0"/>
         <w:bCs w:val="0"/>
         <w:color w:themeColor="text1" w:val="000000"/>
@@ -12075,7 +12728,7 @@
       <w:spacing w:after="0" w:line="240" w:lineRule="auto"/>
     </w:pPr>
     <w:rPr>
-      <w:rFonts w:asciiTheme="majorHAnsi" w:cstheme="majorBidi" w:eastAsiaTheme="majorEastAsia" w:hAnsiTheme="majorHAnsi"/>
+      <w:rFonts w:asciiTheme="majorHAnsi" w:cstheme="majorBidi" w:hAnsiTheme="majorHAnsi" w:eastAsia="黑体"/>
       <w:color w:themeColor="text1" w:val="000000"/>
     </w:rPr>
     <w:tblPr>
@@ -12102,6 +12755,7 @@
     </w:tcPr>
     <w:tblStylePr w:type="firstRow">
       <w:rPr>
+        <w:rFonts w:eastAsia="黑体"/>
         <w:b/>
         <w:bCs/>
         <w:color w:themeColor="text1" w:val="000000"/>
@@ -12113,6 +12767,7 @@
     </w:tblStylePr>
     <w:tblStylePr w:type="lastRow">
       <w:rPr>
+        <w:rFonts w:eastAsia="黑体"/>
         <w:b/>
         <w:bCs/>
         <w:color w:themeColor="text1" w:val="000000"/>
@@ -12132,6 +12787,7 @@
     </w:tblStylePr>
     <w:tblStylePr w:type="firstCol">
       <w:rPr>
+        <w:rFonts w:eastAsia="黑体"/>
         <w:b/>
         <w:bCs/>
         <w:color w:themeColor="text1" w:val="000000"/>
@@ -12151,6 +12807,7 @@
     </w:tblStylePr>
     <w:tblStylePr w:type="lastCol">
       <w:rPr>
+        <w:rFonts w:eastAsia="黑体"/>
         <w:b w:val="0"/>
         <w:bCs w:val="0"/>
         <w:color w:themeColor="text1" w:val="000000"/>
@@ -12200,7 +12857,7 @@
       <w:spacing w:after="0" w:line="240" w:lineRule="auto"/>
     </w:pPr>
     <w:rPr>
-      <w:rFonts w:asciiTheme="majorHAnsi" w:cstheme="majorBidi" w:eastAsiaTheme="majorEastAsia" w:hAnsiTheme="majorHAnsi"/>
+      <w:rFonts w:asciiTheme="majorHAnsi" w:cstheme="majorBidi" w:hAnsiTheme="majorHAnsi" w:eastAsia="黑体"/>
       <w:color w:themeColor="text1" w:val="000000"/>
     </w:rPr>
     <w:tblPr>
@@ -12227,6 +12884,7 @@
     </w:tcPr>
     <w:tblStylePr w:type="firstRow">
       <w:rPr>
+        <w:rFonts w:eastAsia="黑体"/>
         <w:b/>
         <w:bCs/>
         <w:color w:themeColor="text1" w:val="000000"/>
@@ -12238,6 +12896,7 @@
     </w:tblStylePr>
     <w:tblStylePr w:type="lastRow">
       <w:rPr>
+        <w:rFonts w:eastAsia="黑体"/>
         <w:b/>
         <w:bCs/>
         <w:color w:themeColor="text1" w:val="000000"/>
@@ -12257,6 +12916,7 @@
     </w:tblStylePr>
     <w:tblStylePr w:type="firstCol">
       <w:rPr>
+        <w:rFonts w:eastAsia="黑体"/>
         <w:b/>
         <w:bCs/>
         <w:color w:themeColor="text1" w:val="000000"/>
@@ -12276,6 +12936,7 @@
     </w:tblStylePr>
     <w:tblStylePr w:type="lastCol">
       <w:rPr>
+        <w:rFonts w:eastAsia="黑体"/>
         <w:b w:val="0"/>
         <w:bCs w:val="0"/>
         <w:color w:themeColor="text1" w:val="000000"/>
@@ -12325,7 +12986,7 @@
       <w:spacing w:after="0" w:line="240" w:lineRule="auto"/>
     </w:pPr>
     <w:rPr>
-      <w:rFonts w:asciiTheme="majorHAnsi" w:cstheme="majorBidi" w:eastAsiaTheme="majorEastAsia" w:hAnsiTheme="majorHAnsi"/>
+      <w:rFonts w:asciiTheme="majorHAnsi" w:cstheme="majorBidi" w:hAnsiTheme="majorHAnsi" w:eastAsia="黑体"/>
       <w:color w:themeColor="text1" w:val="000000"/>
     </w:rPr>
     <w:tblPr>
@@ -12352,6 +13013,7 @@
     </w:tcPr>
     <w:tblStylePr w:type="firstRow">
       <w:rPr>
+        <w:rFonts w:eastAsia="黑体"/>
         <w:b/>
         <w:bCs/>
         <w:color w:themeColor="text1" w:val="000000"/>
@@ -12363,6 +13025,7 @@
     </w:tblStylePr>
     <w:tblStylePr w:type="lastRow">
       <w:rPr>
+        <w:rFonts w:eastAsia="黑体"/>
         <w:b/>
         <w:bCs/>
         <w:color w:themeColor="text1" w:val="000000"/>
@@ -12382,6 +13045,7 @@
     </w:tblStylePr>
     <w:tblStylePr w:type="firstCol">
       <w:rPr>
+        <w:rFonts w:eastAsia="黑体"/>
         <w:b/>
         <w:bCs/>
         <w:color w:themeColor="text1" w:val="000000"/>
@@ -12401,6 +13065,7 @@
     </w:tblStylePr>
     <w:tblStylePr w:type="lastCol">
       <w:rPr>
+        <w:rFonts w:eastAsia="黑体"/>
         <w:b w:val="0"/>
         <w:bCs w:val="0"/>
         <w:color w:themeColor="text1" w:val="000000"/>
@@ -12450,7 +13115,7 @@
       <w:spacing w:after="0" w:line="240" w:lineRule="auto"/>
     </w:pPr>
     <w:rPr>
-      <w:rFonts w:asciiTheme="majorHAnsi" w:cstheme="majorBidi" w:eastAsiaTheme="majorEastAsia" w:hAnsiTheme="majorHAnsi"/>
+      <w:rFonts w:asciiTheme="majorHAnsi" w:cstheme="majorBidi" w:hAnsiTheme="majorHAnsi" w:eastAsia="黑体"/>
       <w:color w:themeColor="text1" w:val="000000"/>
     </w:rPr>
     <w:tblPr>
@@ -12477,6 +13142,7 @@
     </w:tcPr>
     <w:tblStylePr w:type="firstRow">
       <w:rPr>
+        <w:rFonts w:eastAsia="黑体"/>
         <w:b/>
         <w:bCs/>
         <w:color w:themeColor="text1" w:val="000000"/>
@@ -12488,6 +13154,7 @@
     </w:tblStylePr>
     <w:tblStylePr w:type="lastRow">
       <w:rPr>
+        <w:rFonts w:eastAsia="黑体"/>
         <w:b/>
         <w:bCs/>
         <w:color w:themeColor="text1" w:val="000000"/>
@@ -12507,6 +13174,7 @@
     </w:tblStylePr>
     <w:tblStylePr w:type="firstCol">
       <w:rPr>
+        <w:rFonts w:eastAsia="黑体"/>
         <w:b/>
         <w:bCs/>
         <w:color w:themeColor="text1" w:val="000000"/>
@@ -12526,6 +13194,7 @@
     </w:tblStylePr>
     <w:tblStylePr w:type="lastCol">
       <w:rPr>
+        <w:rFonts w:eastAsia="黑体"/>
         <w:b w:val="0"/>
         <w:bCs w:val="0"/>
         <w:color w:themeColor="text1" w:val="000000"/>
@@ -12575,7 +13244,7 @@
       <w:spacing w:after="0" w:line="240" w:lineRule="auto"/>
     </w:pPr>
     <w:rPr>
-      <w:rFonts w:asciiTheme="majorHAnsi" w:cstheme="majorBidi" w:eastAsiaTheme="majorEastAsia" w:hAnsiTheme="majorHAnsi"/>
+      <w:rFonts w:asciiTheme="majorHAnsi" w:cstheme="majorBidi" w:hAnsiTheme="majorHAnsi" w:eastAsia="黑体"/>
       <w:color w:themeColor="text1" w:val="000000"/>
     </w:rPr>
     <w:tblPr>
@@ -12602,6 +13271,7 @@
     </w:tcPr>
     <w:tblStylePr w:type="firstRow">
       <w:rPr>
+        <w:rFonts w:eastAsia="黑体"/>
         <w:b/>
         <w:bCs/>
         <w:color w:themeColor="text1" w:val="000000"/>
@@ -12613,6 +13283,7 @@
     </w:tblStylePr>
     <w:tblStylePr w:type="lastRow">
       <w:rPr>
+        <w:rFonts w:eastAsia="黑体"/>
         <w:b/>
         <w:bCs/>
         <w:color w:themeColor="text1" w:val="000000"/>
@@ -12632,6 +13303,7 @@
     </w:tblStylePr>
     <w:tblStylePr w:type="firstCol">
       <w:rPr>
+        <w:rFonts w:eastAsia="黑体"/>
         <w:b/>
         <w:bCs/>
         <w:color w:themeColor="text1" w:val="000000"/>
@@ -12651,6 +13323,7 @@
     </w:tblStylePr>
     <w:tblStylePr w:type="lastCol">
       <w:rPr>
+        <w:rFonts w:eastAsia="黑体"/>
         <w:b w:val="0"/>
         <w:bCs w:val="0"/>
         <w:color w:themeColor="text1" w:val="000000"/>
@@ -12700,7 +13373,7 @@
       <w:spacing w:after="0" w:line="240" w:lineRule="auto"/>
     </w:pPr>
     <w:rPr>
-      <w:rFonts w:asciiTheme="majorHAnsi" w:cstheme="majorBidi" w:eastAsiaTheme="majorEastAsia" w:hAnsiTheme="majorHAnsi"/>
+      <w:rFonts w:asciiTheme="majorHAnsi" w:cstheme="majorBidi" w:hAnsiTheme="majorHAnsi" w:eastAsia="黑体"/>
       <w:color w:themeColor="text1" w:val="000000"/>
     </w:rPr>
     <w:tblPr>
@@ -12727,6 +13400,7 @@
     </w:tcPr>
     <w:tblStylePr w:type="firstRow">
       <w:rPr>
+        <w:rFonts w:eastAsia="黑体"/>
         <w:b/>
         <w:bCs/>
         <w:color w:themeColor="text1" w:val="000000"/>
@@ -12738,6 +13412,7 @@
     </w:tblStylePr>
     <w:tblStylePr w:type="lastRow">
       <w:rPr>
+        <w:rFonts w:eastAsia="黑体"/>
         <w:b/>
         <w:bCs/>
         <w:color w:themeColor="text1" w:val="000000"/>
@@ -12757,6 +13432,7 @@
     </w:tblStylePr>
     <w:tblStylePr w:type="firstCol">
       <w:rPr>
+        <w:rFonts w:eastAsia="黑体"/>
         <w:b/>
         <w:bCs/>
         <w:color w:themeColor="text1" w:val="000000"/>
@@ -12776,6 +13452,7 @@
     </w:tblStylePr>
     <w:tblStylePr w:type="lastCol">
       <w:rPr>
+        <w:rFonts w:eastAsia="黑体"/>
         <w:b w:val="0"/>
         <w:bCs w:val="0"/>
         <w:color w:themeColor="text1" w:val="000000"/>
@@ -12848,6 +13525,7 @@
     </w:tcPr>
     <w:tblStylePr w:type="firstRow">
       <w:rPr>
+        <w:rFonts w:eastAsia="黑体"/>
         <w:b/>
         <w:bCs/>
         <w:i w:val="0"/>
@@ -12869,6 +13547,7 @@
     </w:tblStylePr>
     <w:tblStylePr w:type="lastRow">
       <w:rPr>
+        <w:rFonts w:eastAsia="黑体"/>
         <w:b/>
         <w:bCs/>
         <w:i w:val="0"/>
@@ -12890,6 +13569,7 @@
     </w:tblStylePr>
     <w:tblStylePr w:type="firstCol">
       <w:rPr>
+        <w:rFonts w:eastAsia="黑体"/>
         <w:b/>
         <w:bCs/>
         <w:i w:val="0"/>
@@ -12909,6 +13589,7 @@
     </w:tblStylePr>
     <w:tblStylePr w:type="lastCol">
       <w:rPr>
+        <w:rFonts w:eastAsia="黑体"/>
         <w:b/>
         <w:bCs/>
         <w:i w:val="0"/>
@@ -12989,6 +13670,7 @@
     </w:tcPr>
     <w:tblStylePr w:type="firstRow">
       <w:rPr>
+        <w:rFonts w:eastAsia="黑体"/>
         <w:b/>
         <w:bCs/>
         <w:i w:val="0"/>
@@ -13010,6 +13692,7 @@
     </w:tblStylePr>
     <w:tblStylePr w:type="lastRow">
       <w:rPr>
+        <w:rFonts w:eastAsia="黑体"/>
         <w:b/>
         <w:bCs/>
         <w:i w:val="0"/>
@@ -13031,6 +13714,7 @@
     </w:tblStylePr>
     <w:tblStylePr w:type="firstCol">
       <w:rPr>
+        <w:rFonts w:eastAsia="黑体"/>
         <w:b/>
         <w:bCs/>
         <w:i w:val="0"/>
@@ -13050,6 +13734,7 @@
     </w:tblStylePr>
     <w:tblStylePr w:type="lastCol">
       <w:rPr>
+        <w:rFonts w:eastAsia="黑体"/>
         <w:b/>
         <w:bCs/>
         <w:i w:val="0"/>
@@ -13130,6 +13815,7 @@
     </w:tcPr>
     <w:tblStylePr w:type="firstRow">
       <w:rPr>
+        <w:rFonts w:eastAsia="黑体"/>
         <w:b/>
         <w:bCs/>
         <w:i w:val="0"/>
@@ -13151,6 +13837,7 @@
     </w:tblStylePr>
     <w:tblStylePr w:type="lastRow">
       <w:rPr>
+        <w:rFonts w:eastAsia="黑体"/>
         <w:b/>
         <w:bCs/>
         <w:i w:val="0"/>
@@ -13172,6 +13859,7 @@
     </w:tblStylePr>
     <w:tblStylePr w:type="firstCol">
       <w:rPr>
+        <w:rFonts w:eastAsia="黑体"/>
         <w:b/>
         <w:bCs/>
         <w:i w:val="0"/>
@@ -13191,6 +13879,7 @@
     </w:tblStylePr>
     <w:tblStylePr w:type="lastCol">
       <w:rPr>
+        <w:rFonts w:eastAsia="黑体"/>
         <w:b/>
         <w:bCs/>
         <w:i w:val="0"/>
@@ -13271,6 +13960,7 @@
     </w:tcPr>
     <w:tblStylePr w:type="firstRow">
       <w:rPr>
+        <w:rFonts w:eastAsia="黑体"/>
         <w:b/>
         <w:bCs/>
         <w:i w:val="0"/>
@@ -13292,6 +13982,7 @@
     </w:tblStylePr>
     <w:tblStylePr w:type="lastRow">
       <w:rPr>
+        <w:rFonts w:eastAsia="黑体"/>
         <w:b/>
         <w:bCs/>
         <w:i w:val="0"/>
@@ -13313,6 +14004,7 @@
     </w:tblStylePr>
     <w:tblStylePr w:type="firstCol">
       <w:rPr>
+        <w:rFonts w:eastAsia="黑体"/>
         <w:b/>
         <w:bCs/>
         <w:i w:val="0"/>
@@ -13332,6 +14024,7 @@
     </w:tblStylePr>
     <w:tblStylePr w:type="lastCol">
       <w:rPr>
+        <w:rFonts w:eastAsia="黑体"/>
         <w:b/>
         <w:bCs/>
         <w:i w:val="0"/>
@@ -13412,6 +14105,7 @@
     </w:tcPr>
     <w:tblStylePr w:type="firstRow">
       <w:rPr>
+        <w:rFonts w:eastAsia="黑体"/>
         <w:b/>
         <w:bCs/>
         <w:i w:val="0"/>
@@ -13433,6 +14127,7 @@
     </w:tblStylePr>
     <w:tblStylePr w:type="lastRow">
       <w:rPr>
+        <w:rFonts w:eastAsia="黑体"/>
         <w:b/>
         <w:bCs/>
         <w:i w:val="0"/>
@@ -13454,6 +14149,7 @@
     </w:tblStylePr>
     <w:tblStylePr w:type="firstCol">
       <w:rPr>
+        <w:rFonts w:eastAsia="黑体"/>
         <w:b/>
         <w:bCs/>
         <w:i w:val="0"/>
@@ -13473,6 +14169,7 @@
     </w:tblStylePr>
     <w:tblStylePr w:type="lastCol">
       <w:rPr>
+        <w:rFonts w:eastAsia="黑体"/>
         <w:b/>
         <w:bCs/>
         <w:i w:val="0"/>
@@ -13553,6 +14250,7 @@
     </w:tcPr>
     <w:tblStylePr w:type="firstRow">
       <w:rPr>
+        <w:rFonts w:eastAsia="黑体"/>
         <w:b/>
         <w:bCs/>
         <w:i w:val="0"/>
@@ -13574,6 +14272,7 @@
     </w:tblStylePr>
     <w:tblStylePr w:type="lastRow">
       <w:rPr>
+        <w:rFonts w:eastAsia="黑体"/>
         <w:b/>
         <w:bCs/>
         <w:i w:val="0"/>
@@ -13595,6 +14294,7 @@
     </w:tblStylePr>
     <w:tblStylePr w:type="firstCol">
       <w:rPr>
+        <w:rFonts w:eastAsia="黑体"/>
         <w:b/>
         <w:bCs/>
         <w:i w:val="0"/>
@@ -13614,6 +14314,7 @@
     </w:tblStylePr>
     <w:tblStylePr w:type="lastCol">
       <w:rPr>
+        <w:rFonts w:eastAsia="黑体"/>
         <w:b/>
         <w:bCs/>
         <w:i w:val="0"/>
@@ -13694,6 +14395,7 @@
     </w:tcPr>
     <w:tblStylePr w:type="firstRow">
       <w:rPr>
+        <w:rFonts w:eastAsia="黑体"/>
         <w:b/>
         <w:bCs/>
         <w:i w:val="0"/>
@@ -13715,6 +14417,7 @@
     </w:tblStylePr>
     <w:tblStylePr w:type="lastRow">
       <w:rPr>
+        <w:rFonts w:eastAsia="黑体"/>
         <w:b/>
         <w:bCs/>
         <w:i w:val="0"/>
@@ -13736,6 +14439,7 @@
     </w:tblStylePr>
     <w:tblStylePr w:type="firstCol">
       <w:rPr>
+        <w:rFonts w:eastAsia="黑体"/>
         <w:b/>
         <w:bCs/>
         <w:i w:val="0"/>
@@ -13755,6 +14459,7 @@
     </w:tblStylePr>
     <w:tblStylePr w:type="lastCol">
       <w:rPr>
+        <w:rFonts w:eastAsia="黑体"/>
         <w:b/>
         <w:bCs/>
         <w:i w:val="0"/>
@@ -13812,6 +14517,7 @@
       <w:spacing w:after="0" w:line="240" w:lineRule="auto"/>
     </w:pPr>
     <w:rPr>
+      <w:rFonts w:eastAsia="黑体"/>
       <w:color w:themeColor="background1" w:val="FFFFFF"/>
     </w:rPr>
     <w:tblPr>
@@ -13830,6 +14536,7 @@
     </w:tcPr>
     <w:tblStylePr w:type="firstRow">
       <w:rPr>
+        <w:rFonts w:eastAsia="黑体"/>
         <w:b/>
         <w:bCs/>
       </w:rPr>
@@ -13926,6 +14633,7 @@
       <w:spacing w:after="0" w:line="240" w:lineRule="auto"/>
     </w:pPr>
     <w:rPr>
+      <w:rFonts w:eastAsia="黑体"/>
       <w:color w:themeColor="background1" w:val="FFFFFF"/>
     </w:rPr>
     <w:tblPr>
@@ -13944,6 +14652,7 @@
     </w:tcPr>
     <w:tblStylePr w:type="firstRow">
       <w:rPr>
+        <w:rFonts w:eastAsia="黑体"/>
         <w:b/>
         <w:bCs/>
       </w:rPr>
@@ -14040,6 +14749,7 @@
       <w:spacing w:after="0" w:line="240" w:lineRule="auto"/>
     </w:pPr>
     <w:rPr>
+      <w:rFonts w:eastAsia="黑体"/>
       <w:color w:themeColor="background1" w:val="FFFFFF"/>
     </w:rPr>
     <w:tblPr>
@@ -14058,6 +14768,7 @@
     </w:tcPr>
     <w:tblStylePr w:type="firstRow">
       <w:rPr>
+        <w:rFonts w:eastAsia="黑体"/>
         <w:b/>
         <w:bCs/>
       </w:rPr>
@@ -14154,6 +14865,7 @@
       <w:spacing w:after="0" w:line="240" w:lineRule="auto"/>
     </w:pPr>
     <w:rPr>
+      <w:rFonts w:eastAsia="黑体"/>
       <w:color w:themeColor="background1" w:val="FFFFFF"/>
     </w:rPr>
     <w:tblPr>
@@ -14172,6 +14884,7 @@
     </w:tcPr>
     <w:tblStylePr w:type="firstRow">
       <w:rPr>
+        <w:rFonts w:eastAsia="黑体"/>
         <w:b/>
         <w:bCs/>
       </w:rPr>
@@ -14268,6 +14981,7 @@
       <w:spacing w:after="0" w:line="240" w:lineRule="auto"/>
     </w:pPr>
     <w:rPr>
+      <w:rFonts w:eastAsia="黑体"/>
       <w:color w:themeColor="background1" w:val="FFFFFF"/>
     </w:rPr>
     <w:tblPr>
@@ -14286,6 +15000,7 @@
     </w:tcPr>
     <w:tblStylePr w:type="firstRow">
       <w:rPr>
+        <w:rFonts w:eastAsia="黑体"/>
         <w:b/>
         <w:bCs/>
       </w:rPr>
@@ -14382,6 +15097,7 @@
       <w:spacing w:after="0" w:line="240" w:lineRule="auto"/>
     </w:pPr>
     <w:rPr>
+      <w:rFonts w:eastAsia="黑体"/>
       <w:color w:themeColor="background1" w:val="FFFFFF"/>
     </w:rPr>
     <w:tblPr>
@@ -14400,6 +15116,7 @@
     </w:tcPr>
     <w:tblStylePr w:type="firstRow">
       <w:rPr>
+        <w:rFonts w:eastAsia="黑体"/>
         <w:b/>
         <w:bCs/>
       </w:rPr>
@@ -14496,6 +15213,7 @@
       <w:spacing w:after="0" w:line="240" w:lineRule="auto"/>
     </w:pPr>
     <w:rPr>
+      <w:rFonts w:eastAsia="黑体"/>
       <w:color w:themeColor="background1" w:val="FFFFFF"/>
     </w:rPr>
     <w:tblPr>
@@ -14514,6 +15232,7 @@
     </w:tcPr>
     <w:tblStylePr w:type="firstRow">
       <w:rPr>
+        <w:rFonts w:eastAsia="黑体"/>
         <w:b/>
         <w:bCs/>
       </w:rPr>
@@ -14610,6 +15329,7 @@
       <w:spacing w:after="0" w:line="240" w:lineRule="auto"/>
     </w:pPr>
     <w:rPr>
+      <w:rFonts w:eastAsia="黑体"/>
       <w:color w:themeColor="text1" w:val="000000"/>
     </w:rPr>
     <w:tblPr>
@@ -14636,6 +15356,7 @@
     </w:tcPr>
     <w:tblStylePr w:type="firstRow">
       <w:rPr>
+        <w:rFonts w:eastAsia="黑体"/>
         <w:b/>
         <w:bCs/>
       </w:rPr>
@@ -14654,6 +15375,7 @@
     </w:tblStylePr>
     <w:tblStylePr w:type="lastRow">
       <w:rPr>
+        <w:rFonts w:eastAsia="黑体"/>
         <w:b/>
         <w:bCs/>
         <w:color w:themeColor="background1" w:val="FFFFFF"/>
@@ -14668,6 +15390,7 @@
     </w:tblStylePr>
     <w:tblStylePr w:type="firstCol">
       <w:rPr>
+        <w:rFonts w:eastAsia="黑体"/>
         <w:color w:themeColor="background1" w:val="FFFFFF"/>
       </w:rPr>
       <w:tblPr/>
@@ -14685,6 +15408,7 @@
     </w:tblStylePr>
     <w:tblStylePr w:type="lastCol">
       <w:rPr>
+        <w:rFonts w:eastAsia="黑体"/>
         <w:color w:themeColor="background1" w:val="FFFFFF"/>
       </w:rPr>
       <w:tblPr/>
@@ -14714,11 +15438,13 @@
     </w:tblStylePr>
     <w:tblStylePr w:type="neCell">
       <w:rPr>
+        <w:rFonts w:eastAsia="黑体"/>
         <w:color w:themeColor="text1" w:val="000000"/>
       </w:rPr>
     </w:tblStylePr>
     <w:tblStylePr w:type="nwCell">
       <w:rPr>
+        <w:rFonts w:eastAsia="黑体"/>
         <w:color w:themeColor="text1" w:val="000000"/>
       </w:rPr>
     </w:tblStylePr>
@@ -14732,6 +15458,7 @@
       <w:spacing w:after="0" w:line="240" w:lineRule="auto"/>
     </w:pPr>
     <w:rPr>
+      <w:rFonts w:eastAsia="黑体"/>
       <w:color w:themeColor="text1" w:val="000000"/>
     </w:rPr>
     <w:tblPr>
@@ -14758,6 +15485,7 @@
     </w:tcPr>
     <w:tblStylePr w:type="firstRow">
       <w:rPr>
+        <w:rFonts w:eastAsia="黑体"/>
         <w:b/>
         <w:bCs/>
       </w:rPr>
@@ -14776,6 +15504,7 @@
     </w:tblStylePr>
     <w:tblStylePr w:type="lastRow">
       <w:rPr>
+        <w:rFonts w:eastAsia="黑体"/>
         <w:b/>
         <w:bCs/>
         <w:color w:themeColor="background1" w:val="FFFFFF"/>
@@ -14790,6 +15519,7 @@
     </w:tblStylePr>
     <w:tblStylePr w:type="firstCol">
       <w:rPr>
+        <w:rFonts w:eastAsia="黑体"/>
         <w:color w:themeColor="background1" w:val="FFFFFF"/>
       </w:rPr>
       <w:tblPr/>
@@ -14807,6 +15537,7 @@
     </w:tblStylePr>
     <w:tblStylePr w:type="lastCol">
       <w:rPr>
+        <w:rFonts w:eastAsia="黑体"/>
         <w:color w:themeColor="background1" w:val="FFFFFF"/>
       </w:rPr>
       <w:tblPr/>
@@ -14836,11 +15567,13 @@
     </w:tblStylePr>
     <w:tblStylePr w:type="neCell">
       <w:rPr>
+        <w:rFonts w:eastAsia="黑体"/>
         <w:color w:themeColor="text1" w:val="000000"/>
       </w:rPr>
     </w:tblStylePr>
     <w:tblStylePr w:type="nwCell">
       <w:rPr>
+        <w:rFonts w:eastAsia="黑体"/>
         <w:color w:themeColor="text1" w:val="000000"/>
       </w:rPr>
     </w:tblStylePr>
@@ -14854,6 +15587,7 @@
       <w:spacing w:after="0" w:line="240" w:lineRule="auto"/>
     </w:pPr>
     <w:rPr>
+      <w:rFonts w:eastAsia="黑体"/>
       <w:color w:themeColor="text1" w:val="000000"/>
     </w:rPr>
     <w:tblPr>
@@ -14880,6 +15614,7 @@
     </w:tcPr>
     <w:tblStylePr w:type="firstRow">
       <w:rPr>
+        <w:rFonts w:eastAsia="黑体"/>
         <w:b/>
         <w:bCs/>
       </w:rPr>
@@ -14898,6 +15633,7 @@
     </w:tblStylePr>
     <w:tblStylePr w:type="lastRow">
       <w:rPr>
+        <w:rFonts w:eastAsia="黑体"/>
         <w:b/>
         <w:bCs/>
         <w:color w:themeColor="background1" w:val="FFFFFF"/>
@@ -14912,6 +15648,7 @@
     </w:tblStylePr>
     <w:tblStylePr w:type="firstCol">
       <w:rPr>
+        <w:rFonts w:eastAsia="黑体"/>
         <w:color w:themeColor="background1" w:val="FFFFFF"/>
       </w:rPr>
       <w:tblPr/>
@@ -14929,6 +15666,7 @@
     </w:tblStylePr>
     <w:tblStylePr w:type="lastCol">
       <w:rPr>
+        <w:rFonts w:eastAsia="黑体"/>
         <w:color w:themeColor="background1" w:val="FFFFFF"/>
       </w:rPr>
       <w:tblPr/>
@@ -14958,11 +15696,13 @@
     </w:tblStylePr>
     <w:tblStylePr w:type="neCell">
       <w:rPr>
+        <w:rFonts w:eastAsia="黑体"/>
         <w:color w:themeColor="text1" w:val="000000"/>
       </w:rPr>
     </w:tblStylePr>
     <w:tblStylePr w:type="nwCell">
       <w:rPr>
+        <w:rFonts w:eastAsia="黑体"/>
         <w:color w:themeColor="text1" w:val="000000"/>
       </w:rPr>
     </w:tblStylePr>
@@ -14976,6 +15716,7 @@
       <w:spacing w:after="0" w:line="240" w:lineRule="auto"/>
     </w:pPr>
     <w:rPr>
+      <w:rFonts w:eastAsia="黑体"/>
       <w:color w:themeColor="text1" w:val="000000"/>
     </w:rPr>
     <w:tblPr>
@@ -15002,6 +15743,7 @@
     </w:tcPr>
     <w:tblStylePr w:type="firstRow">
       <w:rPr>
+        <w:rFonts w:eastAsia="黑体"/>
         <w:b/>
         <w:bCs/>
       </w:rPr>
@@ -15020,6 +15762,7 @@
     </w:tblStylePr>
     <w:tblStylePr w:type="lastRow">
       <w:rPr>
+        <w:rFonts w:eastAsia="黑体"/>
         <w:b/>
         <w:bCs/>
         <w:color w:themeColor="background1" w:val="FFFFFF"/>
@@ -15034,6 +15777,7 @@
     </w:tblStylePr>
     <w:tblStylePr w:type="firstCol">
       <w:rPr>
+        <w:rFonts w:eastAsia="黑体"/>
         <w:color w:themeColor="background1" w:val="FFFFFF"/>
       </w:rPr>
       <w:tblPr/>
@@ -15051,6 +15795,7 @@
     </w:tblStylePr>
     <w:tblStylePr w:type="lastCol">
       <w:rPr>
+        <w:rFonts w:eastAsia="黑体"/>
         <w:color w:themeColor="background1" w:val="FFFFFF"/>
       </w:rPr>
       <w:tblPr/>
@@ -15088,6 +15833,7 @@
       <w:spacing w:after="0" w:line="240" w:lineRule="auto"/>
     </w:pPr>
     <w:rPr>
+      <w:rFonts w:eastAsia="黑体"/>
       <w:color w:themeColor="text1" w:val="000000"/>
     </w:rPr>
     <w:tblPr>
@@ -15114,6 +15860,7 @@
     </w:tcPr>
     <w:tblStylePr w:type="firstRow">
       <w:rPr>
+        <w:rFonts w:eastAsia="黑体"/>
         <w:b/>
         <w:bCs/>
       </w:rPr>
@@ -15132,6 +15879,7 @@
     </w:tblStylePr>
     <w:tblStylePr w:type="lastRow">
       <w:rPr>
+        <w:rFonts w:eastAsia="黑体"/>
         <w:b/>
         <w:bCs/>
         <w:color w:themeColor="background1" w:val="FFFFFF"/>
@@ -15146,6 +15894,7 @@
     </w:tblStylePr>
     <w:tblStylePr w:type="firstCol">
       <w:rPr>
+        <w:rFonts w:eastAsia="黑体"/>
         <w:color w:themeColor="background1" w:val="FFFFFF"/>
       </w:rPr>
       <w:tblPr/>
@@ -15163,6 +15912,7 @@
     </w:tblStylePr>
     <w:tblStylePr w:type="lastCol">
       <w:rPr>
+        <w:rFonts w:eastAsia="黑体"/>
         <w:color w:themeColor="background1" w:val="FFFFFF"/>
       </w:rPr>
       <w:tblPr/>
@@ -15192,11 +15942,13 @@
     </w:tblStylePr>
     <w:tblStylePr w:type="neCell">
       <w:rPr>
+        <w:rFonts w:eastAsia="黑体"/>
         <w:color w:themeColor="text1" w:val="000000"/>
       </w:rPr>
     </w:tblStylePr>
     <w:tblStylePr w:type="nwCell">
       <w:rPr>
+        <w:rFonts w:eastAsia="黑体"/>
         <w:color w:themeColor="text1" w:val="000000"/>
       </w:rPr>
     </w:tblStylePr>
@@ -15210,6 +15962,7 @@
       <w:spacing w:after="0" w:line="240" w:lineRule="auto"/>
     </w:pPr>
     <w:rPr>
+      <w:rFonts w:eastAsia="黑体"/>
       <w:color w:themeColor="text1" w:val="000000"/>
     </w:rPr>
     <w:tblPr>
@@ -15236,6 +15989,7 @@
     </w:tcPr>
     <w:tblStylePr w:type="firstRow">
       <w:rPr>
+        <w:rFonts w:eastAsia="黑体"/>
         <w:b/>
         <w:bCs/>
       </w:rPr>
@@ -15254,6 +16008,7 @@
     </w:tblStylePr>
     <w:tblStylePr w:type="lastRow">
       <w:rPr>
+        <w:rFonts w:eastAsia="黑体"/>
         <w:b/>
         <w:bCs/>
         <w:color w:themeColor="background1" w:val="FFFFFF"/>
@@ -15268,6 +16023,7 @@
     </w:tblStylePr>
     <w:tblStylePr w:type="firstCol">
       <w:rPr>
+        <w:rFonts w:eastAsia="黑体"/>
         <w:color w:themeColor="background1" w:val="FFFFFF"/>
       </w:rPr>
       <w:tblPr/>
@@ -15285,6 +16041,7 @@
     </w:tblStylePr>
     <w:tblStylePr w:type="lastCol">
       <w:rPr>
+        <w:rFonts w:eastAsia="黑体"/>
         <w:color w:themeColor="background1" w:val="FFFFFF"/>
       </w:rPr>
       <w:tblPr/>
@@ -15314,11 +16071,13 @@
     </w:tblStylePr>
     <w:tblStylePr w:type="neCell">
       <w:rPr>
+        <w:rFonts w:eastAsia="黑体"/>
         <w:color w:themeColor="text1" w:val="000000"/>
       </w:rPr>
     </w:tblStylePr>
     <w:tblStylePr w:type="nwCell">
       <w:rPr>
+        <w:rFonts w:eastAsia="黑体"/>
         <w:color w:themeColor="text1" w:val="000000"/>
       </w:rPr>
     </w:tblStylePr>
@@ -15332,6 +16091,7 @@
       <w:spacing w:after="0" w:line="240" w:lineRule="auto"/>
     </w:pPr>
     <w:rPr>
+      <w:rFonts w:eastAsia="黑体"/>
       <w:color w:themeColor="text1" w:val="000000"/>
     </w:rPr>
     <w:tblPr>
@@ -15358,6 +16118,7 @@
     </w:tcPr>
     <w:tblStylePr w:type="firstRow">
       <w:rPr>
+        <w:rFonts w:eastAsia="黑体"/>
         <w:b/>
         <w:bCs/>
       </w:rPr>
@@ -15376,6 +16137,7 @@
     </w:tblStylePr>
     <w:tblStylePr w:type="lastRow">
       <w:rPr>
+        <w:rFonts w:eastAsia="黑体"/>
         <w:b/>
         <w:bCs/>
         <w:color w:themeColor="background1" w:val="FFFFFF"/>
@@ -15390,6 +16152,7 @@
     </w:tblStylePr>
     <w:tblStylePr w:type="firstCol">
       <w:rPr>
+        <w:rFonts w:eastAsia="黑体"/>
         <w:color w:themeColor="background1" w:val="FFFFFF"/>
       </w:rPr>
       <w:tblPr/>
@@ -15407,6 +16170,7 @@
     </w:tblStylePr>
     <w:tblStylePr w:type="lastCol">
       <w:rPr>
+        <w:rFonts w:eastAsia="黑体"/>
         <w:color w:themeColor="background1" w:val="FFFFFF"/>
       </w:rPr>
       <w:tblPr/>
@@ -15436,11 +16200,13 @@
     </w:tblStylePr>
     <w:tblStylePr w:type="neCell">
       <w:rPr>
+        <w:rFonts w:eastAsia="黑体"/>
         <w:color w:themeColor="text1" w:val="000000"/>
       </w:rPr>
     </w:tblStylePr>
     <w:tblStylePr w:type="nwCell">
       <w:rPr>
+        <w:rFonts w:eastAsia="黑体"/>
         <w:color w:themeColor="text1" w:val="000000"/>
       </w:rPr>
     </w:tblStylePr>
@@ -15454,6 +16220,7 @@
       <w:spacing w:after="0" w:line="240" w:lineRule="auto"/>
     </w:pPr>
     <w:rPr>
+      <w:rFonts w:eastAsia="黑体"/>
       <w:color w:themeColor="text1" w:val="000000"/>
     </w:rPr>
     <w:tblPr>
@@ -15472,6 +16239,7 @@
     </w:tcPr>
     <w:tblStylePr w:type="firstRow">
       <w:rPr>
+        <w:rFonts w:eastAsia="黑体"/>
         <w:b/>
         <w:bCs/>
         <w:color w:themeColor="background1" w:val="FFFFFF"/>
@@ -15486,6 +16254,7 @@
     </w:tblStylePr>
     <w:tblStylePr w:type="lastRow">
       <w:rPr>
+        <w:rFonts w:eastAsia="黑体"/>
         <w:b/>
         <w:bCs/>
         <w:color w:themeColor="accent2" w:themeShade="CC" w:val="9E3A38"/>
@@ -15500,12 +16269,14 @@
     </w:tblStylePr>
     <w:tblStylePr w:type="firstCol">
       <w:rPr>
+        <w:rFonts w:eastAsia="黑体"/>
         <w:b/>
         <w:bCs/>
       </w:rPr>
     </w:tblStylePr>
     <w:tblStylePr w:type="lastCol">
       <w:rPr>
+        <w:rFonts w:eastAsia="黑体"/>
         <w:b/>
         <w:bCs/>
       </w:rPr>
@@ -15540,6 +16311,7 @@
       <w:spacing w:after="0" w:line="240" w:lineRule="auto"/>
     </w:pPr>
     <w:rPr>
+      <w:rFonts w:eastAsia="黑体"/>
       <w:color w:themeColor="text1" w:val="000000"/>
     </w:rPr>
     <w:tblPr>
@@ -15558,6 +16330,7 @@
     </w:tcPr>
     <w:tblStylePr w:type="firstRow">
       <w:rPr>
+        <w:rFonts w:eastAsia="黑体"/>
         <w:b/>
         <w:bCs/>
         <w:color w:themeColor="background1" w:val="FFFFFF"/>
@@ -15572,6 +16345,7 @@
     </w:tblStylePr>
     <w:tblStylePr w:type="lastRow">
       <w:rPr>
+        <w:rFonts w:eastAsia="黑体"/>
         <w:b/>
         <w:bCs/>
         <w:color w:themeColor="accent2" w:themeShade="CC" w:val="9E3A38"/>
@@ -15586,12 +16360,14 @@
     </w:tblStylePr>
     <w:tblStylePr w:type="firstCol">
       <w:rPr>
+        <w:rFonts w:eastAsia="黑体"/>
         <w:b/>
         <w:bCs/>
       </w:rPr>
     </w:tblStylePr>
     <w:tblStylePr w:type="lastCol">
       <w:rPr>
+        <w:rFonts w:eastAsia="黑体"/>
         <w:b/>
         <w:bCs/>
       </w:rPr>
@@ -15626,6 +16402,7 @@
       <w:spacing w:after="0" w:line="240" w:lineRule="auto"/>
     </w:pPr>
     <w:rPr>
+      <w:rFonts w:eastAsia="黑体"/>
       <w:color w:themeColor="text1" w:val="000000"/>
     </w:rPr>
     <w:tblPr>
@@ -15644,6 +16421,7 @@
     </w:tcPr>
     <w:tblStylePr w:type="firstRow">
       <w:rPr>
+        <w:rFonts w:eastAsia="黑体"/>
         <w:b/>
         <w:bCs/>
         <w:color w:themeColor="background1" w:val="FFFFFF"/>
@@ -15658,6 +16436,7 @@
     </w:tblStylePr>
     <w:tblStylePr w:type="lastRow">
       <w:rPr>
+        <w:rFonts w:eastAsia="黑体"/>
         <w:b/>
         <w:bCs/>
         <w:color w:themeColor="accent2" w:themeShade="CC" w:val="9E3A38"/>
@@ -15672,12 +16451,14 @@
     </w:tblStylePr>
     <w:tblStylePr w:type="firstCol">
       <w:rPr>
+        <w:rFonts w:eastAsia="黑体"/>
         <w:b/>
         <w:bCs/>
       </w:rPr>
     </w:tblStylePr>
     <w:tblStylePr w:type="lastCol">
       <w:rPr>
+        <w:rFonts w:eastAsia="黑体"/>
         <w:b/>
         <w:bCs/>
       </w:rPr>
@@ -15712,6 +16493,7 @@
       <w:spacing w:after="0" w:line="240" w:lineRule="auto"/>
     </w:pPr>
     <w:rPr>
+      <w:rFonts w:eastAsia="黑体"/>
       <w:color w:themeColor="text1" w:val="000000"/>
     </w:rPr>
     <w:tblPr>
@@ -15730,6 +16512,7 @@
     </w:tcPr>
     <w:tblStylePr w:type="firstRow">
       <w:rPr>
+        <w:rFonts w:eastAsia="黑体"/>
         <w:b/>
         <w:bCs/>
         <w:color w:themeColor="background1" w:val="FFFFFF"/>
@@ -15744,6 +16527,7 @@
     </w:tblStylePr>
     <w:tblStylePr w:type="lastRow">
       <w:rPr>
+        <w:rFonts w:eastAsia="黑体"/>
         <w:b/>
         <w:bCs/>
         <w:color w:themeColor="accent4" w:themeShade="CC" w:val="664E82"/>
@@ -15758,12 +16542,14 @@
     </w:tblStylePr>
     <w:tblStylePr w:type="firstCol">
       <w:rPr>
+        <w:rFonts w:eastAsia="黑体"/>
         <w:b/>
         <w:bCs/>
       </w:rPr>
     </w:tblStylePr>
     <w:tblStylePr w:type="lastCol">
       <w:rPr>
+        <w:rFonts w:eastAsia="黑体"/>
         <w:b/>
         <w:bCs/>
       </w:rPr>
@@ -15798,6 +16584,7 @@
       <w:spacing w:after="0" w:line="240" w:lineRule="auto"/>
     </w:pPr>
     <w:rPr>
+      <w:rFonts w:eastAsia="黑体"/>
       <w:color w:themeColor="text1" w:val="000000"/>
     </w:rPr>
     <w:tblPr>
@@ -15816,6 +16603,7 @@
     </w:tcPr>
     <w:tblStylePr w:type="firstRow">
       <w:rPr>
+        <w:rFonts w:eastAsia="黑体"/>
         <w:b/>
         <w:bCs/>
         <w:color w:themeColor="background1" w:val="FFFFFF"/>
@@ -15830,6 +16618,7 @@
     </w:tblStylePr>
     <w:tblStylePr w:type="lastRow">
       <w:rPr>
+        <w:rFonts w:eastAsia="黑体"/>
         <w:b/>
         <w:bCs/>
         <w:color w:themeColor="accent3" w:themeShade="CC" w:val="7E9C40"/>
@@ -15844,12 +16633,14 @@
     </w:tblStylePr>
     <w:tblStylePr w:type="firstCol">
       <w:rPr>
+        <w:rFonts w:eastAsia="黑体"/>
         <w:b/>
         <w:bCs/>
       </w:rPr>
     </w:tblStylePr>
     <w:tblStylePr w:type="lastCol">
       <w:rPr>
+        <w:rFonts w:eastAsia="黑体"/>
         <w:b/>
         <w:bCs/>
       </w:rPr>
@@ -15884,6 +16675,7 @@
       <w:spacing w:after="0" w:line="240" w:lineRule="auto"/>
     </w:pPr>
     <w:rPr>
+      <w:rFonts w:eastAsia="黑体"/>
       <w:color w:themeColor="text1" w:val="000000"/>
     </w:rPr>
     <w:tblPr>
@@ -15902,6 +16694,7 @@
     </w:tcPr>
     <w:tblStylePr w:type="firstRow">
       <w:rPr>
+        <w:rFonts w:eastAsia="黑体"/>
         <w:b/>
         <w:bCs/>
         <w:color w:themeColor="background1" w:val="FFFFFF"/>
@@ -15916,6 +16709,7 @@
     </w:tblStylePr>
     <w:tblStylePr w:type="lastRow">
       <w:rPr>
+        <w:rFonts w:eastAsia="黑体"/>
         <w:b/>
         <w:bCs/>
         <w:color w:themeColor="accent6" w:themeShade="CC" w:val="F2730A"/>
@@ -15930,12 +16724,14 @@
     </w:tblStylePr>
     <w:tblStylePr w:type="firstCol">
       <w:rPr>
+        <w:rFonts w:eastAsia="黑体"/>
         <w:b/>
         <w:bCs/>
       </w:rPr>
     </w:tblStylePr>
     <w:tblStylePr w:type="lastCol">
       <w:rPr>
+        <w:rFonts w:eastAsia="黑体"/>
         <w:b/>
         <w:bCs/>
       </w:rPr>
@@ -15970,6 +16766,7 @@
       <w:spacing w:after="0" w:line="240" w:lineRule="auto"/>
     </w:pPr>
     <w:rPr>
+      <w:rFonts w:eastAsia="黑体"/>
       <w:color w:themeColor="text1" w:val="000000"/>
     </w:rPr>
     <w:tblPr>
@@ -15988,6 +16785,7 @@
     </w:tcPr>
     <w:tblStylePr w:type="firstRow">
       <w:rPr>
+        <w:rFonts w:eastAsia="黑体"/>
         <w:b/>
         <w:bCs/>
         <w:color w:themeColor="background1" w:val="FFFFFF"/>
@@ -16002,6 +16800,7 @@
     </w:tblStylePr>
     <w:tblStylePr w:type="lastRow">
       <w:rPr>
+        <w:rFonts w:eastAsia="黑体"/>
         <w:b/>
         <w:bCs/>
         <w:color w:themeColor="accent5" w:themeShade="CC" w:val="348DA5"/>
@@ -16016,12 +16815,14 @@
     </w:tblStylePr>
     <w:tblStylePr w:type="firstCol">
       <w:rPr>
+        <w:rFonts w:eastAsia="黑体"/>
         <w:b/>
         <w:bCs/>
       </w:rPr>
     </w:tblStylePr>
     <w:tblStylePr w:type="lastCol">
       <w:rPr>
+        <w:rFonts w:eastAsia="黑体"/>
         <w:b/>
         <w:bCs/>
       </w:rPr>
@@ -16056,6 +16857,7 @@
       <w:spacing w:after="0" w:line="240" w:lineRule="auto"/>
     </w:pPr>
     <w:rPr>
+      <w:rFonts w:eastAsia="黑体"/>
       <w:color w:themeColor="text1" w:val="000000"/>
     </w:rPr>
     <w:tblPr>
@@ -16077,6 +16879,7 @@
     </w:tcPr>
     <w:tblStylePr w:type="firstRow">
       <w:rPr>
+        <w:rFonts w:eastAsia="黑体"/>
         <w:b/>
         <w:bCs/>
       </w:rPr>
@@ -16087,6 +16890,7 @@
     </w:tblStylePr>
     <w:tblStylePr w:type="lastRow">
       <w:rPr>
+        <w:rFonts w:eastAsia="黑体"/>
         <w:b/>
         <w:bCs/>
         <w:color w:themeColor="text1" w:val="000000"/>
@@ -16098,6 +16902,7 @@
     </w:tblStylePr>
     <w:tblStylePr w:type="firstCol">
       <w:rPr>
+        <w:rFonts w:eastAsia="黑体"/>
         <w:color w:themeColor="background1" w:val="FFFFFF"/>
       </w:rPr>
       <w:tblPr/>
@@ -16107,6 +16912,7 @@
     </w:tblStylePr>
     <w:tblStylePr w:type="lastCol">
       <w:rPr>
+        <w:rFonts w:eastAsia="黑体"/>
         <w:color w:themeColor="background1" w:val="FFFFFF"/>
       </w:rPr>
       <w:tblPr/>
@@ -16136,6 +16942,7 @@
       <w:spacing w:after="0" w:line="240" w:lineRule="auto"/>
     </w:pPr>
     <w:rPr>
+      <w:rFonts w:eastAsia="黑体"/>
       <w:color w:themeColor="text1" w:val="000000"/>
     </w:rPr>
     <w:tblPr>
@@ -16157,6 +16964,7 @@
     </w:tcPr>
     <w:tblStylePr w:type="firstRow">
       <w:rPr>
+        <w:rFonts w:eastAsia="黑体"/>
         <w:b/>
         <w:bCs/>
       </w:rPr>
@@ -16167,6 +16975,7 @@
     </w:tblStylePr>
     <w:tblStylePr w:type="lastRow">
       <w:rPr>
+        <w:rFonts w:eastAsia="黑体"/>
         <w:b/>
         <w:bCs/>
         <w:color w:themeColor="text1" w:val="000000"/>
@@ -16178,6 +16987,7 @@
     </w:tblStylePr>
     <w:tblStylePr w:type="firstCol">
       <w:rPr>
+        <w:rFonts w:eastAsia="黑体"/>
         <w:color w:themeColor="background1" w:val="FFFFFF"/>
       </w:rPr>
       <w:tblPr/>
@@ -16187,6 +16997,7 @@
     </w:tblStylePr>
     <w:tblStylePr w:type="lastCol">
       <w:rPr>
+        <w:rFonts w:eastAsia="黑体"/>
         <w:color w:themeColor="background1" w:val="FFFFFF"/>
       </w:rPr>
       <w:tblPr/>
@@ -16216,6 +17027,7 @@
       <w:spacing w:after="0" w:line="240" w:lineRule="auto"/>
     </w:pPr>
     <w:rPr>
+      <w:rFonts w:eastAsia="黑体"/>
       <w:color w:themeColor="text1" w:val="000000"/>
     </w:rPr>
     <w:tblPr>
@@ -16237,6 +17049,7 @@
     </w:tcPr>
     <w:tblStylePr w:type="firstRow">
       <w:rPr>
+        <w:rFonts w:eastAsia="黑体"/>
         <w:b/>
         <w:bCs/>
       </w:rPr>
@@ -16247,6 +17060,7 @@
     </w:tblStylePr>
     <w:tblStylePr w:type="lastRow">
       <w:rPr>
+        <w:rFonts w:eastAsia="黑体"/>
         <w:b/>
         <w:bCs/>
         <w:color w:themeColor="text1" w:val="000000"/>
@@ -16258,6 +17072,7 @@
     </w:tblStylePr>
     <w:tblStylePr w:type="firstCol">
       <w:rPr>
+        <w:rFonts w:eastAsia="黑体"/>
         <w:color w:themeColor="background1" w:val="FFFFFF"/>
       </w:rPr>
       <w:tblPr/>
@@ -16267,6 +17082,7 @@
     </w:tblStylePr>
     <w:tblStylePr w:type="lastCol">
       <w:rPr>
+        <w:rFonts w:eastAsia="黑体"/>
         <w:color w:themeColor="background1" w:val="FFFFFF"/>
       </w:rPr>
       <w:tblPr/>
@@ -16296,6 +17112,7 @@
       <w:spacing w:after="0" w:line="240" w:lineRule="auto"/>
     </w:pPr>
     <w:rPr>
+      <w:rFonts w:eastAsia="黑体"/>
       <w:color w:themeColor="text1" w:val="000000"/>
     </w:rPr>
     <w:tblPr>
@@ -16317,6 +17134,7 @@
     </w:tcPr>
     <w:tblStylePr w:type="firstRow">
       <w:rPr>
+        <w:rFonts w:eastAsia="黑体"/>
         <w:b/>
         <w:bCs/>
       </w:rPr>
@@ -16327,6 +17145,7 @@
     </w:tblStylePr>
     <w:tblStylePr w:type="lastRow">
       <w:rPr>
+        <w:rFonts w:eastAsia="黑体"/>
         <w:b/>
         <w:bCs/>
         <w:color w:themeColor="text1" w:val="000000"/>
@@ -16338,6 +17157,7 @@
     </w:tblStylePr>
     <w:tblStylePr w:type="firstCol">
       <w:rPr>
+        <w:rFonts w:eastAsia="黑体"/>
         <w:color w:themeColor="background1" w:val="FFFFFF"/>
       </w:rPr>
       <w:tblPr/>
@@ -16347,6 +17167,7 @@
     </w:tblStylePr>
     <w:tblStylePr w:type="lastCol">
       <w:rPr>
+        <w:rFonts w:eastAsia="黑体"/>
         <w:color w:themeColor="background1" w:val="FFFFFF"/>
       </w:rPr>
       <w:tblPr/>
@@ -16376,6 +17197,7 @@
       <w:spacing w:after="0" w:line="240" w:lineRule="auto"/>
     </w:pPr>
     <w:rPr>
+      <w:rFonts w:eastAsia="黑体"/>
       <w:color w:themeColor="text1" w:val="000000"/>
     </w:rPr>
     <w:tblPr>
@@ -16397,6 +17219,7 @@
     </w:tcPr>
     <w:tblStylePr w:type="firstRow">
       <w:rPr>
+        <w:rFonts w:eastAsia="黑体"/>
         <w:b/>
         <w:bCs/>
       </w:rPr>
@@ -16407,6 +17230,7 @@
     </w:tblStylePr>
     <w:tblStylePr w:type="lastRow">
       <w:rPr>
+        <w:rFonts w:eastAsia="黑体"/>
         <w:b/>
         <w:bCs/>
         <w:color w:themeColor="text1" w:val="000000"/>
@@ -16418,6 +17242,7 @@
     </w:tblStylePr>
     <w:tblStylePr w:type="firstCol">
       <w:rPr>
+        <w:rFonts w:eastAsia="黑体"/>
         <w:color w:themeColor="background1" w:val="FFFFFF"/>
       </w:rPr>
       <w:tblPr/>
@@ -16427,6 +17252,7 @@
     </w:tblStylePr>
     <w:tblStylePr w:type="lastCol">
       <w:rPr>
+        <w:rFonts w:eastAsia="黑体"/>
         <w:color w:themeColor="background1" w:val="FFFFFF"/>
       </w:rPr>
       <w:tblPr/>
@@ -16456,6 +17282,7 @@
       <w:spacing w:after="0" w:line="240" w:lineRule="auto"/>
     </w:pPr>
     <w:rPr>
+      <w:rFonts w:eastAsia="黑体"/>
       <w:color w:themeColor="text1" w:val="000000"/>
     </w:rPr>
     <w:tblPr>
@@ -16477,6 +17304,7 @@
     </w:tcPr>
     <w:tblStylePr w:type="firstRow">
       <w:rPr>
+        <w:rFonts w:eastAsia="黑体"/>
         <w:b/>
         <w:bCs/>
       </w:rPr>
@@ -16487,6 +17315,7 @@
     </w:tblStylePr>
     <w:tblStylePr w:type="lastRow">
       <w:rPr>
+        <w:rFonts w:eastAsia="黑体"/>
         <w:b/>
         <w:bCs/>
         <w:color w:themeColor="text1" w:val="000000"/>
@@ -16498,6 +17327,7 @@
     </w:tblStylePr>
     <w:tblStylePr w:type="firstCol">
       <w:rPr>
+        <w:rFonts w:eastAsia="黑体"/>
         <w:color w:themeColor="background1" w:val="FFFFFF"/>
       </w:rPr>
       <w:tblPr/>
@@ -16507,6 +17337,7 @@
     </w:tblStylePr>
     <w:tblStylePr w:type="lastCol">
       <w:rPr>
+        <w:rFonts w:eastAsia="黑体"/>
         <w:color w:themeColor="background1" w:val="FFFFFF"/>
       </w:rPr>
       <w:tblPr/>
@@ -16536,6 +17367,7 @@
       <w:spacing w:after="0" w:line="240" w:lineRule="auto"/>
     </w:pPr>
     <w:rPr>
+      <w:rFonts w:eastAsia="黑体"/>
       <w:color w:themeColor="text1" w:val="000000"/>
     </w:rPr>
     <w:tblPr>
@@ -16557,6 +17389,7 @@
     </w:tcPr>
     <w:tblStylePr w:type="firstRow">
       <w:rPr>
+        <w:rFonts w:eastAsia="黑体"/>
         <w:b/>
         <w:bCs/>
       </w:rPr>
@@ -16567,6 +17400,7 @@
     </w:tblStylePr>
     <w:tblStylePr w:type="lastRow">
       <w:rPr>
+        <w:rFonts w:eastAsia="黑体"/>
         <w:b/>
         <w:bCs/>
         <w:color w:themeColor="text1" w:val="000000"/>
@@ -16578,6 +17412,7 @@
     </w:tblStylePr>
     <w:tblStylePr w:type="firstCol">
       <w:rPr>
+        <w:rFonts w:eastAsia="黑体"/>
         <w:color w:themeColor="background1" w:val="FFFFFF"/>
       </w:rPr>
       <w:tblPr/>
@@ -16587,6 +17422,7 @@
     </w:tblStylePr>
     <w:tblStylePr w:type="lastCol">
       <w:rPr>
+        <w:rFonts w:eastAsia="黑体"/>
         <w:color w:themeColor="background1" w:val="FFFFFF"/>
       </w:rPr>
       <w:tblPr/>
@@ -16619,6 +17455,7 @@
     <w:name w:val="KeywordTok"/>
     <w:basedOn w:val="VerbatimChar"/>
     <w:rPr>
+      <w:rFonts w:eastAsia="黑体"/>
       <w:b/>
       <w:color w:val="007020"/>
     </w:rPr>
@@ -16627,6 +17464,7 @@
     <w:name w:val="DataTypeTok"/>
     <w:basedOn w:val="VerbatimChar"/>
     <w:rPr>
+      <w:rFonts w:eastAsia="黑体"/>
       <w:color w:val="902000"/>
     </w:rPr>
   </w:style>
@@ -16634,6 +17472,7 @@
     <w:name w:val="DecValTok"/>
     <w:basedOn w:val="VerbatimChar"/>
     <w:rPr>
+      <w:rFonts w:eastAsia="黑体"/>
       <w:color w:val="40a070"/>
     </w:rPr>
   </w:style>
@@ -16641,6 +17480,7 @@
     <w:name w:val="BaseNTok"/>
     <w:basedOn w:val="VerbatimChar"/>
     <w:rPr>
+      <w:rFonts w:eastAsia="黑体"/>
       <w:color w:val="40a070"/>
     </w:rPr>
   </w:style>
@@ -16648,6 +17488,7 @@
     <w:name w:val="FloatTok"/>
     <w:basedOn w:val="VerbatimChar"/>
     <w:rPr>
+      <w:rFonts w:eastAsia="黑体"/>
       <w:color w:val="40a070"/>
     </w:rPr>
   </w:style>
@@ -16655,6 +17496,7 @@
     <w:name w:val="ConstantTok"/>
     <w:basedOn w:val="VerbatimChar"/>
     <w:rPr>
+      <w:rFonts w:eastAsia="黑体"/>
       <w:color w:val="880000"/>
     </w:rPr>
   </w:style>
@@ -16662,6 +17504,7 @@
     <w:name w:val="CharTok"/>
     <w:basedOn w:val="VerbatimChar"/>
     <w:rPr>
+      <w:rFonts w:eastAsia="黑体"/>
       <w:color w:val="4070a0"/>
     </w:rPr>
   </w:style>
@@ -16669,6 +17512,7 @@
     <w:name w:val="SpecialCharTok"/>
     <w:basedOn w:val="VerbatimChar"/>
     <w:rPr>
+      <w:rFonts w:eastAsia="黑体"/>
       <w:color w:val="4070a0"/>
     </w:rPr>
   </w:style>
@@ -16676,6 +17520,7 @@
     <w:name w:val="StringTok"/>
     <w:basedOn w:val="VerbatimChar"/>
     <w:rPr>
+      <w:rFonts w:eastAsia="黑体"/>
       <w:color w:val="4070a0"/>
     </w:rPr>
   </w:style>
@@ -16683,6 +17528,7 @@
     <w:name w:val="VerbatimStringTok"/>
     <w:basedOn w:val="VerbatimChar"/>
     <w:rPr>
+      <w:rFonts w:eastAsia="黑体"/>
       <w:color w:val="4070a0"/>
     </w:rPr>
   </w:style>
@@ -16690,6 +17536,7 @@
     <w:name w:val="SpecialStringTok"/>
     <w:basedOn w:val="VerbatimChar"/>
     <w:rPr>
+      <w:rFonts w:eastAsia="黑体"/>
       <w:color w:val="bb6688"/>
     </w:rPr>
   </w:style>
@@ -16697,6 +17544,7 @@
     <w:name w:val="ImportTok"/>
     <w:basedOn w:val="VerbatimChar"/>
     <w:rPr>
+      <w:rFonts w:eastAsia="黑体"/>
       <w:b/>
       <w:color w:val="008000"/>
     </w:rPr>
@@ -16705,6 +17553,7 @@
     <w:name w:val="CommentTok"/>
     <w:basedOn w:val="VerbatimChar"/>
     <w:rPr>
+      <w:rFonts w:eastAsia="黑体"/>
       <w:i/>
       <w:color w:val="60a0b0"/>
     </w:rPr>
@@ -16713,6 +17562,7 @@
     <w:name w:val="DocumentationTok"/>
     <w:basedOn w:val="VerbatimChar"/>
     <w:rPr>
+      <w:rFonts w:eastAsia="黑体"/>
       <w:i/>
       <w:color w:val="ba2121"/>
     </w:rPr>
@@ -16721,6 +17571,7 @@
     <w:name w:val="AnnotationTok"/>
     <w:basedOn w:val="VerbatimChar"/>
     <w:rPr>
+      <w:rFonts w:eastAsia="黑体"/>
       <w:b/>
       <w:i/>
       <w:color w:val="60a0b0"/>
@@ -16730,6 +17581,7 @@
     <w:name w:val="CommentVarTok"/>
     <w:basedOn w:val="VerbatimChar"/>
     <w:rPr>
+      <w:rFonts w:eastAsia="黑体"/>
       <w:b/>
       <w:i/>
       <w:color w:val="60a0b0"/>
@@ -16739,6 +17591,7 @@
     <w:name w:val="OtherTok"/>
     <w:basedOn w:val="VerbatimChar"/>
     <w:rPr>
+      <w:rFonts w:eastAsia="黑体"/>
       <w:color w:val="007020"/>
     </w:rPr>
   </w:style>
@@ -16746,6 +17599,7 @@
     <w:name w:val="FunctionTok"/>
     <w:basedOn w:val="VerbatimChar"/>
     <w:rPr>
+      <w:rFonts w:eastAsia="黑体"/>
       <w:color w:val="06287e"/>
     </w:rPr>
   </w:style>
@@ -16753,6 +17607,7 @@
     <w:name w:val="VariableTok"/>
     <w:basedOn w:val="VerbatimChar"/>
     <w:rPr>
+      <w:rFonts w:eastAsia="黑体"/>
       <w:color w:val="19177c"/>
     </w:rPr>
   </w:style>
@@ -16760,6 +17615,7 @@
     <w:name w:val="ControlFlowTok"/>
     <w:basedOn w:val="VerbatimChar"/>
     <w:rPr>
+      <w:rFonts w:eastAsia="黑体"/>
       <w:b/>
       <w:color w:val="007020"/>
     </w:rPr>
@@ -16768,6 +17624,7 @@
     <w:name w:val="OperatorTok"/>
     <w:basedOn w:val="VerbatimChar"/>
     <w:rPr>
+      <w:rFonts w:eastAsia="黑体"/>
       <w:color w:val="666666"/>
     </w:rPr>
   </w:style>
@@ -16775,18 +17632,22 @@
     <w:name w:val="BuiltInTok"/>
     <w:basedOn w:val="VerbatimChar"/>
     <w:rPr>
+      <w:rFonts w:eastAsia="黑体"/>
       <w:color w:val="008000"/>
     </w:rPr>
   </w:style>
   <w:style w:type="character" w:customStyle="1" w:styleId="ExtensionTok">
     <w:name w:val="ExtensionTok"/>
     <w:basedOn w:val="VerbatimChar"/>
-    <w:rPr/>
+    <w:rPr>
+      <w:rFonts w:eastAsia="黑体"/>
+    </w:rPr>
   </w:style>
   <w:style w:type="character" w:customStyle="1" w:styleId="PreprocessorTok">
     <w:name w:val="PreprocessorTok"/>
     <w:basedOn w:val="VerbatimChar"/>
     <w:rPr>
+      <w:rFonts w:eastAsia="黑体"/>
       <w:color w:val="bc7a00"/>
     </w:rPr>
   </w:style>
@@ -16794,18 +17655,22 @@
     <w:name w:val="AttributeTok"/>
     <w:basedOn w:val="VerbatimChar"/>
     <w:rPr>
+      <w:rFonts w:eastAsia="黑体"/>
       <w:color w:val="7d9029"/>
     </w:rPr>
   </w:style>
   <w:style w:type="character" w:customStyle="1" w:styleId="RegionMarkerTok">
     <w:name w:val="RegionMarkerTok"/>
     <w:basedOn w:val="VerbatimChar"/>
-    <w:rPr/>
+    <w:rPr>
+      <w:rFonts w:eastAsia="黑体"/>
+    </w:rPr>
   </w:style>
   <w:style w:type="character" w:customStyle="1" w:styleId="InformationTok">
     <w:name w:val="InformationTok"/>
     <w:basedOn w:val="VerbatimChar"/>
     <w:rPr>
+      <w:rFonts w:eastAsia="黑体"/>
       <w:b/>
       <w:i/>
       <w:color w:val="60a0b0"/>
@@ -16815,6 +17680,7 @@
     <w:name w:val="WarningTok"/>
     <w:basedOn w:val="VerbatimChar"/>
     <w:rPr>
+      <w:rFonts w:eastAsia="黑体"/>
       <w:b/>
       <w:i/>
       <w:color w:val="60a0b0"/>
@@ -16824,6 +17690,7 @@
     <w:name w:val="AlertTok"/>
     <w:basedOn w:val="VerbatimChar"/>
     <w:rPr>
+      <w:rFonts w:eastAsia="黑体"/>
       <w:b/>
       <w:color w:val="ff0000"/>
     </w:rPr>
@@ -16832,6 +17699,7 @@
     <w:name w:val="ErrorTok"/>
     <w:basedOn w:val="VerbatimChar"/>
     <w:rPr>
+      <w:rFonts w:eastAsia="黑体"/>
       <w:b/>
       <w:color w:val="ff0000"/>
     </w:rPr>
@@ -16839,7 +17707,9 @@
   <w:style w:type="character" w:customStyle="1" w:styleId="NormalTok">
     <w:name w:val="NormalTok"/>
     <w:basedOn w:val="VerbatimChar"/>
-    <w:rPr/>
+    <w:rPr>
+      <w:rFonts w:eastAsia="黑体"/>
+    </w:rPr>
   </w:style>
 </w:styles>
 </file>
@@ -16888,12 +17758,12 @@
     <a:fontScheme name="Office">
       <a:majorFont>
         <a:latin typeface="Calibri"/>
-        <a:ea typeface=""/>
+        <a:ea typeface="黑体"/>
         <a:cs typeface=""/>
         <a:font script="Jpan" typeface="ＭＳ ゴシック"/>
         <a:font script="Hang" typeface="맑은 고딕"/>
-        <a:font script="Hans" typeface="宋体"/>
-        <a:font script="Hant" typeface="新細明體"/>
+        <a:font script="Hans" typeface="黑体"/>
+        <a:font script="Hant" typeface="黑体"/>
         <a:font script="Arab" typeface="Times New Roman"/>
         <a:font script="Hebr" typeface="Times New Roman"/>
         <a:font script="Thai" typeface="Angsana New"/>
@@ -16923,12 +17793,12 @@
       </a:majorFont>
       <a:minorFont>
         <a:latin typeface="Cambria"/>
-        <a:ea typeface=""/>
+        <a:ea typeface="黑体"/>
         <a:cs typeface=""/>
         <a:font script="Jpan" typeface="ＭＳ 明朝"/>
         <a:font script="Hang" typeface="맑은 고딕"/>
-        <a:font script="Hans" typeface="宋体"/>
-        <a:font script="Hant" typeface="新細明體"/>
+        <a:font script="Hans" typeface="黑体"/>
+        <a:font script="Hant" typeface="黑体"/>
         <a:font script="Arab" typeface="Arial"/>
         <a:font script="Hebr" typeface="Arial"/>
         <a:font script="Thai" typeface="Cordia New"/>

--- a/11-变流电路/02-逆变电路/SVPWM逆变电路/SVPWM逆变电路.docx
+++ b/11-变流电路/02-逆变电路/SVPWM逆变电路/SVPWM逆变电路.docx
@@ -4684,7 +4684,7 @@
           <w:color w:val="555555"/>
           <w:sz w:val="21"/>
         </w:rPr>
-        <w:t>材料收集者：杜文杰，WX手机：19519196569，QQ:3478827729</w:t>
+        <w:t>材料收集者：杜文杰，微信/手机：19519196569，QQ:3478827729</w:t>
       </w:r>
     </w:p>
     <w:sectPr>
